--- a/Fase 1/Evidencias Individuales/1_1_APT122_Maulen_Alberto_AutoevaluacionCompetenciasFase1.docx
+++ b/Fase 1/Evidencias Individuales/1_1_APT122_Maulen_Alberto_AutoevaluacionCompetenciasFase1.docx
@@ -1,6 +1,6 @@
 
 <file path=word/document.xml><?xml version="1.0" encoding="utf-8"?>
-<w:document xmlns:wpc="http://schemas.microsoft.com/office/word/2010/wordprocessingCanvas" xmlns:cx="http://schemas.microsoft.com/office/drawing/2014/chartex" xmlns:mc="http://schemas.openxmlformats.org/markup-compatibility/2006" xmlns:o="urn:schemas-microsoft-com:office:office" xmlns:r="http://schemas.openxmlformats.org/officeDocument/2006/relationships" xmlns:m="http://schemas.openxmlformats.org/officeDocument/2006/math" xmlns:v="urn:schemas-microsoft-com:vml" xmlns:wp14="http://schemas.microsoft.com/office/word/2010/wordprocessingDrawing" xmlns:wp="http://schemas.openxmlformats.org/drawingml/2006/wordprocessingDrawing" xmlns:w10="urn:schemas-microsoft-com:office:word" xmlns:w="http://schemas.openxmlformats.org/wordprocessingml/2006/main" xmlns:w14="http://schemas.microsoft.com/office/word/2010/wordml" xmlns:w15="http://schemas.microsoft.com/office/word/2012/wordml" xmlns:w16se="http://schemas.microsoft.com/office/word/2015/wordml/symex" xmlns:wpg="http://schemas.microsoft.com/office/word/2010/wordprocessingGroup" xmlns:wpi="http://schemas.microsoft.com/office/word/2010/wordprocessingInk" xmlns:wne="http://schemas.microsoft.com/office/word/2006/wordml" xmlns:wps="http://schemas.microsoft.com/office/word/2010/wordprocessingShape" mc:Ignorable="w14 w15 w16se wp14">
+<w:document xmlns:wpc="http://schemas.microsoft.com/office/word/2010/wordprocessingCanvas" xmlns:cx="http://schemas.microsoft.com/office/drawing/2014/chartex" xmlns:cx1="http://schemas.microsoft.com/office/drawing/2015/9/8/chartex" xmlns:cx2="http://schemas.microsoft.com/office/drawing/2015/10/21/chartex" xmlns:cx3="http://schemas.microsoft.com/office/drawing/2016/5/9/chartex" xmlns:cx4="http://schemas.microsoft.com/office/drawing/2016/5/10/chartex" xmlns:cx5="http://schemas.microsoft.com/office/drawing/2016/5/11/chartex" xmlns:cx6="http://schemas.microsoft.com/office/drawing/2016/5/12/chartex" xmlns:cx7="http://schemas.microsoft.com/office/drawing/2016/5/13/chartex" xmlns:cx8="http://schemas.microsoft.com/office/drawing/2016/5/14/chartex" xmlns:mc="http://schemas.openxmlformats.org/markup-compatibility/2006" xmlns:aink="http://schemas.microsoft.com/office/drawing/2016/ink" xmlns:am3d="http://schemas.microsoft.com/office/drawing/2017/model3d" xmlns:o="urn:schemas-microsoft-com:office:office" xmlns:oel="http://schemas.microsoft.com/office/2019/extlst" xmlns:r="http://schemas.openxmlformats.org/officeDocument/2006/relationships" xmlns:m="http://schemas.openxmlformats.org/officeDocument/2006/math" xmlns:v="urn:schemas-microsoft-com:vml" xmlns:wp14="http://schemas.microsoft.com/office/word/2010/wordprocessingDrawing" xmlns:wp="http://schemas.openxmlformats.org/drawingml/2006/wordprocessingDrawing" xmlns:w10="urn:schemas-microsoft-com:office:word" xmlns:w="http://schemas.openxmlformats.org/wordprocessingml/2006/main" xmlns:w14="http://schemas.microsoft.com/office/word/2010/wordml" xmlns:w15="http://schemas.microsoft.com/office/word/2012/wordml" xmlns:w16cex="http://schemas.microsoft.com/office/word/2018/wordml/cex" xmlns:w16cid="http://schemas.microsoft.com/office/word/2016/wordml/cid" xmlns:w16="http://schemas.microsoft.com/office/word/2018/wordml" xmlns:w16du="http://schemas.microsoft.com/office/word/2023/wordml/word16du" xmlns:w16sdtdh="http://schemas.microsoft.com/office/word/2020/wordml/sdtdatahash" xmlns:w16sdtfl="http://schemas.microsoft.com/office/word/2024/wordml/sdtformatlock" xmlns:w16se="http://schemas.microsoft.com/office/word/2015/wordml/symex" xmlns:wpg="http://schemas.microsoft.com/office/word/2010/wordprocessingGroup" xmlns:wpi="http://schemas.microsoft.com/office/word/2010/wordprocessingInk" xmlns:wne="http://schemas.microsoft.com/office/word/2006/wordml" xmlns:wps="http://schemas.microsoft.com/office/word/2010/wordprocessingShape" mc:Ignorable="w14 w15 w16se w16cid w16 w16cex w16sdtdh w16sdtfl w16du wp14">
   <w:body>
     <w:p>
       <w:pPr>
@@ -11,7 +11,7 @@
           <w:szCs w:val="26"/>
         </w:rPr>
       </w:pPr>
-      <w:bookmarkStart w:name="_Toc94815000" w:id="0"/>
+      <w:bookmarkStart w:id="0" w:name="_Toc94815000"/>
       <w:r>
         <w:rPr>
           <w:color w:val="2E74B5" w:themeColor="accent1" w:themeShade="BF"/>
@@ -54,97 +54,83 @@
         <w:t xml:space="preserve"> </w:t>
       </w:r>
     </w:p>
-    <w:p w14:noSpellErr="1">
-      <w:pPr>
-        <w:rPr>
-          <w:color w:val="auto"/>
-        </w:rPr>
-      </w:pPr>
+    <w:p>
       <w:r>
-        <w:rPr>
-          <w:color w:val="auto"/>
-        </w:rPr>
         <w:t>(complemento de la Pauta de Reflexión Definición Proyecto APT)</w:t>
       </w:r>
       <w:r>
-        <w:rPr>
-          <w:color w:val="auto"/>
-        </w:rPr>
         <w:t xml:space="preserve"> </w:t>
       </w:r>
     </w:p>
-    <w:p w14:noSpellErr="1">
+    <w:p>
       <w:pPr>
         <w:jc w:val="both"/>
         <w:rPr>
-          <w:rFonts w:eastAsia="" w:cs="Calibri" w:eastAsiaTheme="majorEastAsia" w:cstheme="minorAscii"/>
-          <w:color w:val="auto" w:themeColor="background2" w:themeShade="80"/>
+          <w:rFonts w:eastAsiaTheme="majorEastAsia"/>
+          <w:color w:val="767171" w:themeColor="background2" w:themeShade="80"/>
           <w:sz w:val="24"/>
           <w:szCs w:val="24"/>
         </w:rPr>
       </w:pPr>
     </w:p>
-    <w:p w14:noSpellErr="1">
+    <w:p>
       <w:pPr>
         <w:jc w:val="both"/>
         <w:rPr>
-          <w:rFonts w:eastAsia="" w:cs="Calibri" w:eastAsiaTheme="majorEastAsia" w:cstheme="minorAscii"/>
-          <w:color w:val="auto" w:themeColor="background2" w:themeShade="80"/>
+          <w:rFonts w:eastAsiaTheme="majorEastAsia"/>
+          <w:color w:val="767171" w:themeColor="background2" w:themeShade="80"/>
           <w:sz w:val="24"/>
           <w:szCs w:val="24"/>
         </w:rPr>
       </w:pPr>
       <w:r>
         <w:rPr>
-          <w:rFonts w:eastAsia="" w:cs="Calibri" w:eastAsiaTheme="majorEastAsia" w:cstheme="minorAscii"/>
-          <w:color w:val="auto"/>
+          <w:rFonts w:eastAsiaTheme="majorEastAsia"/>
           <w:sz w:val="24"/>
           <w:szCs w:val="24"/>
         </w:rPr>
         <w:t xml:space="preserve">Objetivo: </w:t>
       </w:r>
     </w:p>
-    <w:p w14:noSpellErr="1">
+    <w:p>
       <w:pPr>
         <w:jc w:val="both"/>
         <w:rPr>
-          <w:rFonts w:eastAsia="" w:cs="Calibri" w:eastAsiaTheme="majorEastAsia" w:cstheme="minorAscii"/>
-          <w:color w:val="auto" w:themeColor="background2" w:themeShade="80"/>
+          <w:rFonts w:eastAsiaTheme="majorEastAsia"/>
+          <w:color w:val="767171" w:themeColor="background2" w:themeShade="80"/>
           <w:sz w:val="24"/>
           <w:szCs w:val="24"/>
         </w:rPr>
       </w:pPr>
       <w:r>
         <w:rPr>
-          <w:rFonts w:eastAsia="" w:cs="Calibri" w:eastAsiaTheme="majorEastAsia" w:cstheme="minorAscii"/>
-          <w:color w:val="auto"/>
+          <w:rFonts w:eastAsiaTheme="majorEastAsia"/>
           <w:sz w:val="24"/>
           <w:szCs w:val="24"/>
         </w:rPr>
         <w:t>El objetivo de esta pauta de autoevaluación es que identifiques tus niveles de logro en las competencias de tu plan de estudio para que, a partir de tus fortalezas y oportunidades de mejora, puedas definir mejor tu proyecto APT. Esta pauta de autoevaluación es un complemento de las reflexiones iniciales de APT que también te ayudarán a definir tu Proyecto APT.</w:t>
       </w:r>
     </w:p>
-    <w:p w14:noSpellErr="1">
+    <w:p>
       <w:pPr>
         <w:jc w:val="both"/>
         <w:rPr>
-          <w:rFonts w:eastAsia="" w:cs="Calibri" w:eastAsiaTheme="majorEastAsia" w:cstheme="minorAscii"/>
-          <w:color w:val="auto" w:themeColor="background2" w:themeShade="80"/>
+          <w:rFonts w:eastAsiaTheme="majorEastAsia"/>
+          <w:color w:val="767171" w:themeColor="background2" w:themeShade="80"/>
           <w:sz w:val="24"/>
           <w:szCs w:val="24"/>
         </w:rPr>
       </w:pPr>
       <w:r>
         <w:rPr>
-          <w:rFonts w:eastAsia="" w:cs="Calibri" w:eastAsiaTheme="majorEastAsia" w:cstheme="minorAscii"/>
-          <w:color w:val="auto"/>
+          <w:rFonts w:eastAsiaTheme="majorEastAsia"/>
           <w:sz w:val="24"/>
           <w:szCs w:val="24"/>
         </w:rPr>
         <w:t xml:space="preserve">Instrucciones: </w:t>
       </w:r>
     </w:p>
-    <w:p w14:noSpellErr="1">
+    <w:p>
       <w:pPr>
         <w:pStyle w:val="Prrafodelista"/>
         <w:numPr>
@@ -153,16 +139,15 @@
         </w:numPr>
         <w:jc w:val="both"/>
         <w:rPr>
-          <w:rFonts w:eastAsia="" w:cs="Calibri" w:eastAsiaTheme="majorEastAsia" w:cstheme="minorAscii"/>
-          <w:color w:val="auto" w:themeColor="background2" w:themeShade="80"/>
+          <w:rFonts w:eastAsiaTheme="majorEastAsia"/>
+          <w:color w:val="767171" w:themeColor="background2" w:themeShade="80"/>
           <w:sz w:val="24"/>
           <w:szCs w:val="24"/>
         </w:rPr>
       </w:pPr>
       <w:r>
         <w:rPr>
-          <w:rFonts w:eastAsia="" w:cs="Calibri" w:eastAsiaTheme="majorEastAsia" w:cstheme="minorAscii"/>
-          <w:color w:val="auto"/>
+          <w:rFonts w:eastAsiaTheme="majorEastAsia"/>
           <w:sz w:val="24"/>
           <w:szCs w:val="24"/>
         </w:rPr>
@@ -170,8 +155,7 @@
       </w:r>
       <w:r>
         <w:rPr>
-          <w:rFonts w:eastAsia="" w:cs="Calibri" w:eastAsiaTheme="majorEastAsia" w:cstheme="minorAscii"/>
-          <w:color w:val="auto"/>
+          <w:rFonts w:eastAsiaTheme="majorEastAsia"/>
           <w:sz w:val="24"/>
           <w:szCs w:val="24"/>
         </w:rPr>
@@ -179,15 +163,14 @@
       </w:r>
       <w:r>
         <w:rPr>
-          <w:rFonts w:eastAsia="" w:cs="Calibri" w:eastAsiaTheme="majorEastAsia" w:cstheme="minorAscii"/>
-          <w:color w:val="auto"/>
+          <w:rFonts w:eastAsiaTheme="majorEastAsia"/>
           <w:sz w:val="24"/>
           <w:szCs w:val="24"/>
         </w:rPr>
         <w:t>te)</w:t>
       </w:r>
     </w:p>
-    <w:p w14:noSpellErr="1">
+    <w:p>
       <w:pPr>
         <w:pStyle w:val="Prrafodelista"/>
         <w:numPr>
@@ -196,23 +179,40 @@
         </w:numPr>
         <w:jc w:val="both"/>
         <w:rPr>
-          <w:rFonts w:eastAsia="" w:cs="Calibri" w:eastAsiaTheme="majorEastAsia" w:cstheme="minorAscii"/>
-          <w:color w:val="auto" w:themeColor="background2" w:themeShade="80"/>
+          <w:rFonts w:eastAsiaTheme="majorEastAsia"/>
+          <w:color w:val="767171" w:themeColor="background2" w:themeShade="80"/>
           <w:sz w:val="24"/>
           <w:szCs w:val="24"/>
         </w:rPr>
       </w:pPr>
       <w:r>
         <w:rPr>
-          <w:rFonts w:eastAsia="" w:cs="Calibri" w:eastAsiaTheme="majorEastAsia" w:cstheme="minorAscii"/>
-          <w:color w:val="auto"/>
+          <w:rFonts w:eastAsiaTheme="majorEastAsia"/>
           <w:sz w:val="24"/>
           <w:szCs w:val="24"/>
         </w:rPr>
-        <w:t xml:space="preserve">Piensa en tu proceso de aprendizaje durante el tiempo que has estudiando en Duoc UC y evalúa el nivel de logro que alcanzaste en cada competencia de tu plan de estudio. </w:t>
+        <w:t xml:space="preserve">Piensa en tu proceso de aprendizaje durante el tiempo que has </w:t>
+      </w:r>
+      <w:proofErr w:type="gramStart"/>
+      <w:r>
+        <w:rPr>
+          <w:rFonts w:eastAsiaTheme="majorEastAsia"/>
+          <w:sz w:val="24"/>
+          <w:szCs w:val="24"/>
+        </w:rPr>
+        <w:t>estudiando</w:t>
+      </w:r>
+      <w:proofErr w:type="gramEnd"/>
+      <w:r>
+        <w:rPr>
+          <w:rFonts w:eastAsiaTheme="majorEastAsia"/>
+          <w:sz w:val="24"/>
+          <w:szCs w:val="24"/>
+        </w:rPr>
+        <w:t xml:space="preserve"> en Duoc UC y evalúa el nivel de logro que alcanzaste en cada competencia de tu plan de estudio. </w:t>
       </w:r>
     </w:p>
-    <w:p w14:noSpellErr="1">
+    <w:p>
       <w:pPr>
         <w:pStyle w:val="Prrafodelista"/>
         <w:numPr>
@@ -221,30 +221,26 @@
         </w:numPr>
         <w:jc w:val="both"/>
         <w:rPr>
-          <w:rFonts w:eastAsia="" w:cs="Calibri" w:eastAsiaTheme="majorEastAsia" w:cstheme="minorAscii"/>
-          <w:color w:val="auto" w:themeColor="background2" w:themeShade="80"/>
+          <w:rFonts w:eastAsiaTheme="majorEastAsia"/>
+          <w:color w:val="767171" w:themeColor="background2" w:themeShade="80"/>
           <w:sz w:val="24"/>
           <w:szCs w:val="24"/>
         </w:rPr>
       </w:pPr>
       <w:r>
         <w:rPr>
-          <w:rFonts w:eastAsia="" w:cs="Calibri" w:eastAsiaTheme="majorEastAsia" w:cstheme="minorAscii"/>
-          <w:color w:val="auto"/>
+          <w:rFonts w:eastAsiaTheme="majorEastAsia"/>
           <w:sz w:val="24"/>
           <w:szCs w:val="24"/>
         </w:rPr>
         <w:t>Marca con una cruz el nivel de logro alcanzado para cada aprendizaje de las unidades de competencia según las siguientes categorías:</w:t>
       </w:r>
     </w:p>
-    <w:p w14:noSpellErr="1">
+    <w:p>
       <w:pPr>
         <w:pStyle w:val="Prrafodelista"/>
         <w:ind w:left="435"/>
         <w:jc w:val="both"/>
-        <w:rPr>
-          <w:color w:val="auto"/>
-        </w:rPr>
       </w:pPr>
     </w:p>
     <w:tbl>
@@ -253,12 +249,12 @@
         <w:tblW w:w="9780" w:type="dxa"/>
         <w:tblInd w:w="421" w:type="dxa"/>
         <w:tblBorders>
-          <w:top w:val="single" w:color="BFBFBF" w:themeColor="background1" w:themeShade="BF" w:sz="4" w:space="0"/>
-          <w:left w:val="single" w:color="BFBFBF" w:themeColor="background1" w:themeShade="BF" w:sz="4" w:space="0"/>
-          <w:bottom w:val="single" w:color="BFBFBF" w:themeColor="background1" w:themeShade="BF" w:sz="4" w:space="0"/>
-          <w:right w:val="single" w:color="BFBFBF" w:themeColor="background1" w:themeShade="BF" w:sz="4" w:space="0"/>
-          <w:insideH w:val="single" w:color="BFBFBF" w:themeColor="background1" w:themeShade="BF" w:sz="4" w:space="0"/>
-          <w:insideV w:val="single" w:color="BFBFBF" w:themeColor="background1" w:themeShade="BF" w:sz="4" w:space="0"/>
+          <w:top w:val="single" w:sz="4" w:space="0" w:color="BFBFBF" w:themeColor="background1" w:themeShade="BF"/>
+          <w:left w:val="single" w:sz="4" w:space="0" w:color="BFBFBF" w:themeColor="background1" w:themeShade="BF"/>
+          <w:bottom w:val="single" w:sz="4" w:space="0" w:color="BFBFBF" w:themeColor="background1" w:themeShade="BF"/>
+          <w:right w:val="single" w:sz="4" w:space="0" w:color="BFBFBF" w:themeColor="background1" w:themeShade="BF"/>
+          <w:insideH w:val="single" w:sz="4" w:space="0" w:color="BFBFBF" w:themeColor="background1" w:themeShade="BF"/>
+          <w:insideV w:val="single" w:sz="4" w:space="0" w:color="BFBFBF" w:themeColor="background1" w:themeShade="BF"/>
         </w:tblBorders>
         <w:tblLayout w:type="fixed"/>
         <w:tblLook w:val="04A0" w:firstRow="1" w:lastRow="0" w:firstColumn="1" w:lastColumn="0" w:noHBand="0" w:noVBand="1"/>
@@ -271,22 +267,19 @@
         <w:tc>
           <w:tcPr>
             <w:tcW w:w="2010" w:type="dxa"/>
-            <w:tcMar/>
           </w:tcPr>
-          <w:p w14:noSpellErr="1">
+          <w:p>
             <w:pPr>
               <w:jc w:val="center"/>
               <w:rPr>
-                <w:b w:val="1"/>
-                <w:bCs w:val="1"/>
-                <w:color w:val="auto"/>
+                <w:b/>
+                <w:bCs/>
               </w:rPr>
             </w:pPr>
             <w:r>
               <w:rPr>
-                <w:b w:val="1"/>
-                <w:bCs w:val="1"/>
-                <w:color w:val="auto"/>
+                <w:b/>
+                <w:bCs/>
               </w:rPr>
               <w:t>Categoría</w:t>
             </w:r>
@@ -295,22 +288,19 @@
         <w:tc>
           <w:tcPr>
             <w:tcW w:w="7770" w:type="dxa"/>
-            <w:tcMar/>
           </w:tcPr>
-          <w:p w14:noSpellErr="1">
+          <w:p>
             <w:pPr>
               <w:jc w:val="center"/>
               <w:rPr>
-                <w:b w:val="1"/>
-                <w:bCs w:val="1"/>
-                <w:color w:val="auto"/>
+                <w:b/>
+                <w:bCs/>
               </w:rPr>
             </w:pPr>
             <w:r>
               <w:rPr>
-                <w:b w:val="1"/>
-                <w:bCs w:val="1"/>
-                <w:color w:val="auto"/>
+                <w:b/>
+                <w:bCs/>
               </w:rPr>
               <w:t>Descripción</w:t>
             </w:r>
@@ -324,20 +314,18 @@
         <w:tc>
           <w:tcPr>
             <w:tcW w:w="2010" w:type="dxa"/>
-            <w:tcMar/>
           </w:tcPr>
-          <w:p w14:noSpellErr="1">
+          <w:p>
             <w:pPr>
               <w:pStyle w:val="Default"/>
-              <w:jc w:val="left"/>
-              <w:rPr>
-                <w:rFonts w:ascii="Calibri" w:hAnsi="Calibri" w:eastAsia="" w:cs="Calibri" w:asciiTheme="minorAscii" w:hAnsiTheme="minorAscii" w:eastAsiaTheme="majorEastAsia" w:cstheme="minorAscii"/>
-                <w:color w:val="auto" w:themeColor="background2" w:themeShade="80"/>
+              <w:rPr>
+                <w:rFonts w:asciiTheme="minorHAnsi" w:eastAsiaTheme="majorEastAsia" w:hAnsiTheme="minorHAnsi" w:cstheme="minorBidi"/>
+                <w:color w:val="767171" w:themeColor="background2" w:themeShade="80"/>
               </w:rPr>
             </w:pPr>
             <w:r>
               <w:rPr>
-                <w:rFonts w:ascii="Calibri" w:hAnsi="Calibri" w:eastAsia="" w:cs="Calibri" w:asciiTheme="minorAscii" w:hAnsiTheme="minorAscii" w:eastAsiaTheme="majorEastAsia" w:cstheme="minorAscii"/>
+                <w:rFonts w:asciiTheme="minorHAnsi" w:eastAsiaTheme="majorEastAsia" w:hAnsiTheme="minorHAnsi" w:cstheme="minorBidi"/>
                 <w:color w:val="auto"/>
               </w:rPr>
               <w:t>Excelente Dominio (ED)</w:t>
@@ -347,22 +335,19 @@
         <w:tc>
           <w:tcPr>
             <w:tcW w:w="7770" w:type="dxa"/>
-            <w:tcMar/>
           </w:tcPr>
-          <w:p w14:noSpellErr="1">
+          <w:p>
             <w:pPr>
-              <w:jc w:val="left"/>
-              <w:rPr>
-                <w:rFonts w:eastAsia="" w:cs="Calibri" w:eastAsiaTheme="majorEastAsia" w:cstheme="minorAscii"/>
-                <w:color w:val="auto" w:themeColor="background2" w:themeShade="80"/>
+              <w:rPr>
+                <w:rFonts w:eastAsiaTheme="majorEastAsia"/>
+                <w:color w:val="767171" w:themeColor="background2" w:themeShade="80"/>
                 <w:sz w:val="24"/>
                 <w:szCs w:val="24"/>
               </w:rPr>
             </w:pPr>
             <w:r>
               <w:rPr>
-                <w:rFonts w:eastAsia="" w:cs="Calibri" w:eastAsiaTheme="majorEastAsia" w:cstheme="minorAscii"/>
-                <w:color w:val="auto"/>
+                <w:rFonts w:eastAsiaTheme="majorEastAsia"/>
                 <w:sz w:val="24"/>
                 <w:szCs w:val="24"/>
               </w:rPr>
@@ -378,20 +363,18 @@
         <w:tc>
           <w:tcPr>
             <w:tcW w:w="2010" w:type="dxa"/>
-            <w:tcMar/>
           </w:tcPr>
-          <w:p w14:noSpellErr="1">
+          <w:p>
             <w:pPr>
               <w:pStyle w:val="Default"/>
-              <w:jc w:val="left"/>
-              <w:rPr>
-                <w:rFonts w:ascii="Calibri" w:hAnsi="Calibri" w:eastAsia="" w:cs="Calibri" w:asciiTheme="minorAscii" w:hAnsiTheme="minorAscii" w:eastAsiaTheme="majorEastAsia" w:cstheme="minorAscii"/>
-                <w:color w:val="auto" w:themeColor="background2" w:themeShade="80"/>
+              <w:rPr>
+                <w:rFonts w:asciiTheme="minorHAnsi" w:eastAsiaTheme="majorEastAsia" w:hAnsiTheme="minorHAnsi" w:cstheme="minorBidi"/>
+                <w:color w:val="767171" w:themeColor="background2" w:themeShade="80"/>
               </w:rPr>
             </w:pPr>
             <w:r>
               <w:rPr>
-                <w:rFonts w:ascii="Calibri" w:hAnsi="Calibri" w:eastAsia="" w:cs="Calibri" w:asciiTheme="minorAscii" w:hAnsiTheme="minorAscii" w:eastAsiaTheme="majorEastAsia" w:cstheme="minorAscii"/>
+                <w:rFonts w:asciiTheme="minorHAnsi" w:eastAsiaTheme="majorEastAsia" w:hAnsiTheme="minorHAnsi" w:cstheme="minorBidi"/>
                 <w:color w:val="auto"/>
               </w:rPr>
               <w:t xml:space="preserve">Alto Dominio (AD) </w:t>
@@ -401,22 +384,19 @@
         <w:tc>
           <w:tcPr>
             <w:tcW w:w="7770" w:type="dxa"/>
-            <w:tcMar/>
           </w:tcPr>
-          <w:p w14:noSpellErr="1">
+          <w:p>
             <w:pPr>
-              <w:jc w:val="left"/>
-              <w:rPr>
-                <w:rFonts w:eastAsia="" w:cs="Calibri" w:eastAsiaTheme="majorEastAsia" w:cstheme="minorAscii"/>
-                <w:color w:val="auto" w:themeColor="background2" w:themeShade="80"/>
+              <w:rPr>
+                <w:rFonts w:eastAsiaTheme="majorEastAsia"/>
+                <w:color w:val="767171" w:themeColor="background2" w:themeShade="80"/>
                 <w:sz w:val="24"/>
                 <w:szCs w:val="24"/>
               </w:rPr>
             </w:pPr>
             <w:r>
               <w:rPr>
-                <w:rFonts w:eastAsia="" w:cs="Calibri" w:eastAsiaTheme="majorEastAsia" w:cstheme="minorAscii"/>
-                <w:color w:val="auto"/>
+                <w:rFonts w:eastAsiaTheme="majorEastAsia"/>
                 <w:sz w:val="24"/>
                 <w:szCs w:val="24"/>
               </w:rPr>
@@ -432,20 +412,18 @@
         <w:tc>
           <w:tcPr>
             <w:tcW w:w="2010" w:type="dxa"/>
-            <w:tcMar/>
           </w:tcPr>
-          <w:p w14:noSpellErr="1">
+          <w:p>
             <w:pPr>
               <w:pStyle w:val="Default"/>
-              <w:jc w:val="left"/>
-              <w:rPr>
-                <w:rFonts w:ascii="Calibri" w:hAnsi="Calibri" w:eastAsia="" w:cs="Calibri" w:asciiTheme="minorAscii" w:hAnsiTheme="minorAscii" w:eastAsiaTheme="majorEastAsia" w:cstheme="minorAscii"/>
-                <w:color w:val="auto" w:themeColor="background2" w:themeShade="80"/>
+              <w:rPr>
+                <w:rFonts w:asciiTheme="minorHAnsi" w:eastAsiaTheme="majorEastAsia" w:hAnsiTheme="minorHAnsi" w:cstheme="minorBidi"/>
+                <w:color w:val="767171" w:themeColor="background2" w:themeShade="80"/>
               </w:rPr>
             </w:pPr>
             <w:r>
               <w:rPr>
-                <w:rFonts w:ascii="Calibri" w:hAnsi="Calibri" w:eastAsia="" w:cs="Calibri" w:asciiTheme="minorAscii" w:hAnsiTheme="minorAscii" w:eastAsiaTheme="majorEastAsia" w:cstheme="minorAscii"/>
+                <w:rFonts w:asciiTheme="minorHAnsi" w:eastAsiaTheme="majorEastAsia" w:hAnsiTheme="minorHAnsi" w:cstheme="minorBidi"/>
                 <w:color w:val="auto"/>
               </w:rPr>
               <w:t xml:space="preserve">Dominio Aceptable (DA) </w:t>
@@ -455,22 +433,19 @@
         <w:tc>
           <w:tcPr>
             <w:tcW w:w="7770" w:type="dxa"/>
-            <w:tcMar/>
           </w:tcPr>
-          <w:p w14:noSpellErr="1">
+          <w:p>
             <w:pPr>
-              <w:jc w:val="left"/>
-              <w:rPr>
-                <w:rFonts w:eastAsia="" w:cs="Calibri" w:eastAsiaTheme="majorEastAsia" w:cstheme="minorAscii"/>
-                <w:color w:val="auto" w:themeColor="background2" w:themeShade="80"/>
+              <w:rPr>
+                <w:rFonts w:eastAsiaTheme="majorEastAsia"/>
+                <w:color w:val="767171" w:themeColor="background2" w:themeShade="80"/>
                 <w:sz w:val="24"/>
                 <w:szCs w:val="24"/>
               </w:rPr>
             </w:pPr>
             <w:r>
               <w:rPr>
-                <w:rFonts w:eastAsia="" w:cs="Calibri" w:eastAsiaTheme="majorEastAsia" w:cstheme="minorAscii"/>
-                <w:color w:val="auto"/>
+                <w:rFonts w:eastAsiaTheme="majorEastAsia"/>
                 <w:sz w:val="24"/>
                 <w:szCs w:val="24"/>
               </w:rPr>
@@ -483,20 +458,18 @@
         <w:tc>
           <w:tcPr>
             <w:tcW w:w="2010" w:type="dxa"/>
-            <w:tcMar/>
           </w:tcPr>
-          <w:p w14:noSpellErr="1">
+          <w:p>
             <w:pPr>
               <w:pStyle w:val="Default"/>
-              <w:jc w:val="left"/>
-              <w:rPr>
-                <w:rFonts w:ascii="Calibri" w:hAnsi="Calibri" w:eastAsia="" w:cs="Calibri" w:asciiTheme="minorAscii" w:hAnsiTheme="minorAscii" w:eastAsiaTheme="majorEastAsia" w:cstheme="minorAscii"/>
-                <w:color w:val="auto" w:themeColor="background2" w:themeShade="80"/>
+              <w:rPr>
+                <w:rFonts w:asciiTheme="minorHAnsi" w:eastAsiaTheme="majorEastAsia" w:hAnsiTheme="minorHAnsi" w:cstheme="minorBidi"/>
+                <w:color w:val="767171" w:themeColor="background2" w:themeShade="80"/>
               </w:rPr>
             </w:pPr>
             <w:r>
               <w:rPr>
-                <w:rFonts w:ascii="Calibri" w:hAnsi="Calibri" w:eastAsia="" w:cs="Calibri" w:asciiTheme="minorAscii" w:hAnsiTheme="minorAscii" w:eastAsiaTheme="majorEastAsia" w:cstheme="minorAscii"/>
+                <w:rFonts w:asciiTheme="minorHAnsi" w:eastAsiaTheme="majorEastAsia" w:hAnsiTheme="minorHAnsi" w:cstheme="minorBidi"/>
                 <w:color w:val="auto"/>
               </w:rPr>
               <w:t>Dominio insuficiente (DP)</w:t>
@@ -506,22 +479,19 @@
         <w:tc>
           <w:tcPr>
             <w:tcW w:w="7770" w:type="dxa"/>
-            <w:tcMar/>
           </w:tcPr>
-          <w:p w14:noSpellErr="1">
+          <w:p>
             <w:pPr>
-              <w:jc w:val="left"/>
-              <w:rPr>
-                <w:rFonts w:eastAsia="" w:cs="Calibri" w:eastAsiaTheme="majorEastAsia" w:cstheme="minorAscii"/>
-                <w:color w:val="auto" w:themeColor="background2" w:themeShade="80"/>
+              <w:rPr>
+                <w:rFonts w:eastAsiaTheme="majorEastAsia"/>
+                <w:color w:val="767171" w:themeColor="background2" w:themeShade="80"/>
                 <w:sz w:val="24"/>
                 <w:szCs w:val="24"/>
               </w:rPr>
             </w:pPr>
             <w:r>
               <w:rPr>
-                <w:rFonts w:eastAsia="" w:cs="Calibri" w:eastAsiaTheme="majorEastAsia" w:cstheme="minorAscii"/>
-                <w:color w:val="auto"/>
+                <w:rFonts w:eastAsiaTheme="majorEastAsia"/>
                 <w:sz w:val="24"/>
                 <w:szCs w:val="24"/>
               </w:rPr>
@@ -529,8 +499,7 @@
             </w:r>
             <w:r>
               <w:rPr>
-                <w:rFonts w:eastAsia="" w:cs="Calibri" w:eastAsiaTheme="majorEastAsia" w:cstheme="minorAscii"/>
-                <w:color w:val="auto"/>
+                <w:rFonts w:eastAsiaTheme="majorEastAsia"/>
                 <w:sz w:val="24"/>
                 <w:szCs w:val="24"/>
               </w:rPr>
@@ -538,8 +507,7 @@
             </w:r>
             <w:r>
               <w:rPr>
-                <w:rFonts w:eastAsia="" w:cs="Calibri" w:eastAsiaTheme="majorEastAsia" w:cstheme="minorAscii"/>
-                <w:color w:val="auto"/>
+                <w:rFonts w:eastAsiaTheme="majorEastAsia"/>
                 <w:sz w:val="24"/>
                 <w:szCs w:val="24"/>
               </w:rPr>
@@ -555,71 +523,53 @@
         <w:tc>
           <w:tcPr>
             <w:tcW w:w="2010" w:type="dxa"/>
-            <w:tcMar/>
           </w:tcPr>
-          <w:p w14:noSpellErr="1">
+          <w:p>
             <w:pPr>
               <w:pStyle w:val="Default"/>
-              <w:jc w:val="left"/>
-              <w:rPr>
-                <w:rFonts w:ascii="Calibri" w:hAnsi="Calibri" w:eastAsia="" w:cs="Calibri" w:asciiTheme="minorAscii" w:hAnsiTheme="minorAscii" w:eastAsiaTheme="majorEastAsia" w:cstheme="minorAscii"/>
-                <w:color w:val="auto" w:themeColor="background2" w:themeShade="80"/>
+              <w:rPr>
+                <w:rFonts w:asciiTheme="minorHAnsi" w:eastAsiaTheme="majorEastAsia" w:hAnsiTheme="minorHAnsi" w:cstheme="minorBidi"/>
+                <w:color w:val="767171" w:themeColor="background2" w:themeShade="80"/>
               </w:rPr>
             </w:pPr>
             <w:r>
               <w:rPr>
-                <w:rFonts w:ascii="Calibri" w:hAnsi="Calibri" w:eastAsia="" w:cs="Calibri" w:asciiTheme="minorAscii" w:hAnsiTheme="minorAscii" w:eastAsiaTheme="majorEastAsia" w:cstheme="minorAscii"/>
+                <w:rFonts w:asciiTheme="minorHAnsi" w:eastAsiaTheme="majorEastAsia" w:hAnsiTheme="minorHAnsi" w:cstheme="minorBidi"/>
                 <w:color w:val="auto"/>
               </w:rPr>
-              <w:t>Dominio no logrado (</w:t>
-            </w:r>
-            <w:r>
-              <w:rPr>
-                <w:rFonts w:ascii="Calibri" w:hAnsi="Calibri" w:eastAsia="" w:cs="Calibri" w:asciiTheme="minorAscii" w:hAnsiTheme="minorAscii" w:eastAsiaTheme="majorEastAsia" w:cstheme="minorAscii"/>
-                <w:color w:val="auto"/>
-              </w:rPr>
-              <w:t>DNL</w:t>
-            </w:r>
-            <w:r>
-              <w:rPr>
-                <w:rFonts w:ascii="Calibri" w:hAnsi="Calibri" w:eastAsia="" w:cs="Calibri" w:asciiTheme="minorAscii" w:hAnsiTheme="minorAscii" w:eastAsiaTheme="majorEastAsia" w:cstheme="minorAscii"/>
-                <w:color w:val="auto"/>
-              </w:rPr>
-              <w:t>)</w:t>
+              <w:t>Dominio no logrado (DNL)</w:t>
             </w:r>
           </w:p>
         </w:tc>
         <w:tc>
           <w:tcPr>
             <w:tcW w:w="7770" w:type="dxa"/>
-            <w:tcMar/>
           </w:tcPr>
-          <w:p w14:noSpellErr="1">
+          <w:p>
             <w:pPr>
               <w:pStyle w:val="Default"/>
-              <w:jc w:val="left"/>
-              <w:rPr>
-                <w:rFonts w:ascii="Calibri" w:hAnsi="Calibri" w:eastAsia="" w:cs="Calibri" w:asciiTheme="minorAscii" w:hAnsiTheme="minorAscii" w:eastAsiaTheme="majorEastAsia" w:cstheme="minorAscii"/>
-                <w:color w:val="auto" w:themeColor="background2" w:themeShade="80"/>
+              <w:rPr>
+                <w:rFonts w:asciiTheme="minorHAnsi" w:eastAsiaTheme="majorEastAsia" w:hAnsiTheme="minorHAnsi" w:cstheme="minorBidi"/>
+                <w:color w:val="767171" w:themeColor="background2" w:themeShade="80"/>
               </w:rPr>
             </w:pPr>
             <w:r>
               <w:rPr>
-                <w:rFonts w:ascii="Calibri" w:hAnsi="Calibri" w:eastAsia="" w:cs="Calibri" w:asciiTheme="minorAscii" w:hAnsiTheme="minorAscii" w:eastAsiaTheme="majorEastAsia" w:cstheme="minorAscii"/>
+                <w:rFonts w:asciiTheme="minorHAnsi" w:eastAsiaTheme="majorEastAsia" w:hAnsiTheme="minorHAnsi" w:cstheme="minorBidi"/>
                 <w:color w:val="auto"/>
               </w:rPr>
               <w:t>Tengo un dominio no logrado de la competencia</w:t>
             </w:r>
             <w:r>
               <w:rPr>
-                <w:rFonts w:ascii="Calibri" w:hAnsi="Calibri" w:eastAsia="" w:cs="Calibri" w:asciiTheme="minorAscii" w:hAnsiTheme="minorAscii" w:eastAsiaTheme="majorEastAsia" w:cstheme="minorAscii"/>
+                <w:rFonts w:asciiTheme="minorHAnsi" w:eastAsiaTheme="majorEastAsia" w:hAnsiTheme="minorHAnsi" w:cstheme="minorBidi"/>
                 <w:color w:val="auto"/>
               </w:rPr>
               <w:t>, no</w:t>
             </w:r>
             <w:r>
               <w:rPr>
-                <w:rFonts w:ascii="Calibri" w:hAnsi="Calibri" w:eastAsia="" w:cs="Calibri" w:asciiTheme="minorAscii" w:hAnsiTheme="minorAscii" w:eastAsiaTheme="majorEastAsia" w:cstheme="minorAscii"/>
+                <w:rFonts w:asciiTheme="minorHAnsi" w:eastAsiaTheme="majorEastAsia" w:hAnsiTheme="minorHAnsi" w:cstheme="minorBidi"/>
                 <w:color w:val="auto"/>
               </w:rPr>
               <w:t xml:space="preserve"> manejo casi ningún aspecto de manera clara.</w:t>
@@ -628,30 +578,27 @@
         </w:tc>
       </w:tr>
     </w:tbl>
-    <w:p w14:noSpellErr="1">
+    <w:p>
+      <w:pPr>
+        <w:pStyle w:val="Prrafodelista"/>
+        <w:ind w:left="435"/>
+        <w:jc w:val="both"/>
+      </w:pPr>
+    </w:p>
+    <w:p>
       <w:pPr>
         <w:pStyle w:val="Prrafodelista"/>
         <w:ind w:left="435"/>
         <w:jc w:val="both"/>
         <w:rPr>
-          <w:color w:val="auto"/>
-        </w:rPr>
-      </w:pPr>
-    </w:p>
-    <w:p w14:noSpellErr="1">
-      <w:pPr>
-        <w:pStyle w:val="Prrafodelista"/>
-        <w:ind w:left="435"/>
-        <w:jc w:val="both"/>
-        <w:rPr>
-          <w:rFonts w:eastAsia="" w:cs="Calibri" w:eastAsiaTheme="majorEastAsia" w:cstheme="minorAscii"/>
-          <w:color w:val="auto" w:themeColor="background2" w:themeShade="80"/>
+          <w:rFonts w:eastAsiaTheme="majorEastAsia"/>
+          <w:color w:val="767171" w:themeColor="background2" w:themeShade="80"/>
           <w:sz w:val="24"/>
           <w:szCs w:val="24"/>
         </w:rPr>
       </w:pPr>
     </w:p>
-    <w:p w14:noSpellErr="1">
+    <w:p>
       <w:pPr>
         <w:pStyle w:val="Prrafodelista"/>
         <w:numPr>
@@ -660,43 +607,42 @@
         </w:numPr>
         <w:jc w:val="both"/>
         <w:rPr>
-          <w:rFonts w:eastAsia="" w:cs="Calibri" w:eastAsiaTheme="majorEastAsia" w:cstheme="minorAscii"/>
-          <w:color w:val="auto" w:themeColor="background2" w:themeShade="80"/>
+          <w:rFonts w:eastAsiaTheme="majorEastAsia"/>
+          <w:color w:val="767171" w:themeColor="background2" w:themeShade="80"/>
           <w:sz w:val="24"/>
           <w:szCs w:val="24"/>
         </w:rPr>
       </w:pPr>
       <w:r>
         <w:rPr>
-          <w:rFonts w:eastAsia="" w:cs="Calibri" w:eastAsiaTheme="majorEastAsia" w:cstheme="minorAscii"/>
-          <w:color w:val="auto"/>
+          <w:rFonts w:eastAsiaTheme="majorEastAsia"/>
           <w:sz w:val="24"/>
           <w:szCs w:val="24"/>
         </w:rPr>
         <w:t>En la columna de comentarios escribe por qué marcaste cada nivel.</w:t>
       </w:r>
     </w:p>
-    <w:p w14:noSpellErr="1">
+    <w:p>
       <w:pPr>
         <w:pStyle w:val="Prrafodelista"/>
         <w:ind w:left="435"/>
         <w:jc w:val="both"/>
         <w:rPr>
-          <w:rFonts w:eastAsia="" w:cs="Calibri" w:eastAsiaTheme="majorEastAsia" w:cstheme="minorAscii"/>
-          <w:color w:val="auto" w:themeColor="background2" w:themeShade="80"/>
+          <w:rFonts w:eastAsiaTheme="majorEastAsia"/>
+          <w:color w:val="767171" w:themeColor="background2" w:themeShade="80"/>
           <w:sz w:val="24"/>
           <w:szCs w:val="24"/>
         </w:rPr>
       </w:pPr>
     </w:p>
-    <w:p w14:noSpellErr="1">
+    <w:p>
       <w:pPr>
         <w:pStyle w:val="Prrafodelista"/>
         <w:ind w:left="435"/>
         <w:jc w:val="both"/>
         <w:rPr>
-          <w:rFonts w:eastAsia="" w:cs="Calibri" w:eastAsiaTheme="majorEastAsia" w:cstheme="minorAscii"/>
-          <w:color w:val="auto" w:themeColor="background2" w:themeShade="80"/>
+          <w:rFonts w:eastAsiaTheme="majorEastAsia"/>
+          <w:color w:val="767171" w:themeColor="background2" w:themeShade="80"/>
           <w:sz w:val="24"/>
           <w:szCs w:val="24"/>
         </w:rPr>
@@ -708,8 +654,7 @@
         <w:ind w:left="435"/>
         <w:jc w:val="both"/>
         <w:rPr>
-          <w:rFonts w:eastAsia="" w:cs="Calibri" w:eastAsiaTheme="majorEastAsia" w:cstheme="minorAscii"/>
-          <w:color w:val="auto"/>
+          <w:rFonts w:eastAsiaTheme="majorEastAsia"/>
           <w:sz w:val="24"/>
           <w:szCs w:val="24"/>
         </w:rPr>
@@ -721,8 +666,7 @@
         <w:ind w:left="435"/>
         <w:jc w:val="both"/>
         <w:rPr>
-          <w:rFonts w:eastAsia="" w:cs="Calibri" w:eastAsiaTheme="majorEastAsia" w:cstheme="minorAscii"/>
-          <w:color w:val="auto"/>
+          <w:rFonts w:eastAsiaTheme="majorEastAsia"/>
           <w:sz w:val="24"/>
           <w:szCs w:val="24"/>
         </w:rPr>
@@ -734,8 +678,7 @@
         <w:ind w:left="435"/>
         <w:jc w:val="both"/>
         <w:rPr>
-          <w:rFonts w:eastAsia="" w:cs="Calibri" w:eastAsiaTheme="majorEastAsia" w:cstheme="minorAscii"/>
-          <w:color w:val="auto"/>
+          <w:rFonts w:eastAsiaTheme="majorEastAsia"/>
           <w:sz w:val="24"/>
           <w:szCs w:val="24"/>
         </w:rPr>
@@ -747,8 +690,7 @@
         <w:ind w:left="435"/>
         <w:jc w:val="both"/>
         <w:rPr>
-          <w:rFonts w:eastAsia="" w:cs="Calibri" w:eastAsiaTheme="majorEastAsia" w:cstheme="minorAscii"/>
-          <w:color w:val="auto"/>
+          <w:rFonts w:eastAsiaTheme="majorEastAsia"/>
           <w:sz w:val="24"/>
           <w:szCs w:val="24"/>
         </w:rPr>
@@ -760,8 +702,7 @@
         <w:ind w:left="435"/>
         <w:jc w:val="both"/>
         <w:rPr>
-          <w:rFonts w:eastAsia="" w:cs="Calibri" w:eastAsiaTheme="majorEastAsia" w:cstheme="minorAscii"/>
-          <w:color w:val="auto"/>
+          <w:rFonts w:eastAsiaTheme="majorEastAsia"/>
           <w:sz w:val="24"/>
           <w:szCs w:val="24"/>
         </w:rPr>
@@ -773,8 +714,7 @@
         <w:ind w:left="435"/>
         <w:jc w:val="both"/>
         <w:rPr>
-          <w:rFonts w:eastAsia="" w:cs="Calibri" w:eastAsiaTheme="majorEastAsia" w:cstheme="minorAscii"/>
-          <w:color w:val="auto"/>
+          <w:rFonts w:eastAsiaTheme="majorEastAsia"/>
           <w:sz w:val="24"/>
           <w:szCs w:val="24"/>
         </w:rPr>
@@ -786,34 +726,33 @@
         <w:ind w:left="435"/>
         <w:jc w:val="both"/>
         <w:rPr>
-          <w:rFonts w:eastAsia="" w:cs="Calibri" w:eastAsiaTheme="majorEastAsia" w:cstheme="minorAscii"/>
-          <w:color w:val="auto"/>
+          <w:rFonts w:eastAsiaTheme="majorEastAsia"/>
           <w:sz w:val="24"/>
           <w:szCs w:val="24"/>
         </w:rPr>
       </w:pPr>
     </w:p>
-    <w:p w14:noSpellErr="1">
+    <w:p>
       <w:pPr>
         <w:pStyle w:val="Prrafodelista"/>
         <w:ind w:left="435"/>
         <w:jc w:val="both"/>
         <w:rPr>
-          <w:rFonts w:eastAsia="" w:cs="Calibri" w:eastAsiaTheme="majorEastAsia" w:cstheme="minorAscii"/>
-          <w:color w:val="auto" w:themeColor="background2" w:themeShade="80"/>
+          <w:rFonts w:eastAsiaTheme="majorEastAsia"/>
+          <w:color w:val="767171" w:themeColor="background2" w:themeShade="80"/>
           <w:sz w:val="24"/>
           <w:szCs w:val="24"/>
         </w:rPr>
       </w:pPr>
     </w:p>
-    <w:p w14:noSpellErr="1">
+    <w:p>
       <w:pPr>
         <w:pStyle w:val="Prrafodelista"/>
         <w:ind w:left="435"/>
         <w:jc w:val="both"/>
         <w:rPr>
-          <w:rFonts w:eastAsia="" w:cs="Calibri" w:eastAsiaTheme="majorEastAsia" w:cstheme="minorAscii"/>
-          <w:color w:val="auto" w:themeColor="background2" w:themeShade="80"/>
+          <w:rFonts w:eastAsiaTheme="majorEastAsia"/>
+          <w:color w:val="767171" w:themeColor="background2" w:themeShade="80"/>
           <w:sz w:val="24"/>
           <w:szCs w:val="24"/>
         </w:rPr>
@@ -838,24 +777,22 @@
             <w:cnfStyle w:val="001000000000" w:firstRow="0" w:lastRow="0" w:firstColumn="1" w:lastColumn="0" w:oddVBand="0" w:evenVBand="0" w:oddHBand="0" w:evenHBand="0" w:firstRowFirstColumn="0" w:firstRowLastColumn="0" w:lastRowFirstColumn="0" w:lastRowLastColumn="0"/>
             <w:tcW w:w="10076" w:type="dxa"/>
             <w:gridSpan w:val="2"/>
-            <w:tcMar/>
           </w:tcPr>
-          <w:p w14:noSpellErr="1">
+          <w:p>
             <w:pPr>
               <w:pStyle w:val="Prrafodelista"/>
               <w:ind w:left="0"/>
               <w:jc w:val="center"/>
               <w:rPr>
-                <w:rFonts w:eastAsia="" w:cs="Calibri" w:eastAsiaTheme="majorEastAsia" w:cstheme="minorAscii"/>
-                <w:color w:val="auto" w:themeColor="background2" w:themeShade="80"/>
+                <w:rFonts w:eastAsiaTheme="majorEastAsia"/>
+                <w:color w:val="767171" w:themeColor="background2" w:themeShade="80"/>
                 <w:sz w:val="24"/>
                 <w:szCs w:val="24"/>
               </w:rPr>
             </w:pPr>
             <w:r>
               <w:rPr>
-                <w:rFonts w:eastAsia="" w:cs="Calibri" w:eastAsiaTheme="majorEastAsia" w:cstheme="minorAscii"/>
-                <w:color w:val="auto"/>
+                <w:rFonts w:eastAsiaTheme="majorEastAsia"/>
                 <w:sz w:val="24"/>
                 <w:szCs w:val="24"/>
               </w:rPr>
@@ -872,28 +809,26 @@
           <w:tcPr>
             <w:cnfStyle w:val="001000000000" w:firstRow="0" w:lastRow="0" w:firstColumn="1" w:lastColumn="0" w:oddVBand="0" w:evenVBand="0" w:oddHBand="0" w:evenHBand="0" w:firstRowFirstColumn="0" w:firstRowLastColumn="0" w:lastRowFirstColumn="0" w:lastRowLastColumn="0"/>
             <w:tcW w:w="5038" w:type="dxa"/>
-            <w:tcMar/>
           </w:tcPr>
-          <w:p w14:noSpellErr="1">
+          <w:p>
             <w:pPr>
               <w:pStyle w:val="Prrafodelista"/>
               <w:ind w:left="0"/>
               <w:jc w:val="both"/>
               <w:rPr>
-                <w:rFonts w:eastAsia="" w:cs="Calibri" w:eastAsiaTheme="majorEastAsia" w:cstheme="minorAscii"/>
+                <w:rFonts w:eastAsiaTheme="majorEastAsia"/>
                 <w:b w:val="0"/>
                 <w:bCs w:val="0"/>
-                <w:color w:val="auto" w:themeColor="background2" w:themeShade="80"/>
+                <w:color w:val="767171" w:themeColor="background2" w:themeShade="80"/>
                 <w:sz w:val="24"/>
                 <w:szCs w:val="24"/>
               </w:rPr>
             </w:pPr>
             <w:r>
               <w:rPr>
-                <w:rFonts w:eastAsia="" w:cs="Calibri" w:eastAsiaTheme="majorEastAsia" w:cstheme="minorAscii"/>
+                <w:rFonts w:eastAsiaTheme="majorEastAsia"/>
                 <w:b w:val="0"/>
                 <w:bCs w:val="0"/>
-                <w:color w:val="auto"/>
                 <w:sz w:val="24"/>
                 <w:szCs w:val="24"/>
               </w:rPr>
@@ -903,19 +838,17 @@
         </w:tc>
         <w:tc>
           <w:tcPr>
-            <w:cnfStyle w:val="000000000000" w:firstRow="0" w:lastRow="0" w:firstColumn="0" w:lastColumn="0" w:oddVBand="0" w:evenVBand="0" w:oddHBand="0" w:evenHBand="0" w:firstRowFirstColumn="0" w:firstRowLastColumn="0" w:lastRowFirstColumn="0" w:lastRowLastColumn="0"/>
             <w:tcW w:w="5038" w:type="dxa"/>
-            <w:tcMar/>
           </w:tcPr>
-          <w:p w14:noSpellErr="1">
+          <w:p>
             <w:pPr>
               <w:pStyle w:val="Prrafodelista"/>
               <w:ind w:left="0"/>
               <w:jc w:val="both"/>
               <w:cnfStyle w:val="000000100000" w:firstRow="0" w:lastRow="0" w:firstColumn="0" w:lastColumn="0" w:oddVBand="0" w:evenVBand="0" w:oddHBand="1" w:evenHBand="0" w:firstRowFirstColumn="0" w:firstRowLastColumn="0" w:lastRowFirstColumn="0" w:lastRowLastColumn="0"/>
               <w:rPr>
-                <w:rFonts w:eastAsia="" w:cs="Calibri" w:eastAsiaTheme="majorEastAsia" w:cstheme="minorAscii"/>
-                <w:color w:val="auto" w:themeColor="background2" w:themeShade="80"/>
+                <w:rFonts w:eastAsiaTheme="majorEastAsia"/>
+                <w:color w:val="767171" w:themeColor="background2" w:themeShade="80"/>
                 <w:sz w:val="24"/>
                 <w:szCs w:val="24"/>
               </w:rPr>
@@ -931,28 +864,26 @@
           <w:tcPr>
             <w:cnfStyle w:val="001000000000" w:firstRow="0" w:lastRow="0" w:firstColumn="1" w:lastColumn="0" w:oddVBand="0" w:evenVBand="0" w:oddHBand="0" w:evenHBand="0" w:firstRowFirstColumn="0" w:firstRowLastColumn="0" w:lastRowFirstColumn="0" w:lastRowLastColumn="0"/>
             <w:tcW w:w="5038" w:type="dxa"/>
-            <w:tcMar/>
           </w:tcPr>
-          <w:p w14:noSpellErr="1">
+          <w:p>
             <w:pPr>
               <w:pStyle w:val="Prrafodelista"/>
               <w:ind w:left="0"/>
               <w:jc w:val="both"/>
               <w:rPr>
-                <w:rFonts w:eastAsia="" w:cs="Calibri" w:eastAsiaTheme="majorEastAsia" w:cstheme="minorAscii"/>
+                <w:rFonts w:eastAsiaTheme="majorEastAsia"/>
                 <w:b w:val="0"/>
                 <w:bCs w:val="0"/>
-                <w:color w:val="auto" w:themeColor="background2" w:themeShade="80"/>
+                <w:color w:val="767171" w:themeColor="background2" w:themeShade="80"/>
                 <w:sz w:val="24"/>
                 <w:szCs w:val="24"/>
               </w:rPr>
             </w:pPr>
             <w:r>
               <w:rPr>
-                <w:rFonts w:eastAsia="" w:cs="Calibri" w:eastAsiaTheme="majorEastAsia" w:cstheme="minorAscii"/>
+                <w:rFonts w:eastAsiaTheme="majorEastAsia"/>
                 <w:b w:val="0"/>
                 <w:bCs w:val="0"/>
-                <w:color w:val="auto"/>
                 <w:sz w:val="24"/>
                 <w:szCs w:val="24"/>
               </w:rPr>
@@ -962,19 +893,17 @@
         </w:tc>
         <w:tc>
           <w:tcPr>
-            <w:cnfStyle w:val="000000000000" w:firstRow="0" w:lastRow="0" w:firstColumn="0" w:lastColumn="0" w:oddVBand="0" w:evenVBand="0" w:oddHBand="0" w:evenHBand="0" w:firstRowFirstColumn="0" w:firstRowLastColumn="0" w:lastRowFirstColumn="0" w:lastRowLastColumn="0"/>
             <w:tcW w:w="5038" w:type="dxa"/>
-            <w:tcMar/>
           </w:tcPr>
-          <w:p w14:noSpellErr="1">
+          <w:p>
             <w:pPr>
               <w:pStyle w:val="Prrafodelista"/>
               <w:ind w:left="0"/>
               <w:jc w:val="both"/>
               <w:cnfStyle w:val="000000000000" w:firstRow="0" w:lastRow="0" w:firstColumn="0" w:lastColumn="0" w:oddVBand="0" w:evenVBand="0" w:oddHBand="0" w:evenHBand="0" w:firstRowFirstColumn="0" w:firstRowLastColumn="0" w:lastRowFirstColumn="0" w:lastRowLastColumn="0"/>
               <w:rPr>
-                <w:rFonts w:eastAsia="" w:cs="Calibri" w:eastAsiaTheme="majorEastAsia" w:cstheme="minorAscii"/>
-                <w:color w:val="auto" w:themeColor="background2" w:themeShade="80"/>
+                <w:rFonts w:eastAsiaTheme="majorEastAsia"/>
+                <w:color w:val="767171" w:themeColor="background2" w:themeShade="80"/>
                 <w:sz w:val="24"/>
                 <w:szCs w:val="24"/>
               </w:rPr>
@@ -993,28 +922,26 @@
           <w:tcPr>
             <w:cnfStyle w:val="001000000000" w:firstRow="0" w:lastRow="0" w:firstColumn="1" w:lastColumn="0" w:oddVBand="0" w:evenVBand="0" w:oddHBand="0" w:evenHBand="0" w:firstRowFirstColumn="0" w:firstRowLastColumn="0" w:lastRowFirstColumn="0" w:lastRowLastColumn="0"/>
             <w:tcW w:w="5038" w:type="dxa"/>
-            <w:tcMar/>
           </w:tcPr>
-          <w:p w14:noSpellErr="1">
+          <w:p>
             <w:pPr>
               <w:pStyle w:val="Prrafodelista"/>
               <w:ind w:left="0"/>
               <w:jc w:val="both"/>
               <w:rPr>
-                <w:rFonts w:eastAsia="" w:cs="Calibri" w:eastAsiaTheme="majorEastAsia" w:cstheme="minorAscii"/>
+                <w:rFonts w:eastAsiaTheme="majorEastAsia"/>
                 <w:b w:val="0"/>
                 <w:bCs w:val="0"/>
-                <w:color w:val="auto" w:themeColor="background2" w:themeShade="80"/>
+                <w:color w:val="767171" w:themeColor="background2" w:themeShade="80"/>
                 <w:sz w:val="24"/>
                 <w:szCs w:val="24"/>
               </w:rPr>
             </w:pPr>
             <w:r>
               <w:rPr>
-                <w:rFonts w:eastAsia="" w:cs="Calibri" w:eastAsiaTheme="majorEastAsia" w:cstheme="minorAscii"/>
+                <w:rFonts w:eastAsiaTheme="majorEastAsia"/>
                 <w:b w:val="0"/>
                 <w:bCs w:val="0"/>
-                <w:color w:val="auto"/>
                 <w:sz w:val="24"/>
                 <w:szCs w:val="24"/>
               </w:rPr>
@@ -1024,25 +951,29 @@
         </w:tc>
         <w:tc>
           <w:tcPr>
-            <w:cnfStyle w:val="000000000000" w:firstRow="0" w:lastRow="0" w:firstColumn="0" w:lastColumn="0" w:oddVBand="0" w:evenVBand="0" w:oddHBand="0" w:evenHBand="0" w:firstRowFirstColumn="0" w:firstRowLastColumn="0" w:lastRowFirstColumn="0" w:lastRowLastColumn="0"/>
             <w:tcW w:w="5038" w:type="dxa"/>
-            <w:tcMar/>
           </w:tcPr>
-          <w:p w14:noSpellErr="1">
+          <w:p>
             <w:pPr>
               <w:pStyle w:val="Prrafodelista"/>
               <w:ind w:left="0"/>
               <w:jc w:val="both"/>
               <w:cnfStyle w:val="000000100000" w:firstRow="0" w:lastRow="0" w:firstColumn="0" w:lastColumn="0" w:oddVBand="0" w:evenVBand="0" w:oddHBand="1" w:evenHBand="0" w:firstRowFirstColumn="0" w:firstRowLastColumn="0" w:lastRowFirstColumn="0" w:lastRowLastColumn="0"/>
               <w:rPr>
-                <w:rFonts w:eastAsia="" w:cs="Calibri" w:eastAsiaTheme="majorEastAsia" w:cstheme="minorAscii"/>
-                <w:color w:val="auto" w:themeColor="background2" w:themeShade="80"/>
+                <w:rFonts w:eastAsiaTheme="majorEastAsia"/>
+                <w:color w:val="767171" w:themeColor="background2" w:themeShade="80"/>
                 <w:sz w:val="24"/>
                 <w:szCs w:val="24"/>
               </w:rPr>
             </w:pPr>
             <w:r>
-              <w:t>[COMPLETAR - falta año de ingreso]</w:t>
+              <w:rPr>
+                <w:rFonts w:eastAsiaTheme="majorEastAsia"/>
+                <w:color w:val="767171" w:themeColor="background2" w:themeShade="80"/>
+                <w:sz w:val="24"/>
+                <w:szCs w:val="24"/>
+              </w:rPr>
+              <w:t>2023</w:t>
             </w:r>
           </w:p>
         </w:tc>
@@ -1086,12 +1017,12 @@
         <w:tblW w:w="9923" w:type="dxa"/>
         <w:jc w:val="center"/>
         <w:tblBorders>
-          <w:top w:val="single" w:color="BFBFBF" w:themeColor="background1" w:themeShade="BF" w:sz="4" w:space="0"/>
-          <w:left w:val="single" w:color="BFBFBF" w:themeColor="background1" w:themeShade="BF" w:sz="4" w:space="0"/>
-          <w:bottom w:val="single" w:color="BFBFBF" w:themeColor="background1" w:themeShade="BF" w:sz="4" w:space="0"/>
-          <w:right w:val="single" w:color="BFBFBF" w:themeColor="background1" w:themeShade="BF" w:sz="4" w:space="0"/>
-          <w:insideH w:val="single" w:color="BFBFBF" w:themeColor="background1" w:themeShade="BF" w:sz="4" w:space="0"/>
-          <w:insideV w:val="single" w:color="BFBFBF" w:themeColor="background1" w:themeShade="BF" w:sz="4" w:space="0"/>
+          <w:top w:val="single" w:sz="4" w:space="0" w:color="BFBFBF" w:themeColor="background1" w:themeShade="BF"/>
+          <w:left w:val="single" w:sz="4" w:space="0" w:color="BFBFBF" w:themeColor="background1" w:themeShade="BF"/>
+          <w:bottom w:val="single" w:sz="4" w:space="0" w:color="BFBFBF" w:themeColor="background1" w:themeShade="BF"/>
+          <w:right w:val="single" w:sz="4" w:space="0" w:color="BFBFBF" w:themeColor="background1" w:themeShade="BF"/>
+          <w:insideH w:val="single" w:sz="4" w:space="0" w:color="BFBFBF" w:themeColor="background1" w:themeShade="BF"/>
+          <w:insideV w:val="single" w:sz="4" w:space="0" w:color="BFBFBF" w:themeColor="background1" w:themeShade="BF"/>
         </w:tblBorders>
         <w:tblLook w:val="04A0" w:firstRow="1" w:lastRow="0" w:firstColumn="1" w:lastColumn="0" w:noHBand="0" w:noVBand="1"/>
       </w:tblPr>
@@ -1113,25 +1044,22 @@
           <w:tcPr>
             <w:tcW w:w="1931" w:type="dxa"/>
             <w:vMerge w:val="restart"/>
-            <w:tcMar/>
             <w:vAlign w:val="center"/>
           </w:tcPr>
-          <w:p w14:noSpellErr="1">
+          <w:p>
             <w:pPr>
               <w:jc w:val="center"/>
               <w:rPr>
-                <w:rFonts w:cs="Calibri" w:cstheme="minorAscii"/>
-                <w:b w:val="1"/>
-                <w:bCs w:val="1"/>
+                <w:b/>
+                <w:bCs/>
                 <w:sz w:val="18"/>
                 <w:szCs w:val="18"/>
               </w:rPr>
             </w:pPr>
             <w:r>
               <w:rPr>
-                <w:rFonts w:cs="Calibri" w:cstheme="minorAscii"/>
-                <w:b w:val="1"/>
-                <w:bCs w:val="1"/>
+                <w:b/>
+                <w:bCs/>
                 <w:sz w:val="18"/>
                 <w:szCs w:val="18"/>
               </w:rPr>
@@ -1143,25 +1071,22 @@
           <w:tcPr>
             <w:tcW w:w="5435" w:type="dxa"/>
             <w:gridSpan w:val="5"/>
-            <w:tcMar/>
             <w:vAlign w:val="center"/>
           </w:tcPr>
-          <w:p w14:noSpellErr="1">
+          <w:p>
             <w:pPr>
               <w:jc w:val="center"/>
               <w:rPr>
-                <w:rFonts w:cs="Calibri" w:cstheme="minorAscii"/>
-                <w:b w:val="1"/>
-                <w:bCs w:val="1"/>
+                <w:b/>
+                <w:bCs/>
                 <w:sz w:val="18"/>
                 <w:szCs w:val="18"/>
               </w:rPr>
             </w:pPr>
             <w:r>
               <w:rPr>
-                <w:rFonts w:cs="Calibri" w:cstheme="minorAscii"/>
-                <w:b w:val="1"/>
-                <w:bCs w:val="1"/>
+                <w:b/>
+                <w:bCs/>
                 <w:sz w:val="18"/>
                 <w:szCs w:val="18"/>
               </w:rPr>
@@ -1173,41 +1098,26 @@
           <w:tcPr>
             <w:tcW w:w="2557" w:type="dxa"/>
             <w:vMerge w:val="restart"/>
-            <w:tcMar/>
             <w:vAlign w:val="center"/>
           </w:tcPr>
-          <w:p w14:noSpellErr="1">
+          <w:p>
             <w:pPr>
               <w:jc w:val="center"/>
               <w:rPr>
-                <w:rFonts w:cs="Calibri" w:cstheme="minorAscii"/>
-                <w:b w:val="1"/>
-                <w:bCs w:val="1"/>
+                <w:b/>
+                <w:bCs/>
                 <w:sz w:val="18"/>
                 <w:szCs w:val="18"/>
               </w:rPr>
             </w:pPr>
             <w:r>
               <w:rPr>
-                <w:rFonts w:cs="Calibri" w:cstheme="minorAscii"/>
-                <w:b w:val="1"/>
-                <w:bCs w:val="1"/>
+                <w:b/>
+                <w:bCs/>
                 <w:sz w:val="18"/>
                 <w:szCs w:val="18"/>
               </w:rPr>
-              <w:t>Come</w:t>
-            </w:r>
-            <w:bookmarkStart w:name="_GoBack" w:id="1"/>
-            <w:bookmarkEnd w:id="1"/>
-            <w:r>
-              <w:rPr>
-                <w:rFonts w:cs="Calibri" w:cstheme="minorAscii"/>
-                <w:b w:val="1"/>
-                <w:bCs w:val="1"/>
-                <w:sz w:val="18"/>
-                <w:szCs w:val="18"/>
-              </w:rPr>
-              <w:t>ntarios</w:t>
+              <w:t>Comentarios</w:t>
             </w:r>
           </w:p>
         </w:tc>
@@ -1221,7 +1131,6 @@
           <w:tcPr>
             <w:tcW w:w="1931" w:type="dxa"/>
             <w:vMerge/>
-            <w:tcMar/>
           </w:tcPr>
           <w:p>
             <w:pPr>
@@ -1238,25 +1147,22 @@
         <w:tc>
           <w:tcPr>
             <w:tcW w:w="1017" w:type="dxa"/>
-            <w:tcMar/>
             <w:vAlign w:val="center"/>
           </w:tcPr>
-          <w:p w14:noSpellErr="1">
+          <w:p>
             <w:pPr>
               <w:jc w:val="center"/>
               <w:rPr>
-                <w:rFonts w:cs="Calibri" w:cstheme="minorAscii"/>
-                <w:b w:val="1"/>
-                <w:bCs w:val="1"/>
+                <w:b/>
+                <w:bCs/>
                 <w:sz w:val="18"/>
                 <w:szCs w:val="18"/>
               </w:rPr>
             </w:pPr>
             <w:r>
               <w:rPr>
-                <w:rFonts w:cs="Calibri" w:cstheme="minorAscii"/>
-                <w:b w:val="1"/>
-                <w:bCs w:val="1"/>
+                <w:b/>
+                <w:bCs/>
                 <w:sz w:val="18"/>
                 <w:szCs w:val="18"/>
               </w:rPr>
@@ -1267,25 +1173,22 @@
         <w:tc>
           <w:tcPr>
             <w:tcW w:w="926" w:type="dxa"/>
-            <w:tcMar/>
             <w:vAlign w:val="center"/>
           </w:tcPr>
-          <w:p w14:noSpellErr="1">
+          <w:p>
             <w:pPr>
               <w:jc w:val="center"/>
               <w:rPr>
-                <w:rFonts w:cs="Calibri" w:cstheme="minorAscii"/>
-                <w:b w:val="1"/>
-                <w:bCs w:val="1"/>
+                <w:b/>
+                <w:bCs/>
                 <w:sz w:val="18"/>
                 <w:szCs w:val="18"/>
               </w:rPr>
             </w:pPr>
             <w:r>
               <w:rPr>
-                <w:rFonts w:cs="Calibri" w:cstheme="minorAscii"/>
-                <w:b w:val="1"/>
-                <w:bCs w:val="1"/>
+                <w:b/>
+                <w:bCs/>
                 <w:sz w:val="18"/>
                 <w:szCs w:val="18"/>
               </w:rPr>
@@ -1296,24 +1199,21 @@
         <w:tc>
           <w:tcPr>
             <w:tcW w:w="1055" w:type="dxa"/>
-            <w:tcMar/>
             <w:vAlign w:val="center"/>
           </w:tcPr>
-          <w:p w14:noSpellErr="1">
+          <w:p>
             <w:pPr>
               <w:rPr>
-                <w:rFonts w:cs="Calibri" w:cstheme="minorAscii"/>
-                <w:b w:val="1"/>
-                <w:bCs w:val="1"/>
+                <w:b/>
+                <w:bCs/>
                 <w:sz w:val="18"/>
                 <w:szCs w:val="18"/>
               </w:rPr>
             </w:pPr>
             <w:r>
               <w:rPr>
-                <w:rFonts w:cs="Calibri" w:cstheme="minorAscii"/>
-                <w:b w:val="1"/>
-                <w:bCs w:val="1"/>
+                <w:b/>
+                <w:bCs/>
                 <w:sz w:val="18"/>
                 <w:szCs w:val="18"/>
               </w:rPr>
@@ -1324,25 +1224,22 @@
         <w:tc>
           <w:tcPr>
             <w:tcW w:w="1187" w:type="dxa"/>
-            <w:tcMar/>
             <w:vAlign w:val="center"/>
           </w:tcPr>
-          <w:p w14:noSpellErr="1">
+          <w:p>
             <w:pPr>
               <w:jc w:val="center"/>
               <w:rPr>
-                <w:rFonts w:cs="Calibri" w:cstheme="minorAscii"/>
-                <w:b w:val="1"/>
-                <w:bCs w:val="1"/>
+                <w:b/>
+                <w:bCs/>
                 <w:sz w:val="18"/>
                 <w:szCs w:val="18"/>
               </w:rPr>
             </w:pPr>
             <w:r>
               <w:rPr>
-                <w:rFonts w:cs="Calibri" w:cstheme="minorAscii"/>
-                <w:b w:val="1"/>
-                <w:bCs w:val="1"/>
+                <w:b/>
+                <w:bCs/>
                 <w:sz w:val="18"/>
                 <w:szCs w:val="18"/>
               </w:rPr>
@@ -1353,25 +1250,22 @@
         <w:tc>
           <w:tcPr>
             <w:tcW w:w="1250" w:type="dxa"/>
-            <w:tcMar/>
             <w:vAlign w:val="center"/>
           </w:tcPr>
-          <w:p w14:noSpellErr="1">
+          <w:p>
             <w:pPr>
               <w:jc w:val="center"/>
               <w:rPr>
-                <w:rFonts w:cs="Calibri" w:cstheme="minorAscii"/>
-                <w:b w:val="1"/>
-                <w:bCs w:val="1"/>
+                <w:b/>
+                <w:bCs/>
                 <w:sz w:val="18"/>
                 <w:szCs w:val="18"/>
               </w:rPr>
             </w:pPr>
             <w:r>
               <w:rPr>
-                <w:rFonts w:cs="Calibri" w:cstheme="minorAscii"/>
-                <w:b w:val="1"/>
-                <w:bCs w:val="1"/>
+                <w:b/>
+                <w:bCs/>
                 <w:sz w:val="18"/>
                 <w:szCs w:val="18"/>
               </w:rPr>
@@ -1383,7 +1277,6 @@
           <w:tcPr>
             <w:tcW w:w="2557" w:type="dxa"/>
             <w:vMerge/>
-            <w:tcMar/>
           </w:tcPr>
           <w:p>
             <w:pPr>
@@ -1406,15 +1299,13 @@
         <w:tc>
           <w:tcPr>
             <w:tcW w:w="1931" w:type="dxa"/>
-            <w:tcMar/>
           </w:tcPr>
-          <w:p w14:noSpellErr="1">
+          <w:p>
             <w:pPr>
               <w:jc w:val="center"/>
               <w:rPr>
-                <w:rFonts w:cs="Calibri" w:cstheme="minorAscii"/>
-                <w:b w:val="1"/>
-                <w:bCs w:val="1"/>
+                <w:b/>
+                <w:bCs/>
                 <w:color w:val="FF0000"/>
                 <w:sz w:val="18"/>
                 <w:szCs w:val="18"/>
@@ -1428,15 +1319,13 @@
         <w:tc>
           <w:tcPr>
             <w:tcW w:w="1017" w:type="dxa"/>
-            <w:tcMar/>
           </w:tcPr>
-          <w:p w14:noSpellErr="1">
+          <w:p>
             <w:pPr>
               <w:jc w:val="center"/>
               <w:rPr>
-                <w:rFonts w:cs="Calibri" w:cstheme="minorAscii"/>
-                <w:b w:val="1"/>
-                <w:bCs w:val="1"/>
+                <w:b/>
+                <w:bCs/>
                 <w:sz w:val="18"/>
                 <w:szCs w:val="18"/>
               </w:rPr>
@@ -1446,15 +1335,13 @@
         <w:tc>
           <w:tcPr>
             <w:tcW w:w="926" w:type="dxa"/>
-            <w:tcMar/>
           </w:tcPr>
-          <w:p w14:noSpellErr="1">
+          <w:p>
             <w:pPr>
               <w:jc w:val="center"/>
               <w:rPr>
-                <w:rFonts w:cs="Calibri" w:cstheme="minorAscii"/>
-                <w:b w:val="1"/>
-                <w:bCs w:val="1"/>
+                <w:b/>
+                <w:bCs/>
                 <w:sz w:val="18"/>
                 <w:szCs w:val="18"/>
               </w:rPr>
@@ -1467,15 +1354,13 @@
         <w:tc>
           <w:tcPr>
             <w:tcW w:w="1055" w:type="dxa"/>
-            <w:tcMar/>
           </w:tcPr>
-          <w:p w14:noSpellErr="1">
+          <w:p>
             <w:pPr>
               <w:jc w:val="center"/>
               <w:rPr>
-                <w:rFonts w:cs="Calibri" w:cstheme="minorAscii"/>
-                <w:b w:val="1"/>
-                <w:bCs w:val="1"/>
+                <w:b/>
+                <w:bCs/>
                 <w:sz w:val="18"/>
                 <w:szCs w:val="18"/>
               </w:rPr>
@@ -1485,15 +1370,13 @@
         <w:tc>
           <w:tcPr>
             <w:tcW w:w="1187" w:type="dxa"/>
-            <w:tcMar/>
           </w:tcPr>
-          <w:p w14:noSpellErr="1">
+          <w:p>
             <w:pPr>
               <w:jc w:val="center"/>
               <w:rPr>
-                <w:rFonts w:cs="Calibri" w:cstheme="minorAscii"/>
-                <w:b w:val="1"/>
-                <w:bCs w:val="1"/>
+                <w:b/>
+                <w:bCs/>
                 <w:sz w:val="18"/>
                 <w:szCs w:val="18"/>
               </w:rPr>
@@ -1503,15 +1386,13 @@
         <w:tc>
           <w:tcPr>
             <w:tcW w:w="1250" w:type="dxa"/>
-            <w:tcMar/>
           </w:tcPr>
-          <w:p w14:noSpellErr="1">
+          <w:p>
             <w:pPr>
               <w:jc w:val="center"/>
               <w:rPr>
-                <w:rFonts w:cs="Calibri" w:cstheme="minorAscii"/>
-                <w:b w:val="1"/>
-                <w:bCs w:val="1"/>
+                <w:b/>
+                <w:bCs/>
                 <w:sz w:val="18"/>
                 <w:szCs w:val="18"/>
               </w:rPr>
@@ -1521,15 +1402,13 @@
         <w:tc>
           <w:tcPr>
             <w:tcW w:w="2557" w:type="dxa"/>
-            <w:tcMar/>
           </w:tcPr>
-          <w:p w14:noSpellErr="1">
+          <w:p>
             <w:pPr>
               <w:jc w:val="center"/>
               <w:rPr>
-                <w:rFonts w:cs="Calibri" w:cstheme="minorAscii"/>
-                <w:b w:val="1"/>
-                <w:bCs w:val="1"/>
+                <w:b/>
+                <w:bCs/>
                 <w:sz w:val="18"/>
                 <w:szCs w:val="18"/>
               </w:rPr>
@@ -1548,15 +1427,13 @@
         <w:tc>
           <w:tcPr>
             <w:tcW w:w="1931" w:type="dxa"/>
-            <w:tcMar/>
           </w:tcPr>
-          <w:p w14:noSpellErr="1">
+          <w:p>
             <w:pPr>
               <w:jc w:val="center"/>
               <w:rPr>
-                <w:rFonts w:cs="Calibri" w:cstheme="minorAscii"/>
-                <w:b w:val="1"/>
-                <w:bCs w:val="1"/>
+                <w:b/>
+                <w:bCs/>
                 <w:color w:val="FF0000"/>
                 <w:sz w:val="18"/>
                 <w:szCs w:val="18"/>
@@ -1570,15 +1447,13 @@
         <w:tc>
           <w:tcPr>
             <w:tcW w:w="1017" w:type="dxa"/>
-            <w:tcMar/>
           </w:tcPr>
-          <w:p w14:noSpellErr="1">
+          <w:p>
             <w:pPr>
               <w:jc w:val="center"/>
               <w:rPr>
-                <w:rFonts w:cs="Calibri" w:cstheme="minorAscii"/>
-                <w:b w:val="1"/>
-                <w:bCs w:val="1"/>
+                <w:b/>
+                <w:bCs/>
                 <w:sz w:val="18"/>
                 <w:szCs w:val="18"/>
               </w:rPr>
@@ -1588,15 +1463,13 @@
         <w:tc>
           <w:tcPr>
             <w:tcW w:w="926" w:type="dxa"/>
-            <w:tcMar/>
           </w:tcPr>
-          <w:p w14:noSpellErr="1">
+          <w:p>
             <w:pPr>
               <w:jc w:val="center"/>
               <w:rPr>
-                <w:rFonts w:cs="Calibri" w:cstheme="minorAscii"/>
-                <w:b w:val="1"/>
-                <w:bCs w:val="1"/>
+                <w:b/>
+                <w:bCs/>
                 <w:sz w:val="18"/>
                 <w:szCs w:val="18"/>
               </w:rPr>
@@ -1609,15 +1482,13 @@
         <w:tc>
           <w:tcPr>
             <w:tcW w:w="1055" w:type="dxa"/>
-            <w:tcMar/>
           </w:tcPr>
-          <w:p w14:noSpellErr="1">
+          <w:p>
             <w:pPr>
               <w:jc w:val="center"/>
               <w:rPr>
-                <w:rFonts w:cs="Calibri" w:cstheme="minorAscii"/>
-                <w:b w:val="1"/>
-                <w:bCs w:val="1"/>
+                <w:b/>
+                <w:bCs/>
                 <w:sz w:val="18"/>
                 <w:szCs w:val="18"/>
               </w:rPr>
@@ -1627,15 +1498,13 @@
         <w:tc>
           <w:tcPr>
             <w:tcW w:w="1187" w:type="dxa"/>
-            <w:tcMar/>
           </w:tcPr>
-          <w:p w14:noSpellErr="1">
+          <w:p>
             <w:pPr>
               <w:jc w:val="center"/>
               <w:rPr>
-                <w:rFonts w:cs="Calibri" w:cstheme="minorAscii"/>
-                <w:b w:val="1"/>
-                <w:bCs w:val="1"/>
+                <w:b/>
+                <w:bCs/>
                 <w:sz w:val="18"/>
                 <w:szCs w:val="18"/>
               </w:rPr>
@@ -1645,15 +1514,13 @@
         <w:tc>
           <w:tcPr>
             <w:tcW w:w="1250" w:type="dxa"/>
-            <w:tcMar/>
           </w:tcPr>
-          <w:p w14:noSpellErr="1">
+          <w:p>
             <w:pPr>
               <w:jc w:val="center"/>
               <w:rPr>
-                <w:rFonts w:cs="Calibri" w:cstheme="minorAscii"/>
-                <w:b w:val="1"/>
-                <w:bCs w:val="1"/>
+                <w:b/>
+                <w:bCs/>
                 <w:sz w:val="18"/>
                 <w:szCs w:val="18"/>
               </w:rPr>
@@ -1663,15 +1530,13 @@
         <w:tc>
           <w:tcPr>
             <w:tcW w:w="2557" w:type="dxa"/>
-            <w:tcMar/>
           </w:tcPr>
-          <w:p w14:noSpellErr="1">
+          <w:p>
             <w:pPr>
               <w:jc w:val="center"/>
               <w:rPr>
-                <w:rFonts w:cs="Calibri" w:cstheme="minorAscii"/>
-                <w:b w:val="1"/>
-                <w:bCs w:val="1"/>
+                <w:b/>
+                <w:bCs/>
                 <w:sz w:val="18"/>
                 <w:szCs w:val="18"/>
               </w:rPr>
@@ -1690,36 +1555,36 @@
         <w:tc>
           <w:tcPr>
             <w:tcW w:w="1931" w:type="dxa"/>
-            <w:tcMar/>
           </w:tcPr>
-          <w:p w14:noSpellErr="1">
+          <w:p>
             <w:pPr>
               <w:jc w:val="center"/>
               <w:rPr>
-                <w:rFonts w:cs="Calibri" w:cstheme="minorAscii"/>
-                <w:b w:val="1"/>
-                <w:bCs w:val="1"/>
+                <w:b/>
+                <w:bCs/>
                 <w:sz w:val="18"/>
                 <w:szCs w:val="18"/>
               </w:rPr>
             </w:pPr>
             <w:r>
-              <w:t>Diseñar y adaptar los procesos de ingeniería de requisitos, a través del uso de metodologías de vanguardia y estándares de la industria, para el desarrollo de soluciones TI complejas, innovadoras y de calidad.</w:t>
+              <w:t xml:space="preserve">Diseñar y adaptar los procesos de ingeniería de requisitos, a través del uso de metodologías de vanguardia y estándares de la </w:t>
+            </w:r>
+            <w:r>
+              <w:lastRenderedPageBreak/>
+              <w:t>industria, para el desarrollo de soluciones TI complejas, innovadoras y de calidad.</w:t>
             </w:r>
           </w:p>
         </w:tc>
         <w:tc>
           <w:tcPr>
             <w:tcW w:w="1017" w:type="dxa"/>
-            <w:tcMar/>
           </w:tcPr>
-          <w:p w14:noSpellErr="1">
+          <w:p>
             <w:pPr>
               <w:jc w:val="center"/>
               <w:rPr>
-                <w:rFonts w:cs="Calibri" w:cstheme="minorAscii"/>
-                <w:b w:val="1"/>
-                <w:bCs w:val="1"/>
+                <w:b/>
+                <w:bCs/>
                 <w:sz w:val="18"/>
                 <w:szCs w:val="18"/>
               </w:rPr>
@@ -1729,15 +1594,13 @@
         <w:tc>
           <w:tcPr>
             <w:tcW w:w="926" w:type="dxa"/>
-            <w:tcMar/>
           </w:tcPr>
-          <w:p w14:noSpellErr="1">
+          <w:p>
             <w:pPr>
               <w:jc w:val="center"/>
               <w:rPr>
-                <w:rFonts w:cs="Calibri" w:cstheme="minorAscii"/>
-                <w:b w:val="1"/>
-                <w:bCs w:val="1"/>
+                <w:b/>
+                <w:bCs/>
                 <w:sz w:val="18"/>
                 <w:szCs w:val="18"/>
               </w:rPr>
@@ -1747,15 +1610,13 @@
         <w:tc>
           <w:tcPr>
             <w:tcW w:w="1055" w:type="dxa"/>
-            <w:tcMar/>
           </w:tcPr>
-          <w:p w14:noSpellErr="1">
+          <w:p>
             <w:pPr>
               <w:jc w:val="center"/>
               <w:rPr>
-                <w:rFonts w:cs="Calibri" w:cstheme="minorAscii"/>
-                <w:b w:val="1"/>
-                <w:bCs w:val="1"/>
+                <w:b/>
+                <w:bCs/>
                 <w:sz w:val="18"/>
                 <w:szCs w:val="18"/>
               </w:rPr>
@@ -1768,15 +1629,13 @@
         <w:tc>
           <w:tcPr>
             <w:tcW w:w="1187" w:type="dxa"/>
-            <w:tcMar/>
           </w:tcPr>
-          <w:p w14:noSpellErr="1">
+          <w:p>
             <w:pPr>
               <w:jc w:val="center"/>
               <w:rPr>
-                <w:rFonts w:cs="Calibri" w:cstheme="minorAscii"/>
-                <w:b w:val="1"/>
-                <w:bCs w:val="1"/>
+                <w:b/>
+                <w:bCs/>
                 <w:sz w:val="18"/>
                 <w:szCs w:val="18"/>
               </w:rPr>
@@ -1786,15 +1645,13 @@
         <w:tc>
           <w:tcPr>
             <w:tcW w:w="1250" w:type="dxa"/>
-            <w:tcMar/>
           </w:tcPr>
-          <w:p w14:noSpellErr="1">
+          <w:p>
             <w:pPr>
               <w:jc w:val="center"/>
               <w:rPr>
-                <w:rFonts w:cs="Calibri" w:cstheme="minorAscii"/>
-                <w:b w:val="1"/>
-                <w:bCs w:val="1"/>
+                <w:b/>
+                <w:bCs/>
                 <w:sz w:val="18"/>
                 <w:szCs w:val="18"/>
               </w:rPr>
@@ -1804,15 +1661,13 @@
         <w:tc>
           <w:tcPr>
             <w:tcW w:w="2557" w:type="dxa"/>
-            <w:tcMar/>
           </w:tcPr>
-          <w:p w14:noSpellErr="1">
+          <w:p>
             <w:pPr>
               <w:jc w:val="center"/>
               <w:rPr>
-                <w:rFonts w:cs="Calibri" w:cstheme="minorAscii"/>
-                <w:b w:val="1"/>
-                <w:bCs w:val="1"/>
+                <w:b/>
+                <w:bCs/>
                 <w:sz w:val="18"/>
                 <w:szCs w:val="18"/>
               </w:rPr>
@@ -1831,36 +1686,40 @@
         <w:tc>
           <w:tcPr>
             <w:tcW w:w="1931" w:type="dxa"/>
-            <w:tcMar/>
           </w:tcPr>
-          <w:p w14:noSpellErr="1">
+          <w:p>
             <w:pPr>
               <w:jc w:val="center"/>
               <w:rPr>
-                <w:rFonts w:cs="Calibri" w:cstheme="minorAscii"/>
-                <w:b w:val="1"/>
-                <w:bCs w:val="1"/>
+                <w:b/>
+                <w:bCs/>
                 <w:sz w:val="18"/>
                 <w:szCs w:val="18"/>
               </w:rPr>
             </w:pPr>
             <w:r>
-              <w:t>Evaluar y gestionar proyectos en su área de especialización profesional, durante todo el ciclo de vida, de acuerdo a buenas prácticas y utilizando metodologías y herramientas de software, para cumplir con los requerimientos de la organización en contextos tradicionales y ágiles.</w:t>
+              <w:t xml:space="preserve">Evaluar y gestionar proyectos en su área de especialización profesional, durante todo el ciclo de vida, </w:t>
+            </w:r>
+            <w:proofErr w:type="gramStart"/>
+            <w:r>
+              <w:t>de acuerdo a</w:t>
+            </w:r>
+            <w:proofErr w:type="gramEnd"/>
+            <w:r>
+              <w:t xml:space="preserve"> buenas prácticas y utilizando metodologías y herramientas de software, para cumplir con los requerimientos de la organización en contextos tradicionales y ágiles.</w:t>
             </w:r>
           </w:p>
         </w:tc>
         <w:tc>
           <w:tcPr>
             <w:tcW w:w="1017" w:type="dxa"/>
-            <w:tcMar/>
           </w:tcPr>
-          <w:p w14:noSpellErr="1">
+          <w:p>
             <w:pPr>
               <w:jc w:val="center"/>
               <w:rPr>
-                <w:rFonts w:cs="Calibri" w:cstheme="minorAscii"/>
-                <w:b w:val="1"/>
-                <w:bCs w:val="1"/>
+                <w:b/>
+                <w:bCs/>
                 <w:sz w:val="18"/>
                 <w:szCs w:val="18"/>
               </w:rPr>
@@ -1870,15 +1729,13 @@
         <w:tc>
           <w:tcPr>
             <w:tcW w:w="926" w:type="dxa"/>
-            <w:tcMar/>
           </w:tcPr>
-          <w:p w14:noSpellErr="1">
+          <w:p>
             <w:pPr>
               <w:jc w:val="center"/>
               <w:rPr>
-                <w:rFonts w:cs="Calibri" w:cstheme="minorAscii"/>
-                <w:b w:val="1"/>
-                <w:bCs w:val="1"/>
+                <w:b/>
+                <w:bCs/>
                 <w:sz w:val="18"/>
                 <w:szCs w:val="18"/>
               </w:rPr>
@@ -1888,15 +1745,13 @@
         <w:tc>
           <w:tcPr>
             <w:tcW w:w="1055" w:type="dxa"/>
-            <w:tcMar/>
           </w:tcPr>
-          <w:p w14:noSpellErr="1">
+          <w:p>
             <w:pPr>
               <w:jc w:val="center"/>
               <w:rPr>
-                <w:rFonts w:cs="Calibri" w:cstheme="minorAscii"/>
-                <w:b w:val="1"/>
-                <w:bCs w:val="1"/>
+                <w:b/>
+                <w:bCs/>
                 <w:sz w:val="18"/>
                 <w:szCs w:val="18"/>
               </w:rPr>
@@ -1909,15 +1764,13 @@
         <w:tc>
           <w:tcPr>
             <w:tcW w:w="1187" w:type="dxa"/>
-            <w:tcMar/>
           </w:tcPr>
-          <w:p w14:noSpellErr="1">
+          <w:p>
             <w:pPr>
               <w:jc w:val="center"/>
               <w:rPr>
-                <w:rFonts w:cs="Calibri" w:cstheme="minorAscii"/>
-                <w:b w:val="1"/>
-                <w:bCs w:val="1"/>
+                <w:b/>
+                <w:bCs/>
                 <w:sz w:val="18"/>
                 <w:szCs w:val="18"/>
               </w:rPr>
@@ -1927,15 +1780,13 @@
         <w:tc>
           <w:tcPr>
             <w:tcW w:w="1250" w:type="dxa"/>
-            <w:tcMar/>
           </w:tcPr>
-          <w:p w14:noSpellErr="1">
+          <w:p>
             <w:pPr>
               <w:jc w:val="center"/>
               <w:rPr>
-                <w:rFonts w:cs="Calibri" w:cstheme="minorAscii"/>
-                <w:b w:val="1"/>
-                <w:bCs w:val="1"/>
+                <w:b/>
+                <w:bCs/>
                 <w:sz w:val="18"/>
                 <w:szCs w:val="18"/>
               </w:rPr>
@@ -1945,15 +1796,13 @@
         <w:tc>
           <w:tcPr>
             <w:tcW w:w="2557" w:type="dxa"/>
-            <w:tcMar/>
           </w:tcPr>
-          <w:p w14:noSpellErr="1">
+          <w:p>
             <w:pPr>
               <w:jc w:val="center"/>
               <w:rPr>
-                <w:rFonts w:cs="Calibri" w:cstheme="minorAscii"/>
-                <w:b w:val="1"/>
-                <w:bCs w:val="1"/>
+                <w:b/>
+                <w:bCs/>
                 <w:sz w:val="18"/>
                 <w:szCs w:val="18"/>
               </w:rPr>
@@ -1972,36 +1821,40 @@
         <w:tc>
           <w:tcPr>
             <w:tcW w:w="1931" w:type="dxa"/>
-            <w:tcMar/>
           </w:tcPr>
-          <w:p w14:noSpellErr="1">
+          <w:p>
             <w:pPr>
               <w:jc w:val="center"/>
               <w:rPr>
-                <w:rFonts w:cs="Calibri" w:cstheme="minorAscii"/>
-                <w:b w:val="1"/>
-                <w:bCs w:val="1"/>
+                <w:b/>
+                <w:bCs/>
                 <w:sz w:val="18"/>
                 <w:szCs w:val="18"/>
               </w:rPr>
             </w:pPr>
             <w:r>
-              <w:t>Diseñar soluciones de software, abarcando todo el ciclo de vida de éste, de acuerdo a estándares, marcos de trabajo y regulatorios, tecnologías y metodologías que promueven la innovación, con foco en la calidad, seguridad y sostenibilidad del proyecto.</w:t>
+              <w:t xml:space="preserve">Diseñar soluciones de software, abarcando todo el ciclo de vida de éste, </w:t>
+            </w:r>
+            <w:proofErr w:type="gramStart"/>
+            <w:r>
+              <w:t>de acuerdo a</w:t>
+            </w:r>
+            <w:proofErr w:type="gramEnd"/>
+            <w:r>
+              <w:t xml:space="preserve"> estándares, marcos de trabajo y regulatorios, tecnologías y metodologías que promueven la innovación, con foco en la calidad, seguridad y sostenibilidad del proyecto.</w:t>
             </w:r>
           </w:p>
         </w:tc>
         <w:tc>
           <w:tcPr>
             <w:tcW w:w="1017" w:type="dxa"/>
-            <w:tcMar/>
           </w:tcPr>
-          <w:p w14:noSpellErr="1">
+          <w:p>
             <w:pPr>
               <w:jc w:val="center"/>
               <w:rPr>
-                <w:rFonts w:cs="Calibri" w:cstheme="minorAscii"/>
-                <w:b w:val="1"/>
-                <w:bCs w:val="1"/>
+                <w:b/>
+                <w:bCs/>
                 <w:sz w:val="18"/>
                 <w:szCs w:val="18"/>
               </w:rPr>
@@ -2011,15 +1864,13 @@
         <w:tc>
           <w:tcPr>
             <w:tcW w:w="926" w:type="dxa"/>
-            <w:tcMar/>
           </w:tcPr>
-          <w:p w14:noSpellErr="1">
+          <w:p>
             <w:pPr>
               <w:jc w:val="center"/>
               <w:rPr>
-                <w:rFonts w:cs="Calibri" w:cstheme="minorAscii"/>
-                <w:b w:val="1"/>
-                <w:bCs w:val="1"/>
+                <w:b/>
+                <w:bCs/>
                 <w:sz w:val="18"/>
                 <w:szCs w:val="18"/>
               </w:rPr>
@@ -2032,15 +1883,13 @@
         <w:tc>
           <w:tcPr>
             <w:tcW w:w="1055" w:type="dxa"/>
-            <w:tcMar/>
           </w:tcPr>
-          <w:p w14:noSpellErr="1">
+          <w:p>
             <w:pPr>
               <w:jc w:val="center"/>
               <w:rPr>
-                <w:rFonts w:cs="Calibri" w:cstheme="minorAscii"/>
-                <w:b w:val="1"/>
-                <w:bCs w:val="1"/>
+                <w:b/>
+                <w:bCs/>
                 <w:sz w:val="18"/>
                 <w:szCs w:val="18"/>
               </w:rPr>
@@ -2050,15 +1899,13 @@
         <w:tc>
           <w:tcPr>
             <w:tcW w:w="1187" w:type="dxa"/>
-            <w:tcMar/>
           </w:tcPr>
-          <w:p w14:noSpellErr="1">
+          <w:p>
             <w:pPr>
               <w:jc w:val="center"/>
               <w:rPr>
-                <w:rFonts w:cs="Calibri" w:cstheme="minorAscii"/>
-                <w:b w:val="1"/>
-                <w:bCs w:val="1"/>
+                <w:b/>
+                <w:bCs/>
                 <w:sz w:val="18"/>
                 <w:szCs w:val="18"/>
               </w:rPr>
@@ -2068,15 +1915,13 @@
         <w:tc>
           <w:tcPr>
             <w:tcW w:w="1250" w:type="dxa"/>
-            <w:tcMar/>
           </w:tcPr>
-          <w:p w14:noSpellErr="1">
+          <w:p>
             <w:pPr>
               <w:jc w:val="center"/>
               <w:rPr>
-                <w:rFonts w:cs="Calibri" w:cstheme="minorAscii"/>
-                <w:b w:val="1"/>
-                <w:bCs w:val="1"/>
+                <w:b/>
+                <w:bCs/>
                 <w:sz w:val="18"/>
                 <w:szCs w:val="18"/>
               </w:rPr>
@@ -2086,15 +1931,13 @@
         <w:tc>
           <w:tcPr>
             <w:tcW w:w="2557" w:type="dxa"/>
-            <w:tcMar/>
           </w:tcPr>
-          <w:p w14:noSpellErr="1">
+          <w:p>
             <w:pPr>
               <w:jc w:val="center"/>
               <w:rPr>
-                <w:rFonts w:cs="Calibri" w:cstheme="minorAscii"/>
-                <w:b w:val="1"/>
-                <w:bCs w:val="1"/>
+                <w:b/>
+                <w:bCs/>
                 <w:sz w:val="18"/>
                 <w:szCs w:val="18"/>
               </w:rPr>
@@ -2113,36 +1956,36 @@
         <w:tc>
           <w:tcPr>
             <w:tcW w:w="1931" w:type="dxa"/>
-            <w:tcMar/>
           </w:tcPr>
-          <w:p w14:noSpellErr="1">
+          <w:p>
             <w:pPr>
               <w:jc w:val="center"/>
               <w:rPr>
-                <w:rFonts w:cs="Calibri" w:cstheme="minorAscii"/>
-                <w:b w:val="1"/>
-                <w:bCs w:val="1"/>
+                <w:b/>
+                <w:bCs/>
                 <w:sz w:val="18"/>
                 <w:szCs w:val="18"/>
               </w:rPr>
             </w:pPr>
             <w:r>
-              <w:t>Desarrollar proyectos de software innovadores para plataformas y dispositivos móviles, por medio de marcos de trabajo, herramientas de desarrollo, lenguajes de programación y buenas prácticas de la industria del desarrollo de software.</w:t>
+              <w:t xml:space="preserve">Desarrollar proyectos de software innovadores para plataformas y dispositivos </w:t>
+            </w:r>
+            <w:r>
+              <w:lastRenderedPageBreak/>
+              <w:t>móviles, por medio de marcos de trabajo, herramientas de desarrollo, lenguajes de programación y buenas prácticas de la industria del desarrollo de software.</w:t>
             </w:r>
           </w:p>
         </w:tc>
         <w:tc>
           <w:tcPr>
             <w:tcW w:w="1017" w:type="dxa"/>
-            <w:tcMar/>
           </w:tcPr>
-          <w:p w14:noSpellErr="1">
+          <w:p>
             <w:pPr>
               <w:jc w:val="center"/>
               <w:rPr>
-                <w:rFonts w:cs="Calibri" w:cstheme="minorAscii"/>
-                <w:b w:val="1"/>
-                <w:bCs w:val="1"/>
+                <w:b/>
+                <w:bCs/>
                 <w:sz w:val="18"/>
                 <w:szCs w:val="18"/>
               </w:rPr>
@@ -2152,15 +1995,13 @@
         <w:tc>
           <w:tcPr>
             <w:tcW w:w="926" w:type="dxa"/>
-            <w:tcMar/>
           </w:tcPr>
-          <w:p w14:noSpellErr="1">
+          <w:p>
             <w:pPr>
               <w:jc w:val="center"/>
               <w:rPr>
-                <w:rFonts w:cs="Calibri" w:cstheme="minorAscii"/>
-                <w:b w:val="1"/>
-                <w:bCs w:val="1"/>
+                <w:b/>
+                <w:bCs/>
                 <w:sz w:val="18"/>
                 <w:szCs w:val="18"/>
               </w:rPr>
@@ -2170,15 +2011,13 @@
         <w:tc>
           <w:tcPr>
             <w:tcW w:w="1055" w:type="dxa"/>
-            <w:tcMar/>
           </w:tcPr>
-          <w:p w14:noSpellErr="1">
+          <w:p>
             <w:pPr>
               <w:jc w:val="center"/>
               <w:rPr>
-                <w:rFonts w:cs="Calibri" w:cstheme="minorAscii"/>
-                <w:b w:val="1"/>
-                <w:bCs w:val="1"/>
+                <w:b/>
+                <w:bCs/>
                 <w:sz w:val="18"/>
                 <w:szCs w:val="18"/>
               </w:rPr>
@@ -2191,15 +2030,13 @@
         <w:tc>
           <w:tcPr>
             <w:tcW w:w="1187" w:type="dxa"/>
-            <w:tcMar/>
           </w:tcPr>
-          <w:p w14:noSpellErr="1">
+          <w:p>
             <w:pPr>
               <w:jc w:val="center"/>
               <w:rPr>
-                <w:rFonts w:cs="Calibri" w:cstheme="minorAscii"/>
-                <w:b w:val="1"/>
-                <w:bCs w:val="1"/>
+                <w:b/>
+                <w:bCs/>
                 <w:sz w:val="18"/>
                 <w:szCs w:val="18"/>
               </w:rPr>
@@ -2209,15 +2046,13 @@
         <w:tc>
           <w:tcPr>
             <w:tcW w:w="1250" w:type="dxa"/>
-            <w:tcMar/>
           </w:tcPr>
-          <w:p w14:noSpellErr="1">
+          <w:p>
             <w:pPr>
               <w:jc w:val="center"/>
               <w:rPr>
-                <w:rFonts w:cs="Calibri" w:cstheme="minorAscii"/>
-                <w:b w:val="1"/>
-                <w:bCs w:val="1"/>
+                <w:b/>
+                <w:bCs/>
                 <w:sz w:val="18"/>
                 <w:szCs w:val="18"/>
               </w:rPr>
@@ -2227,21 +2062,31 @@
         <w:tc>
           <w:tcPr>
             <w:tcW w:w="2557" w:type="dxa"/>
-            <w:tcMar/>
           </w:tcPr>
-          <w:p w14:noSpellErr="1">
+          <w:p>
             <w:pPr>
               <w:jc w:val="center"/>
               <w:rPr>
-                <w:rFonts w:cs="Calibri" w:cstheme="minorAscii"/>
-                <w:b w:val="1"/>
-                <w:bCs w:val="1"/>
+                <w:b/>
+                <w:bCs/>
                 <w:sz w:val="18"/>
                 <w:szCs w:val="18"/>
               </w:rPr>
             </w:pPr>
             <w:r>
-              <w:t>He participado en el desarrollo del módulo de IA para una app móvil, pero no llevo directamente la implementación de UI, así que mi experiencia en desarrollo móvil es parcial.</w:t>
+              <w:t xml:space="preserve">He participado en el desarrollo del módulo de IA para una </w:t>
+            </w:r>
+            <w:proofErr w:type="gramStart"/>
+            <w:r>
+              <w:t>app</w:t>
+            </w:r>
+            <w:proofErr w:type="gramEnd"/>
+            <w:r>
+              <w:t xml:space="preserve"> móvil, pero no llevo directamente la implementación de UI, así </w:t>
+            </w:r>
+            <w:r>
+              <w:lastRenderedPageBreak/>
+              <w:t>que mi experiencia en desarrollo móvil es parcial.</w:t>
             </w:r>
           </w:p>
         </w:tc>
@@ -2254,15 +2099,13 @@
         <w:tc>
           <w:tcPr>
             <w:tcW w:w="1931" w:type="dxa"/>
-            <w:tcMar/>
           </w:tcPr>
-          <w:p w14:noSpellErr="1">
+          <w:p>
             <w:pPr>
               <w:jc w:val="center"/>
               <w:rPr>
-                <w:rFonts w:cs="Calibri" w:cstheme="minorAscii"/>
-                <w:b w:val="1"/>
-                <w:bCs w:val="1"/>
+                <w:b/>
+                <w:bCs/>
                 <w:sz w:val="18"/>
                 <w:szCs w:val="18"/>
               </w:rPr>
@@ -2272,15 +2115,13 @@
         <w:tc>
           <w:tcPr>
             <w:tcW w:w="1017" w:type="dxa"/>
-            <w:tcMar/>
           </w:tcPr>
-          <w:p w14:noSpellErr="1">
+          <w:p>
             <w:pPr>
               <w:jc w:val="center"/>
               <w:rPr>
-                <w:rFonts w:cs="Calibri" w:cstheme="minorAscii"/>
-                <w:b w:val="1"/>
-                <w:bCs w:val="1"/>
+                <w:b/>
+                <w:bCs/>
                 <w:sz w:val="18"/>
                 <w:szCs w:val="18"/>
               </w:rPr>
@@ -2290,15 +2131,13 @@
         <w:tc>
           <w:tcPr>
             <w:tcW w:w="926" w:type="dxa"/>
-            <w:tcMar/>
           </w:tcPr>
-          <w:p w14:noSpellErr="1">
+          <w:p>
             <w:pPr>
               <w:jc w:val="center"/>
               <w:rPr>
-                <w:rFonts w:cs="Calibri" w:cstheme="minorAscii"/>
-                <w:b w:val="1"/>
-                <w:bCs w:val="1"/>
+                <w:b/>
+                <w:bCs/>
                 <w:sz w:val="18"/>
                 <w:szCs w:val="18"/>
               </w:rPr>
@@ -2308,15 +2147,13 @@
         <w:tc>
           <w:tcPr>
             <w:tcW w:w="1055" w:type="dxa"/>
-            <w:tcMar/>
           </w:tcPr>
-          <w:p w14:noSpellErr="1">
+          <w:p>
             <w:pPr>
               <w:jc w:val="center"/>
               <w:rPr>
-                <w:rFonts w:cs="Calibri" w:cstheme="minorAscii"/>
-                <w:b w:val="1"/>
-                <w:bCs w:val="1"/>
+                <w:b/>
+                <w:bCs/>
                 <w:sz w:val="18"/>
                 <w:szCs w:val="18"/>
               </w:rPr>
@@ -2326,15 +2163,13 @@
         <w:tc>
           <w:tcPr>
             <w:tcW w:w="1187" w:type="dxa"/>
-            <w:tcMar/>
           </w:tcPr>
-          <w:p w14:noSpellErr="1">
+          <w:p>
             <w:pPr>
               <w:jc w:val="center"/>
               <w:rPr>
-                <w:rFonts w:cs="Calibri" w:cstheme="minorAscii"/>
-                <w:b w:val="1"/>
-                <w:bCs w:val="1"/>
+                <w:b/>
+                <w:bCs/>
                 <w:sz w:val="18"/>
                 <w:szCs w:val="18"/>
               </w:rPr>
@@ -2344,15 +2179,13 @@
         <w:tc>
           <w:tcPr>
             <w:tcW w:w="1250" w:type="dxa"/>
-            <w:tcMar/>
           </w:tcPr>
-          <w:p w14:noSpellErr="1">
+          <w:p>
             <w:pPr>
               <w:jc w:val="center"/>
               <w:rPr>
-                <w:rFonts w:cs="Calibri" w:cstheme="minorAscii"/>
-                <w:b w:val="1"/>
-                <w:bCs w:val="1"/>
+                <w:b/>
+                <w:bCs/>
                 <w:sz w:val="18"/>
                 <w:szCs w:val="18"/>
               </w:rPr>
@@ -2362,15 +2195,13 @@
         <w:tc>
           <w:tcPr>
             <w:tcW w:w="2557" w:type="dxa"/>
-            <w:tcMar/>
           </w:tcPr>
-          <w:p w14:noSpellErr="1">
+          <w:p>
             <w:pPr>
               <w:jc w:val="center"/>
               <w:rPr>
-                <w:rFonts w:cs="Calibri" w:cstheme="minorAscii"/>
-                <w:b w:val="1"/>
-                <w:bCs w:val="1"/>
+                <w:b/>
+                <w:bCs/>
                 <w:sz w:val="18"/>
                 <w:szCs w:val="18"/>
               </w:rPr>
@@ -2386,15 +2217,13 @@
         <w:tc>
           <w:tcPr>
             <w:tcW w:w="1931" w:type="dxa"/>
-            <w:tcMar/>
           </w:tcPr>
-          <w:p w14:noSpellErr="1">
+          <w:p>
             <w:pPr>
               <w:jc w:val="center"/>
               <w:rPr>
-                <w:rFonts w:cs="Calibri" w:cstheme="minorAscii"/>
-                <w:b w:val="1"/>
-                <w:bCs w:val="1"/>
+                <w:b/>
+                <w:bCs/>
                 <w:sz w:val="18"/>
                 <w:szCs w:val="18"/>
               </w:rPr>
@@ -2404,15 +2233,13 @@
         <w:tc>
           <w:tcPr>
             <w:tcW w:w="1017" w:type="dxa"/>
-            <w:tcMar/>
           </w:tcPr>
-          <w:p w14:noSpellErr="1">
+          <w:p>
             <w:pPr>
               <w:jc w:val="center"/>
               <w:rPr>
-                <w:rFonts w:cs="Calibri" w:cstheme="minorAscii"/>
-                <w:b w:val="1"/>
-                <w:bCs w:val="1"/>
+                <w:b/>
+                <w:bCs/>
                 <w:sz w:val="18"/>
                 <w:szCs w:val="18"/>
               </w:rPr>
@@ -2422,15 +2249,13 @@
         <w:tc>
           <w:tcPr>
             <w:tcW w:w="926" w:type="dxa"/>
-            <w:tcMar/>
           </w:tcPr>
-          <w:p w14:noSpellErr="1">
+          <w:p>
             <w:pPr>
               <w:jc w:val="center"/>
               <w:rPr>
-                <w:rFonts w:cs="Calibri" w:cstheme="minorAscii"/>
-                <w:b w:val="1"/>
-                <w:bCs w:val="1"/>
+                <w:b/>
+                <w:bCs/>
                 <w:sz w:val="18"/>
                 <w:szCs w:val="18"/>
               </w:rPr>
@@ -2440,15 +2265,13 @@
         <w:tc>
           <w:tcPr>
             <w:tcW w:w="1055" w:type="dxa"/>
-            <w:tcMar/>
           </w:tcPr>
-          <w:p w14:noSpellErr="1">
+          <w:p>
             <w:pPr>
               <w:jc w:val="center"/>
               <w:rPr>
-                <w:rFonts w:cs="Calibri" w:cstheme="minorAscii"/>
-                <w:b w:val="1"/>
-                <w:bCs w:val="1"/>
+                <w:b/>
+                <w:bCs/>
                 <w:sz w:val="18"/>
                 <w:szCs w:val="18"/>
               </w:rPr>
@@ -2458,15 +2281,13 @@
         <w:tc>
           <w:tcPr>
             <w:tcW w:w="1187" w:type="dxa"/>
-            <w:tcMar/>
           </w:tcPr>
-          <w:p w14:noSpellErr="1">
+          <w:p>
             <w:pPr>
               <w:jc w:val="center"/>
               <w:rPr>
-                <w:rFonts w:cs="Calibri" w:cstheme="minorAscii"/>
-                <w:b w:val="1"/>
-                <w:bCs w:val="1"/>
+                <w:b/>
+                <w:bCs/>
                 <w:sz w:val="18"/>
                 <w:szCs w:val="18"/>
               </w:rPr>
@@ -2476,15 +2297,13 @@
         <w:tc>
           <w:tcPr>
             <w:tcW w:w="1250" w:type="dxa"/>
-            <w:tcMar/>
           </w:tcPr>
-          <w:p w14:noSpellErr="1">
+          <w:p>
             <w:pPr>
               <w:jc w:val="center"/>
               <w:rPr>
-                <w:rFonts w:cs="Calibri" w:cstheme="minorAscii"/>
-                <w:b w:val="1"/>
-                <w:bCs w:val="1"/>
+                <w:b/>
+                <w:bCs/>
                 <w:sz w:val="18"/>
                 <w:szCs w:val="18"/>
               </w:rPr>
@@ -2494,15 +2313,13 @@
         <w:tc>
           <w:tcPr>
             <w:tcW w:w="2557" w:type="dxa"/>
-            <w:tcMar/>
           </w:tcPr>
-          <w:p w14:noSpellErr="1">
+          <w:p>
             <w:pPr>
               <w:jc w:val="center"/>
               <w:rPr>
-                <w:rFonts w:cs="Calibri" w:cstheme="minorAscii"/>
-                <w:b w:val="1"/>
-                <w:bCs w:val="1"/>
+                <w:b/>
+                <w:bCs/>
                 <w:sz w:val="18"/>
                 <w:szCs w:val="18"/>
               </w:rPr>
@@ -2538,7 +2355,7 @@
       <w:footerReference w:type="default" r:id="rId14"/>
       <w:headerReference w:type="first" r:id="rId15"/>
       <w:footerReference w:type="first" r:id="rId16"/>
-      <w:pgSz w:w="12240" w:h="15840" w:orient="portrait" w:code="1"/>
+      <w:pgSz w:w="12240" w:h="15840" w:code="1"/>
       <w:pgMar w:top="1440" w:right="1077" w:bottom="1134" w:left="1077" w:header="567" w:footer="465" w:gutter="0"/>
       <w:pgNumType w:start="0"/>
       <w:cols w:space="708"/>
@@ -2549,7 +2366,7 @@
 </file>
 
 <file path=word/endnotes.xml><?xml version="1.0" encoding="utf-8"?>
-<w:endnotes xmlns:wpc="http://schemas.microsoft.com/office/word/2010/wordprocessingCanvas" xmlns:cx="http://schemas.microsoft.com/office/drawing/2014/chartex" xmlns:mc="http://schemas.openxmlformats.org/markup-compatibility/2006" xmlns:o="urn:schemas-microsoft-com:office:office" xmlns:r="http://schemas.openxmlformats.org/officeDocument/2006/relationships" xmlns:m="http://schemas.openxmlformats.org/officeDocument/2006/math" xmlns:v="urn:schemas-microsoft-com:vml" xmlns:wp14="http://schemas.microsoft.com/office/word/2010/wordprocessingDrawing" xmlns:wp="http://schemas.openxmlformats.org/drawingml/2006/wordprocessingDrawing" xmlns:w10="urn:schemas-microsoft-com:office:word" xmlns:w="http://schemas.openxmlformats.org/wordprocessingml/2006/main" xmlns:w14="http://schemas.microsoft.com/office/word/2010/wordml" xmlns:w15="http://schemas.microsoft.com/office/word/2012/wordml" xmlns:w16se="http://schemas.microsoft.com/office/word/2015/wordml/symex" xmlns:wpg="http://schemas.microsoft.com/office/word/2010/wordprocessingGroup" xmlns:wpi="http://schemas.microsoft.com/office/word/2010/wordprocessingInk" xmlns:wne="http://schemas.microsoft.com/office/word/2006/wordml" xmlns:wps="http://schemas.microsoft.com/office/word/2010/wordprocessingShape" mc:Ignorable="w14 w15 w16se wp14">
+<w:endnotes xmlns:wpc="http://schemas.microsoft.com/office/word/2010/wordprocessingCanvas" xmlns:cx="http://schemas.microsoft.com/office/drawing/2014/chartex" xmlns:cx1="http://schemas.microsoft.com/office/drawing/2015/9/8/chartex" xmlns:cx2="http://schemas.microsoft.com/office/drawing/2015/10/21/chartex" xmlns:cx3="http://schemas.microsoft.com/office/drawing/2016/5/9/chartex" xmlns:cx4="http://schemas.microsoft.com/office/drawing/2016/5/10/chartex" xmlns:cx5="http://schemas.microsoft.com/office/drawing/2016/5/11/chartex" xmlns:cx6="http://schemas.microsoft.com/office/drawing/2016/5/12/chartex" xmlns:cx7="http://schemas.microsoft.com/office/drawing/2016/5/13/chartex" xmlns:cx8="http://schemas.microsoft.com/office/drawing/2016/5/14/chartex" xmlns:mc="http://schemas.openxmlformats.org/markup-compatibility/2006" xmlns:aink="http://schemas.microsoft.com/office/drawing/2016/ink" xmlns:am3d="http://schemas.microsoft.com/office/drawing/2017/model3d" xmlns:o="urn:schemas-microsoft-com:office:office" xmlns:oel="http://schemas.microsoft.com/office/2019/extlst" xmlns:r="http://schemas.openxmlformats.org/officeDocument/2006/relationships" xmlns:m="http://schemas.openxmlformats.org/officeDocument/2006/math" xmlns:v="urn:schemas-microsoft-com:vml" xmlns:wp14="http://schemas.microsoft.com/office/word/2010/wordprocessingDrawing" xmlns:wp="http://schemas.openxmlformats.org/drawingml/2006/wordprocessingDrawing" xmlns:w10="urn:schemas-microsoft-com:office:word" xmlns:w="http://schemas.openxmlformats.org/wordprocessingml/2006/main" xmlns:w14="http://schemas.microsoft.com/office/word/2010/wordml" xmlns:w15="http://schemas.microsoft.com/office/word/2012/wordml" xmlns:w16cex="http://schemas.microsoft.com/office/word/2018/wordml/cex" xmlns:w16cid="http://schemas.microsoft.com/office/word/2016/wordml/cid" xmlns:w16="http://schemas.microsoft.com/office/word/2018/wordml" xmlns:w16du="http://schemas.microsoft.com/office/word/2023/wordml/word16du" xmlns:w16sdtdh="http://schemas.microsoft.com/office/word/2020/wordml/sdtdatahash" xmlns:w16sdtfl="http://schemas.microsoft.com/office/word/2024/wordml/sdtformatlock" xmlns:w16se="http://schemas.microsoft.com/office/word/2015/wordml/symex" xmlns:wpg="http://schemas.microsoft.com/office/word/2010/wordprocessingGroup" xmlns:wpi="http://schemas.microsoft.com/office/word/2010/wordprocessingInk" xmlns:wne="http://schemas.microsoft.com/office/word/2006/wordml" xmlns:wps="http://schemas.microsoft.com/office/word/2010/wordprocessingShape" mc:Ignorable="w14 w15 w16se w16cid w16 w16cex w16sdtdh w16sdtfl w16du wp14">
   <w:endnote w:type="separator" w:id="-1">
     <w:p>
       <w:pPr>
@@ -2574,7 +2391,7 @@
 </file>
 
 <file path=word/footer1.xml><?xml version="1.0" encoding="utf-8"?>
-<w:ftr xmlns:wpc="http://schemas.microsoft.com/office/word/2010/wordprocessingCanvas" xmlns:cx="http://schemas.microsoft.com/office/drawing/2014/chartex" xmlns:mc="http://schemas.openxmlformats.org/markup-compatibility/2006" xmlns:o="urn:schemas-microsoft-com:office:office" xmlns:r="http://schemas.openxmlformats.org/officeDocument/2006/relationships" xmlns:m="http://schemas.openxmlformats.org/officeDocument/2006/math" xmlns:v="urn:schemas-microsoft-com:vml" xmlns:wp14="http://schemas.microsoft.com/office/word/2010/wordprocessingDrawing" xmlns:wp="http://schemas.openxmlformats.org/drawingml/2006/wordprocessingDrawing" xmlns:w10="urn:schemas-microsoft-com:office:word" xmlns:w="http://schemas.openxmlformats.org/wordprocessingml/2006/main" xmlns:w14="http://schemas.microsoft.com/office/word/2010/wordml" xmlns:w15="http://schemas.microsoft.com/office/word/2012/wordml" xmlns:w16se="http://schemas.microsoft.com/office/word/2015/wordml/symex" xmlns:wpg="http://schemas.microsoft.com/office/word/2010/wordprocessingGroup" xmlns:wpi="http://schemas.microsoft.com/office/word/2010/wordprocessingInk" xmlns:wne="http://schemas.microsoft.com/office/word/2006/wordml" xmlns:wps="http://schemas.microsoft.com/office/word/2010/wordprocessingShape" mc:Ignorable="w14 w15 w16se wp14">
+<w:ftr xmlns:wpc="http://schemas.microsoft.com/office/word/2010/wordprocessingCanvas" xmlns:cx="http://schemas.microsoft.com/office/drawing/2014/chartex" xmlns:cx1="http://schemas.microsoft.com/office/drawing/2015/9/8/chartex" xmlns:cx2="http://schemas.microsoft.com/office/drawing/2015/10/21/chartex" xmlns:cx3="http://schemas.microsoft.com/office/drawing/2016/5/9/chartex" xmlns:cx4="http://schemas.microsoft.com/office/drawing/2016/5/10/chartex" xmlns:cx5="http://schemas.microsoft.com/office/drawing/2016/5/11/chartex" xmlns:cx6="http://schemas.microsoft.com/office/drawing/2016/5/12/chartex" xmlns:cx7="http://schemas.microsoft.com/office/drawing/2016/5/13/chartex" xmlns:cx8="http://schemas.microsoft.com/office/drawing/2016/5/14/chartex" xmlns:mc="http://schemas.openxmlformats.org/markup-compatibility/2006" xmlns:aink="http://schemas.microsoft.com/office/drawing/2016/ink" xmlns:am3d="http://schemas.microsoft.com/office/drawing/2017/model3d" xmlns:o="urn:schemas-microsoft-com:office:office" xmlns:oel="http://schemas.microsoft.com/office/2019/extlst" xmlns:r="http://schemas.openxmlformats.org/officeDocument/2006/relationships" xmlns:m="http://schemas.openxmlformats.org/officeDocument/2006/math" xmlns:v="urn:schemas-microsoft-com:vml" xmlns:wp14="http://schemas.microsoft.com/office/word/2010/wordprocessingDrawing" xmlns:wp="http://schemas.openxmlformats.org/drawingml/2006/wordprocessingDrawing" xmlns:w10="urn:schemas-microsoft-com:office:word" xmlns:w="http://schemas.openxmlformats.org/wordprocessingml/2006/main" xmlns:w14="http://schemas.microsoft.com/office/word/2010/wordml" xmlns:w15="http://schemas.microsoft.com/office/word/2012/wordml" xmlns:w16cex="http://schemas.microsoft.com/office/word/2018/wordml/cex" xmlns:w16cid="http://schemas.microsoft.com/office/word/2016/wordml/cid" xmlns:w16="http://schemas.microsoft.com/office/word/2018/wordml" xmlns:w16du="http://schemas.microsoft.com/office/word/2023/wordml/word16du" xmlns:w16sdtdh="http://schemas.microsoft.com/office/word/2020/wordml/sdtdatahash" xmlns:w16sdtfl="http://schemas.microsoft.com/office/word/2024/wordml/sdtformatlock" xmlns:w16se="http://schemas.microsoft.com/office/word/2015/wordml/symex" xmlns:wpg="http://schemas.microsoft.com/office/word/2010/wordprocessingGroup" xmlns:wpi="http://schemas.microsoft.com/office/word/2010/wordprocessingInk" xmlns:wne="http://schemas.microsoft.com/office/word/2006/wordml" xmlns:wps="http://schemas.microsoft.com/office/word/2010/wordprocessingShape" mc:Ignorable="w14 w15 w16se w16cid w16 w16cex w16sdtdh w16sdtfl w16du wp14">
   <w:p>
     <w:pPr>
       <w:pStyle w:val="Piedepgina"/>
@@ -2584,7 +2401,7 @@
 </file>
 
 <file path=word/footer2.xml><?xml version="1.0" encoding="utf-8"?>
-<w:ftr xmlns:wpc="http://schemas.microsoft.com/office/word/2010/wordprocessingCanvas" xmlns:cx="http://schemas.microsoft.com/office/drawing/2014/chartex" xmlns:mc="http://schemas.openxmlformats.org/markup-compatibility/2006" xmlns:o="urn:schemas-microsoft-com:office:office" xmlns:r="http://schemas.openxmlformats.org/officeDocument/2006/relationships" xmlns:m="http://schemas.openxmlformats.org/officeDocument/2006/math" xmlns:v="urn:schemas-microsoft-com:vml" xmlns:wp14="http://schemas.microsoft.com/office/word/2010/wordprocessingDrawing" xmlns:wp="http://schemas.openxmlformats.org/drawingml/2006/wordprocessingDrawing" xmlns:w10="urn:schemas-microsoft-com:office:word" xmlns:w="http://schemas.openxmlformats.org/wordprocessingml/2006/main" xmlns:w14="http://schemas.microsoft.com/office/word/2010/wordml" xmlns:w15="http://schemas.microsoft.com/office/word/2012/wordml" xmlns:w16se="http://schemas.microsoft.com/office/word/2015/wordml/symex" xmlns:wpg="http://schemas.microsoft.com/office/word/2010/wordprocessingGroup" xmlns:wpi="http://schemas.microsoft.com/office/word/2010/wordprocessingInk" xmlns:wne="http://schemas.microsoft.com/office/word/2006/wordml" xmlns:wps="http://schemas.microsoft.com/office/word/2010/wordprocessingShape" xmlns:a="http://schemas.openxmlformats.org/drawingml/2006/main" xmlns:a14="http://schemas.microsoft.com/office/drawing/2010/main" mc:Ignorable="w14 w15 w16se wp14">
+<w:ftr xmlns:wpc="http://schemas.microsoft.com/office/word/2010/wordprocessingCanvas" xmlns:cx="http://schemas.microsoft.com/office/drawing/2014/chartex" xmlns:cx1="http://schemas.microsoft.com/office/drawing/2015/9/8/chartex" xmlns:cx2="http://schemas.microsoft.com/office/drawing/2015/10/21/chartex" xmlns:cx3="http://schemas.microsoft.com/office/drawing/2016/5/9/chartex" xmlns:cx4="http://schemas.microsoft.com/office/drawing/2016/5/10/chartex" xmlns:cx5="http://schemas.microsoft.com/office/drawing/2016/5/11/chartex" xmlns:cx6="http://schemas.microsoft.com/office/drawing/2016/5/12/chartex" xmlns:cx7="http://schemas.microsoft.com/office/drawing/2016/5/13/chartex" xmlns:cx8="http://schemas.microsoft.com/office/drawing/2016/5/14/chartex" xmlns:mc="http://schemas.openxmlformats.org/markup-compatibility/2006" xmlns:aink="http://schemas.microsoft.com/office/drawing/2016/ink" xmlns:am3d="http://schemas.microsoft.com/office/drawing/2017/model3d" xmlns:o="urn:schemas-microsoft-com:office:office" xmlns:oel="http://schemas.microsoft.com/office/2019/extlst" xmlns:r="http://schemas.openxmlformats.org/officeDocument/2006/relationships" xmlns:m="http://schemas.openxmlformats.org/officeDocument/2006/math" xmlns:v="urn:schemas-microsoft-com:vml" xmlns:wp14="http://schemas.microsoft.com/office/word/2010/wordprocessingDrawing" xmlns:wp="http://schemas.openxmlformats.org/drawingml/2006/wordprocessingDrawing" xmlns:w10="urn:schemas-microsoft-com:office:word" xmlns:w="http://schemas.openxmlformats.org/wordprocessingml/2006/main" xmlns:w14="http://schemas.microsoft.com/office/word/2010/wordml" xmlns:w15="http://schemas.microsoft.com/office/word/2012/wordml" xmlns:w16cex="http://schemas.microsoft.com/office/word/2018/wordml/cex" xmlns:w16cid="http://schemas.microsoft.com/office/word/2016/wordml/cid" xmlns:w16="http://schemas.microsoft.com/office/word/2018/wordml" xmlns:w16du="http://schemas.microsoft.com/office/word/2023/wordml/word16du" xmlns:w16sdtdh="http://schemas.microsoft.com/office/word/2020/wordml/sdtdatahash" xmlns:w16sdtfl="http://schemas.microsoft.com/office/word/2024/wordml/sdtformatlock" xmlns:w16se="http://schemas.microsoft.com/office/word/2015/wordml/symex" xmlns:wpg="http://schemas.microsoft.com/office/word/2010/wordprocessingGroup" xmlns:wpi="http://schemas.microsoft.com/office/word/2010/wordprocessingInk" xmlns:wne="http://schemas.microsoft.com/office/word/2006/wordml" xmlns:wps="http://schemas.microsoft.com/office/word/2010/wordprocessingShape" mc:Ignorable="w14 w15 w16se w16cid w16 w16cex w16sdtdh w16sdtfl w16du wp14">
   <w:sdt>
     <w:sdtPr>
       <w:id w:val="-1904276369"/>
@@ -2593,7 +2410,6 @@
         <w:docPartUnique/>
       </w:docPartObj>
     </w:sdtPr>
-    <w:sdtEndPr/>
     <w:sdtContent>
       <w:p>
         <w:pPr>
@@ -2803,7 +2619,7 @@
                 </wp:anchor>
               </w:drawing>
             </mc:Choice>
-            <mc:Fallback>
+            <mc:Fallback xmlns:a14="http://schemas.microsoft.com/office/drawing/2010/main" xmlns:a="http://schemas.openxmlformats.org/drawingml/2006/main">
               <w:pict>
                 <v:group id="Grupo 32" style="position:absolute;margin-left:0;margin-top:0;width:610.5pt;height:15pt;z-index:251659264;mso-width-percent:1000;mso-position-horizontal:center;mso-position-horizontal-relative:page;mso-position-vertical:center;mso-position-vertical-relative:bottom-margin-area;mso-width-percent:1000" coordsize="12255,300" coordorigin=",14970" o:spid="_x0000_s1026" w14:anchorId="51D00065" o:gfxdata="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">
                   <v:shapetype id="_x0000_t202" coordsize="21600,21600" o:spt="202" path="m,l,21600r21600,l21600,xe">
@@ -2872,7 +2688,7 @@
 </file>
 
 <file path=word/footer3.xml><?xml version="1.0" encoding="utf-8"?>
-<w:ftr xmlns:wpc="http://schemas.microsoft.com/office/word/2010/wordprocessingCanvas" xmlns:cx="http://schemas.microsoft.com/office/drawing/2014/chartex" xmlns:mc="http://schemas.openxmlformats.org/markup-compatibility/2006" xmlns:o="urn:schemas-microsoft-com:office:office" xmlns:r="http://schemas.openxmlformats.org/officeDocument/2006/relationships" xmlns:m="http://schemas.openxmlformats.org/officeDocument/2006/math" xmlns:v="urn:schemas-microsoft-com:vml" xmlns:wp14="http://schemas.microsoft.com/office/word/2010/wordprocessingDrawing" xmlns:wp="http://schemas.openxmlformats.org/drawingml/2006/wordprocessingDrawing" xmlns:w10="urn:schemas-microsoft-com:office:word" xmlns:w="http://schemas.openxmlformats.org/wordprocessingml/2006/main" xmlns:w14="http://schemas.microsoft.com/office/word/2010/wordml" xmlns:w15="http://schemas.microsoft.com/office/word/2012/wordml" xmlns:w16se="http://schemas.microsoft.com/office/word/2015/wordml/symex" xmlns:wpg="http://schemas.microsoft.com/office/word/2010/wordprocessingGroup" xmlns:wpi="http://schemas.microsoft.com/office/word/2010/wordprocessingInk" xmlns:wne="http://schemas.microsoft.com/office/word/2006/wordml" xmlns:wps="http://schemas.microsoft.com/office/word/2010/wordprocessingShape" mc:Ignorable="w14 w15 w16se wp14">
+<w:ftr xmlns:wpc="http://schemas.microsoft.com/office/word/2010/wordprocessingCanvas" xmlns:cx="http://schemas.microsoft.com/office/drawing/2014/chartex" xmlns:cx1="http://schemas.microsoft.com/office/drawing/2015/9/8/chartex" xmlns:cx2="http://schemas.microsoft.com/office/drawing/2015/10/21/chartex" xmlns:cx3="http://schemas.microsoft.com/office/drawing/2016/5/9/chartex" xmlns:cx4="http://schemas.microsoft.com/office/drawing/2016/5/10/chartex" xmlns:cx5="http://schemas.microsoft.com/office/drawing/2016/5/11/chartex" xmlns:cx6="http://schemas.microsoft.com/office/drawing/2016/5/12/chartex" xmlns:cx7="http://schemas.microsoft.com/office/drawing/2016/5/13/chartex" xmlns:cx8="http://schemas.microsoft.com/office/drawing/2016/5/14/chartex" xmlns:mc="http://schemas.openxmlformats.org/markup-compatibility/2006" xmlns:aink="http://schemas.microsoft.com/office/drawing/2016/ink" xmlns:am3d="http://schemas.microsoft.com/office/drawing/2017/model3d" xmlns:o="urn:schemas-microsoft-com:office:office" xmlns:oel="http://schemas.microsoft.com/office/2019/extlst" xmlns:r="http://schemas.openxmlformats.org/officeDocument/2006/relationships" xmlns:m="http://schemas.openxmlformats.org/officeDocument/2006/math" xmlns:v="urn:schemas-microsoft-com:vml" xmlns:wp14="http://schemas.microsoft.com/office/word/2010/wordprocessingDrawing" xmlns:wp="http://schemas.openxmlformats.org/drawingml/2006/wordprocessingDrawing" xmlns:w10="urn:schemas-microsoft-com:office:word" xmlns:w="http://schemas.openxmlformats.org/wordprocessingml/2006/main" xmlns:w14="http://schemas.microsoft.com/office/word/2010/wordml" xmlns:w15="http://schemas.microsoft.com/office/word/2012/wordml" xmlns:w16cex="http://schemas.microsoft.com/office/word/2018/wordml/cex" xmlns:w16cid="http://schemas.microsoft.com/office/word/2016/wordml/cid" xmlns:w16="http://schemas.microsoft.com/office/word/2018/wordml" xmlns:w16du="http://schemas.microsoft.com/office/word/2023/wordml/word16du" xmlns:w16sdtdh="http://schemas.microsoft.com/office/word/2020/wordml/sdtdatahash" xmlns:w16sdtfl="http://schemas.microsoft.com/office/word/2024/wordml/sdtformatlock" xmlns:w16se="http://schemas.microsoft.com/office/word/2015/wordml/symex" xmlns:wpg="http://schemas.microsoft.com/office/word/2010/wordprocessingGroup" xmlns:wpi="http://schemas.microsoft.com/office/word/2010/wordprocessingInk" xmlns:wne="http://schemas.microsoft.com/office/word/2006/wordml" xmlns:wps="http://schemas.microsoft.com/office/word/2010/wordprocessingShape" mc:Ignorable="w14 w15 w16se w16cid w16 w16cex w16sdtdh w16sdtfl w16du wp14">
   <w:p>
     <w:pPr>
       <w:pStyle w:val="Piedepgina"/>
@@ -2882,7 +2698,7 @@
 </file>
 
 <file path=word/footnotes.xml><?xml version="1.0" encoding="utf-8"?>
-<w:footnotes xmlns:wpc="http://schemas.microsoft.com/office/word/2010/wordprocessingCanvas" xmlns:cx="http://schemas.microsoft.com/office/drawing/2014/chartex" xmlns:mc="http://schemas.openxmlformats.org/markup-compatibility/2006" xmlns:o="urn:schemas-microsoft-com:office:office" xmlns:r="http://schemas.openxmlformats.org/officeDocument/2006/relationships" xmlns:m="http://schemas.openxmlformats.org/officeDocument/2006/math" xmlns:v="urn:schemas-microsoft-com:vml" xmlns:wp14="http://schemas.microsoft.com/office/word/2010/wordprocessingDrawing" xmlns:wp="http://schemas.openxmlformats.org/drawingml/2006/wordprocessingDrawing" xmlns:w10="urn:schemas-microsoft-com:office:word" xmlns:w="http://schemas.openxmlformats.org/wordprocessingml/2006/main" xmlns:w14="http://schemas.microsoft.com/office/word/2010/wordml" xmlns:w15="http://schemas.microsoft.com/office/word/2012/wordml" xmlns:w16se="http://schemas.microsoft.com/office/word/2015/wordml/symex" xmlns:wpg="http://schemas.microsoft.com/office/word/2010/wordprocessingGroup" xmlns:wpi="http://schemas.microsoft.com/office/word/2010/wordprocessingInk" xmlns:wne="http://schemas.microsoft.com/office/word/2006/wordml" xmlns:wps="http://schemas.microsoft.com/office/word/2010/wordprocessingShape" mc:Ignorable="w14 w15 w16se wp14">
+<w:footnotes xmlns:wpc="http://schemas.microsoft.com/office/word/2010/wordprocessingCanvas" xmlns:cx="http://schemas.microsoft.com/office/drawing/2014/chartex" xmlns:cx1="http://schemas.microsoft.com/office/drawing/2015/9/8/chartex" xmlns:cx2="http://schemas.microsoft.com/office/drawing/2015/10/21/chartex" xmlns:cx3="http://schemas.microsoft.com/office/drawing/2016/5/9/chartex" xmlns:cx4="http://schemas.microsoft.com/office/drawing/2016/5/10/chartex" xmlns:cx5="http://schemas.microsoft.com/office/drawing/2016/5/11/chartex" xmlns:cx6="http://schemas.microsoft.com/office/drawing/2016/5/12/chartex" xmlns:cx7="http://schemas.microsoft.com/office/drawing/2016/5/13/chartex" xmlns:cx8="http://schemas.microsoft.com/office/drawing/2016/5/14/chartex" xmlns:mc="http://schemas.openxmlformats.org/markup-compatibility/2006" xmlns:aink="http://schemas.microsoft.com/office/drawing/2016/ink" xmlns:am3d="http://schemas.microsoft.com/office/drawing/2017/model3d" xmlns:o="urn:schemas-microsoft-com:office:office" xmlns:oel="http://schemas.microsoft.com/office/2019/extlst" xmlns:r="http://schemas.openxmlformats.org/officeDocument/2006/relationships" xmlns:m="http://schemas.openxmlformats.org/officeDocument/2006/math" xmlns:v="urn:schemas-microsoft-com:vml" xmlns:wp14="http://schemas.microsoft.com/office/word/2010/wordprocessingDrawing" xmlns:wp="http://schemas.openxmlformats.org/drawingml/2006/wordprocessingDrawing" xmlns:w10="urn:schemas-microsoft-com:office:word" xmlns:w="http://schemas.openxmlformats.org/wordprocessingml/2006/main" xmlns:w14="http://schemas.microsoft.com/office/word/2010/wordml" xmlns:w15="http://schemas.microsoft.com/office/word/2012/wordml" xmlns:w16cex="http://schemas.microsoft.com/office/word/2018/wordml/cex" xmlns:w16cid="http://schemas.microsoft.com/office/word/2016/wordml/cid" xmlns:w16="http://schemas.microsoft.com/office/word/2018/wordml" xmlns:w16du="http://schemas.microsoft.com/office/word/2023/wordml/word16du" xmlns:w16sdtdh="http://schemas.microsoft.com/office/word/2020/wordml/sdtdatahash" xmlns:w16sdtfl="http://schemas.microsoft.com/office/word/2024/wordml/sdtformatlock" xmlns:w16se="http://schemas.microsoft.com/office/word/2015/wordml/symex" xmlns:wpg="http://schemas.microsoft.com/office/word/2010/wordprocessingGroup" xmlns:wpi="http://schemas.microsoft.com/office/word/2010/wordprocessingInk" xmlns:wne="http://schemas.microsoft.com/office/word/2006/wordml" xmlns:wps="http://schemas.microsoft.com/office/word/2010/wordprocessingShape" mc:Ignorable="w14 w15 w16se w16cid w16 w16cex w16sdtdh w16sdtfl w16du wp14">
   <w:footnote w:type="separator" w:id="-1">
     <w:p>
       <w:pPr>
@@ -2907,7 +2723,7 @@
 </file>
 
 <file path=word/header1.xml><?xml version="1.0" encoding="utf-8"?>
-<w:hdr xmlns:wpc="http://schemas.microsoft.com/office/word/2010/wordprocessingCanvas" xmlns:cx="http://schemas.microsoft.com/office/drawing/2014/chartex" xmlns:mc="http://schemas.openxmlformats.org/markup-compatibility/2006" xmlns:o="urn:schemas-microsoft-com:office:office" xmlns:r="http://schemas.openxmlformats.org/officeDocument/2006/relationships" xmlns:m="http://schemas.openxmlformats.org/officeDocument/2006/math" xmlns:v="urn:schemas-microsoft-com:vml" xmlns:wp14="http://schemas.microsoft.com/office/word/2010/wordprocessingDrawing" xmlns:wp="http://schemas.openxmlformats.org/drawingml/2006/wordprocessingDrawing" xmlns:w10="urn:schemas-microsoft-com:office:word" xmlns:w="http://schemas.openxmlformats.org/wordprocessingml/2006/main" xmlns:w14="http://schemas.microsoft.com/office/word/2010/wordml" xmlns:w15="http://schemas.microsoft.com/office/word/2012/wordml" xmlns:w16se="http://schemas.microsoft.com/office/word/2015/wordml/symex" xmlns:wpg="http://schemas.microsoft.com/office/word/2010/wordprocessingGroup" xmlns:wpi="http://schemas.microsoft.com/office/word/2010/wordprocessingInk" xmlns:wne="http://schemas.microsoft.com/office/word/2006/wordml" xmlns:wps="http://schemas.microsoft.com/office/word/2010/wordprocessingShape" mc:Ignorable="w14 w15 w16se wp14">
+<w:hdr xmlns:wpc="http://schemas.microsoft.com/office/word/2010/wordprocessingCanvas" xmlns:cx="http://schemas.microsoft.com/office/drawing/2014/chartex" xmlns:cx1="http://schemas.microsoft.com/office/drawing/2015/9/8/chartex" xmlns:cx2="http://schemas.microsoft.com/office/drawing/2015/10/21/chartex" xmlns:cx3="http://schemas.microsoft.com/office/drawing/2016/5/9/chartex" xmlns:cx4="http://schemas.microsoft.com/office/drawing/2016/5/10/chartex" xmlns:cx5="http://schemas.microsoft.com/office/drawing/2016/5/11/chartex" xmlns:cx6="http://schemas.microsoft.com/office/drawing/2016/5/12/chartex" xmlns:cx7="http://schemas.microsoft.com/office/drawing/2016/5/13/chartex" xmlns:cx8="http://schemas.microsoft.com/office/drawing/2016/5/14/chartex" xmlns:mc="http://schemas.openxmlformats.org/markup-compatibility/2006" xmlns:aink="http://schemas.microsoft.com/office/drawing/2016/ink" xmlns:am3d="http://schemas.microsoft.com/office/drawing/2017/model3d" xmlns:o="urn:schemas-microsoft-com:office:office" xmlns:oel="http://schemas.microsoft.com/office/2019/extlst" xmlns:r="http://schemas.openxmlformats.org/officeDocument/2006/relationships" xmlns:m="http://schemas.openxmlformats.org/officeDocument/2006/math" xmlns:v="urn:schemas-microsoft-com:vml" xmlns:wp14="http://schemas.microsoft.com/office/word/2010/wordprocessingDrawing" xmlns:wp="http://schemas.openxmlformats.org/drawingml/2006/wordprocessingDrawing" xmlns:w10="urn:schemas-microsoft-com:office:word" xmlns:w="http://schemas.openxmlformats.org/wordprocessingml/2006/main" xmlns:w14="http://schemas.microsoft.com/office/word/2010/wordml" xmlns:w15="http://schemas.microsoft.com/office/word/2012/wordml" xmlns:w16cex="http://schemas.microsoft.com/office/word/2018/wordml/cex" xmlns:w16cid="http://schemas.microsoft.com/office/word/2016/wordml/cid" xmlns:w16="http://schemas.microsoft.com/office/word/2018/wordml" xmlns:w16du="http://schemas.microsoft.com/office/word/2023/wordml/word16du" xmlns:w16sdtdh="http://schemas.microsoft.com/office/word/2020/wordml/sdtdatahash" xmlns:w16sdtfl="http://schemas.microsoft.com/office/word/2024/wordml/sdtformatlock" xmlns:w16se="http://schemas.microsoft.com/office/word/2015/wordml/symex" xmlns:wpg="http://schemas.microsoft.com/office/word/2010/wordprocessingGroup" xmlns:wpi="http://schemas.microsoft.com/office/word/2010/wordprocessingInk" xmlns:wne="http://schemas.microsoft.com/office/word/2006/wordml" xmlns:wps="http://schemas.microsoft.com/office/word/2010/wordprocessingShape" mc:Ignorable="w14 w15 w16se w16cid w16 w16cex w16sdtdh w16sdtfl w16du wp14">
   <w:p>
     <w:pPr>
       <w:pStyle w:val="Encabezado"/>
@@ -2917,7 +2733,7 @@
 </file>
 
 <file path=word/header2.xml><?xml version="1.0" encoding="utf-8"?>
-<w:hdr xmlns:wpc="http://schemas.microsoft.com/office/word/2010/wordprocessingCanvas" xmlns:cx="http://schemas.microsoft.com/office/drawing/2014/chartex" xmlns:mc="http://schemas.openxmlformats.org/markup-compatibility/2006" xmlns:o="urn:schemas-microsoft-com:office:office" xmlns:r="http://schemas.openxmlformats.org/officeDocument/2006/relationships" xmlns:m="http://schemas.openxmlformats.org/officeDocument/2006/math" xmlns:v="urn:schemas-microsoft-com:vml" xmlns:wp14="http://schemas.microsoft.com/office/word/2010/wordprocessingDrawing" xmlns:wp="http://schemas.openxmlformats.org/drawingml/2006/wordprocessingDrawing" xmlns:w10="urn:schemas-microsoft-com:office:word" xmlns:w="http://schemas.openxmlformats.org/wordprocessingml/2006/main" xmlns:w14="http://schemas.microsoft.com/office/word/2010/wordml" xmlns:w15="http://schemas.microsoft.com/office/word/2012/wordml" xmlns:w16se="http://schemas.microsoft.com/office/word/2015/wordml/symex" xmlns:wpg="http://schemas.microsoft.com/office/word/2010/wordprocessingGroup" xmlns:wpi="http://schemas.microsoft.com/office/word/2010/wordprocessingInk" xmlns:wne="http://schemas.microsoft.com/office/word/2006/wordml" xmlns:wps="http://schemas.microsoft.com/office/word/2010/wordprocessingShape" xmlns:a="http://schemas.openxmlformats.org/drawingml/2006/main" xmlns:pic="http://schemas.openxmlformats.org/drawingml/2006/picture" xmlns:a14="http://schemas.microsoft.com/office/drawing/2010/main" mc:Ignorable="w14 w15 w16se wp14">
+<w:hdr xmlns:wpc="http://schemas.microsoft.com/office/word/2010/wordprocessingCanvas" xmlns:cx="http://schemas.microsoft.com/office/drawing/2014/chartex" xmlns:cx1="http://schemas.microsoft.com/office/drawing/2015/9/8/chartex" xmlns:cx2="http://schemas.microsoft.com/office/drawing/2015/10/21/chartex" xmlns:cx3="http://schemas.microsoft.com/office/drawing/2016/5/9/chartex" xmlns:cx4="http://schemas.microsoft.com/office/drawing/2016/5/10/chartex" xmlns:cx5="http://schemas.microsoft.com/office/drawing/2016/5/11/chartex" xmlns:cx6="http://schemas.microsoft.com/office/drawing/2016/5/12/chartex" xmlns:cx7="http://schemas.microsoft.com/office/drawing/2016/5/13/chartex" xmlns:cx8="http://schemas.microsoft.com/office/drawing/2016/5/14/chartex" xmlns:mc="http://schemas.openxmlformats.org/markup-compatibility/2006" xmlns:aink="http://schemas.microsoft.com/office/drawing/2016/ink" xmlns:am3d="http://schemas.microsoft.com/office/drawing/2017/model3d" xmlns:o="urn:schemas-microsoft-com:office:office" xmlns:oel="http://schemas.microsoft.com/office/2019/extlst" xmlns:r="http://schemas.openxmlformats.org/officeDocument/2006/relationships" xmlns:m="http://schemas.openxmlformats.org/officeDocument/2006/math" xmlns:v="urn:schemas-microsoft-com:vml" xmlns:wp14="http://schemas.microsoft.com/office/word/2010/wordprocessingDrawing" xmlns:wp="http://schemas.openxmlformats.org/drawingml/2006/wordprocessingDrawing" xmlns:w10="urn:schemas-microsoft-com:office:word" xmlns:w="http://schemas.openxmlformats.org/wordprocessingml/2006/main" xmlns:w14="http://schemas.microsoft.com/office/word/2010/wordml" xmlns:w15="http://schemas.microsoft.com/office/word/2012/wordml" xmlns:w16cex="http://schemas.microsoft.com/office/word/2018/wordml/cex" xmlns:w16cid="http://schemas.microsoft.com/office/word/2016/wordml/cid" xmlns:w16="http://schemas.microsoft.com/office/word/2018/wordml" xmlns:w16du="http://schemas.microsoft.com/office/word/2023/wordml/word16du" xmlns:w16sdtdh="http://schemas.microsoft.com/office/word/2020/wordml/sdtdatahash" xmlns:w16sdtfl="http://schemas.microsoft.com/office/word/2024/wordml/sdtformatlock" xmlns:w16se="http://schemas.microsoft.com/office/word/2015/wordml/symex" xmlns:wpg="http://schemas.microsoft.com/office/word/2010/wordprocessingGroup" xmlns:wpi="http://schemas.microsoft.com/office/word/2010/wordprocessingInk" xmlns:wne="http://schemas.microsoft.com/office/word/2006/wordml" xmlns:wps="http://schemas.microsoft.com/office/word/2010/wordprocessingShape" mc:Ignorable="w14 w15 w16se w16cid w16 w16cex w16sdtdh w16sdtfl w16du wp14">
   <w:tbl>
     <w:tblPr>
       <w:tblStyle w:val="Tablaconcuadrcula"/>
@@ -2945,7 +2761,7 @@
         <w:p>
           <w:pPr>
             <w:rPr>
-              <w:rFonts w:ascii="Century Gothic" w:hAnsi="Century Gothic" w:eastAsia="Century Gothic" w:cs="Century Gothic"/>
+              <w:rFonts w:ascii="Century Gothic" w:eastAsia="Century Gothic" w:hAnsi="Century Gothic" w:cs="Century Gothic"/>
               <w:b/>
               <w:color w:val="1D2763"/>
               <w:sz w:val="24"/>
@@ -2954,7 +2770,7 @@
           </w:pPr>
           <w:r>
             <w:rPr>
-              <w:rFonts w:ascii="Century Gothic" w:hAnsi="Century Gothic" w:eastAsia="Century Gothic" w:cs="Century Gothic"/>
+              <w:rFonts w:ascii="Century Gothic" w:eastAsia="Century Gothic" w:hAnsi="Century Gothic" w:cs="Century Gothic"/>
               <w:b/>
               <w:color w:val="1D2763"/>
               <w:sz w:val="24"/>
@@ -2964,7 +2780,7 @@
           </w:r>
           <w:r>
             <w:rPr>
-              <w:rFonts w:ascii="Century Gothic" w:hAnsi="Century Gothic" w:eastAsia="Century Gothic" w:cs="Century Gothic"/>
+              <w:rFonts w:ascii="Century Gothic" w:eastAsia="Century Gothic" w:hAnsi="Century Gothic" w:cs="Century Gothic"/>
               <w:b/>
               <w:color w:val="1D2763"/>
               <w:sz w:val="24"/>
@@ -2976,7 +2792,7 @@
         <w:p>
           <w:pPr>
             <w:rPr>
-              <w:rFonts w:ascii="Century Gothic" w:hAnsi="Century Gothic" w:eastAsiaTheme="minorEastAsia"/>
+              <w:rFonts w:ascii="Century Gothic" w:eastAsiaTheme="minorEastAsia" w:hAnsi="Century Gothic"/>
               <w:sz w:val="2"/>
               <w:szCs w:val="2"/>
               <w:lang w:val="es-ES_tradnl" w:eastAsia="es-ES"/>
@@ -2984,7 +2800,7 @@
           </w:pPr>
           <w:r>
             <w:rPr>
-              <w:rFonts w:ascii="Century Gothic" w:hAnsi="Century Gothic" w:eastAsia="Century Gothic" w:cs="Century Gothic"/>
+              <w:rFonts w:ascii="Century Gothic" w:eastAsia="Century Gothic" w:hAnsi="Century Gothic" w:cs="Century Gothic"/>
               <w:b/>
               <w:color w:val="1D2763"/>
               <w:sz w:val="24"/>
@@ -3008,7 +2824,7 @@
           <w:pPr>
             <w:jc w:val="right"/>
             <w:rPr>
-              <w:rFonts w:ascii="Century Gothic" w:hAnsi="Century Gothic" w:eastAsiaTheme="minorEastAsia"/>
+              <w:rFonts w:ascii="Century Gothic" w:eastAsiaTheme="minorEastAsia" w:hAnsi="Century Gothic"/>
               <w:b/>
               <w:sz w:val="30"/>
               <w:szCs w:val="30"/>
@@ -3078,7 +2894,7 @@
 </file>
 
 <file path=word/header3.xml><?xml version="1.0" encoding="utf-8"?>
-<w:hdr xmlns:wpc="http://schemas.microsoft.com/office/word/2010/wordprocessingCanvas" xmlns:cx="http://schemas.microsoft.com/office/drawing/2014/chartex" xmlns:mc="http://schemas.openxmlformats.org/markup-compatibility/2006" xmlns:o="urn:schemas-microsoft-com:office:office" xmlns:r="http://schemas.openxmlformats.org/officeDocument/2006/relationships" xmlns:m="http://schemas.openxmlformats.org/officeDocument/2006/math" xmlns:v="urn:schemas-microsoft-com:vml" xmlns:wp14="http://schemas.microsoft.com/office/word/2010/wordprocessingDrawing" xmlns:wp="http://schemas.openxmlformats.org/drawingml/2006/wordprocessingDrawing" xmlns:w10="urn:schemas-microsoft-com:office:word" xmlns:w="http://schemas.openxmlformats.org/wordprocessingml/2006/main" xmlns:w14="http://schemas.microsoft.com/office/word/2010/wordml" xmlns:w15="http://schemas.microsoft.com/office/word/2012/wordml" xmlns:w16se="http://schemas.microsoft.com/office/word/2015/wordml/symex" xmlns:wpg="http://schemas.microsoft.com/office/word/2010/wordprocessingGroup" xmlns:wpi="http://schemas.microsoft.com/office/word/2010/wordprocessingInk" xmlns:wne="http://schemas.microsoft.com/office/word/2006/wordml" xmlns:wps="http://schemas.microsoft.com/office/word/2010/wordprocessingShape" xmlns:a="http://schemas.openxmlformats.org/drawingml/2006/main" xmlns:pic="http://schemas.openxmlformats.org/drawingml/2006/picture" xmlns:a14="http://schemas.microsoft.com/office/drawing/2010/main" mc:Ignorable="w14 w15 w16se wp14">
+<w:hdr xmlns:wpc="http://schemas.microsoft.com/office/word/2010/wordprocessingCanvas" xmlns:cx="http://schemas.microsoft.com/office/drawing/2014/chartex" xmlns:cx1="http://schemas.microsoft.com/office/drawing/2015/9/8/chartex" xmlns:cx2="http://schemas.microsoft.com/office/drawing/2015/10/21/chartex" xmlns:cx3="http://schemas.microsoft.com/office/drawing/2016/5/9/chartex" xmlns:cx4="http://schemas.microsoft.com/office/drawing/2016/5/10/chartex" xmlns:cx5="http://schemas.microsoft.com/office/drawing/2016/5/11/chartex" xmlns:cx6="http://schemas.microsoft.com/office/drawing/2016/5/12/chartex" xmlns:cx7="http://schemas.microsoft.com/office/drawing/2016/5/13/chartex" xmlns:cx8="http://schemas.microsoft.com/office/drawing/2016/5/14/chartex" xmlns:mc="http://schemas.openxmlformats.org/markup-compatibility/2006" xmlns:aink="http://schemas.microsoft.com/office/drawing/2016/ink" xmlns:am3d="http://schemas.microsoft.com/office/drawing/2017/model3d" xmlns:o="urn:schemas-microsoft-com:office:office" xmlns:oel="http://schemas.microsoft.com/office/2019/extlst" xmlns:r="http://schemas.openxmlformats.org/officeDocument/2006/relationships" xmlns:m="http://schemas.openxmlformats.org/officeDocument/2006/math" xmlns:v="urn:schemas-microsoft-com:vml" xmlns:wp14="http://schemas.microsoft.com/office/word/2010/wordprocessingDrawing" xmlns:wp="http://schemas.openxmlformats.org/drawingml/2006/wordprocessingDrawing" xmlns:w10="urn:schemas-microsoft-com:office:word" xmlns:w="http://schemas.openxmlformats.org/wordprocessingml/2006/main" xmlns:w14="http://schemas.microsoft.com/office/word/2010/wordml" xmlns:w15="http://schemas.microsoft.com/office/word/2012/wordml" xmlns:w16cex="http://schemas.microsoft.com/office/word/2018/wordml/cex" xmlns:w16cid="http://schemas.microsoft.com/office/word/2016/wordml/cid" xmlns:w16="http://schemas.microsoft.com/office/word/2018/wordml" xmlns:w16du="http://schemas.microsoft.com/office/word/2023/wordml/word16du" xmlns:w16sdtdh="http://schemas.microsoft.com/office/word/2020/wordml/sdtdatahash" xmlns:w16sdtfl="http://schemas.microsoft.com/office/word/2024/wordml/sdtformatlock" xmlns:w16se="http://schemas.microsoft.com/office/word/2015/wordml/symex" xmlns:wpg="http://schemas.microsoft.com/office/word/2010/wordprocessingGroup" xmlns:wpi="http://schemas.microsoft.com/office/word/2010/wordprocessingInk" xmlns:wne="http://schemas.microsoft.com/office/word/2006/wordml" xmlns:wps="http://schemas.microsoft.com/office/word/2010/wordprocessingShape" mc:Ignorable="w14 w15 w16se w16cid w16 w16cex w16sdtdh w16sdtfl w16du wp14">
   <w:tbl>
     <w:tblPr>
       <w:tblStyle w:val="Tablaconcuadrcula"/>
@@ -3107,7 +2923,7 @@
         <w:p>
           <w:pPr>
             <w:rPr>
-              <w:rFonts w:ascii="Century Gothic" w:hAnsi="Century Gothic" w:eastAsiaTheme="minorEastAsia"/>
+              <w:rFonts w:ascii="Century Gothic" w:eastAsiaTheme="minorEastAsia" w:hAnsi="Century Gothic"/>
               <w:b/>
               <w:sz w:val="30"/>
               <w:szCs w:val="30"/>
@@ -3116,7 +2932,7 @@
           </w:pPr>
           <w:r>
             <w:rPr>
-              <w:rFonts w:ascii="Century Gothic" w:hAnsi="Century Gothic" w:eastAsiaTheme="minorEastAsia"/>
+              <w:rFonts w:ascii="Century Gothic" w:eastAsiaTheme="minorEastAsia" w:hAnsi="Century Gothic"/>
               <w:b/>
               <w:noProof/>
               <w:sz w:val="30"/>
@@ -3187,7 +3003,7 @@
         <w:p>
           <w:pPr>
             <w:rPr>
-              <w:rFonts w:ascii="Century Gothic" w:hAnsi="Century Gothic" w:eastAsiaTheme="minorEastAsia"/>
+              <w:rFonts w:ascii="Century Gothic" w:eastAsiaTheme="minorEastAsia" w:hAnsi="Century Gothic"/>
               <w:b/>
               <w:color w:val="1D2763"/>
               <w:sz w:val="24"/>
@@ -3197,7 +3013,7 @@
           </w:pPr>
           <w:r>
             <w:rPr>
-              <w:rFonts w:ascii="Century Gothic" w:hAnsi="Century Gothic" w:eastAsiaTheme="minorEastAsia"/>
+              <w:rFonts w:ascii="Century Gothic" w:eastAsiaTheme="minorEastAsia" w:hAnsi="Century Gothic"/>
               <w:b/>
               <w:color w:val="1D2763"/>
               <w:sz w:val="24"/>
@@ -3210,7 +3026,7 @@
         <w:p>
           <w:pPr>
             <w:rPr>
-              <w:rFonts w:ascii="Century Gothic" w:hAnsi="Century Gothic" w:eastAsia="Century Gothic" w:cs="Century Gothic"/>
+              <w:rFonts w:ascii="Century Gothic" w:eastAsia="Century Gothic" w:hAnsi="Century Gothic" w:cs="Century Gothic"/>
               <w:color w:val="1D2763"/>
               <w:sz w:val="24"/>
               <w:szCs w:val="24"/>
@@ -3218,7 +3034,7 @@
           </w:pPr>
           <w:r>
             <w:rPr>
-              <w:rFonts w:ascii="Century Gothic" w:hAnsi="Century Gothic" w:eastAsia="Century Gothic" w:cs="Century Gothic"/>
+              <w:rFonts w:ascii="Century Gothic" w:eastAsia="Century Gothic" w:hAnsi="Century Gothic" w:cs="Century Gothic"/>
               <w:color w:val="1D2763"/>
               <w:sz w:val="24"/>
               <w:szCs w:val="24"/>
@@ -3227,29 +3043,27 @@
           </w:r>
           <w:r>
             <w:rPr>
-              <w:rFonts w:ascii="Century Gothic" w:hAnsi="Century Gothic" w:eastAsia="Century Gothic" w:cs="Century Gothic"/>
+              <w:rFonts w:ascii="Century Gothic" w:eastAsia="Century Gothic" w:hAnsi="Century Gothic" w:cs="Century Gothic"/>
               <w:color w:val="1D2763"/>
               <w:sz w:val="24"/>
               <w:szCs w:val="24"/>
             </w:rPr>
             <w:t xml:space="preserve">en </w:t>
           </w:r>
-          <w:proofErr w:type="spellStart"/>
           <w:r>
             <w:rPr>
-              <w:rFonts w:ascii="Century Gothic" w:hAnsi="Century Gothic" w:eastAsia="Century Gothic" w:cs="Century Gothic"/>
+              <w:rFonts w:ascii="Century Gothic" w:eastAsia="Century Gothic" w:hAnsi="Century Gothic" w:cs="Century Gothic"/>
               <w:color w:val="1D2763"/>
               <w:sz w:val="24"/>
               <w:szCs w:val="24"/>
             </w:rPr>
             <w:t>Geomática</w:t>
           </w:r>
-          <w:proofErr w:type="spellEnd"/>
         </w:p>
         <w:p>
           <w:pPr>
             <w:rPr>
-              <w:rFonts w:ascii="Century Gothic" w:hAnsi="Century Gothic" w:eastAsiaTheme="minorEastAsia"/>
+              <w:rFonts w:ascii="Century Gothic" w:eastAsiaTheme="minorEastAsia" w:hAnsi="Century Gothic"/>
               <w:color w:val="1D2763"/>
               <w:sz w:val="24"/>
               <w:szCs w:val="24"/>
@@ -3258,7 +3072,7 @@
           </w:pPr>
           <w:r>
             <w:rPr>
-              <w:rFonts w:ascii="Century Gothic" w:hAnsi="Century Gothic" w:eastAsiaTheme="minorEastAsia"/>
+              <w:rFonts w:ascii="Century Gothic" w:eastAsiaTheme="minorEastAsia" w:hAnsi="Century Gothic"/>
               <w:color w:val="1D2763"/>
               <w:sz w:val="24"/>
               <w:szCs w:val="24"/>
@@ -3270,7 +3084,7 @@
         <w:p>
           <w:pPr>
             <w:rPr>
-              <w:rFonts w:ascii="Century Gothic" w:hAnsi="Century Gothic" w:eastAsiaTheme="minorEastAsia"/>
+              <w:rFonts w:ascii="Century Gothic" w:eastAsiaTheme="minorEastAsia" w:hAnsi="Century Gothic"/>
               <w:sz w:val="2"/>
               <w:szCs w:val="2"/>
               <w:lang w:val="es-ES_tradnl" w:eastAsia="es-ES"/>
@@ -3292,7 +3106,7 @@
           <w:pPr>
             <w:jc w:val="right"/>
             <w:rPr>
-              <w:rFonts w:ascii="Century Gothic" w:hAnsi="Century Gothic" w:eastAsiaTheme="minorEastAsia"/>
+              <w:rFonts w:ascii="Century Gothic" w:eastAsiaTheme="minorEastAsia" w:hAnsi="Century Gothic"/>
               <w:b/>
               <w:sz w:val="30"/>
               <w:szCs w:val="30"/>
@@ -3301,7 +3115,7 @@
           </w:pPr>
           <w:r>
             <w:rPr>
-              <w:rFonts w:ascii="Century Gothic" w:hAnsi="Century Gothic" w:eastAsiaTheme="minorEastAsia"/>
+              <w:rFonts w:ascii="Century Gothic" w:eastAsiaTheme="minorEastAsia" w:hAnsi="Century Gothic"/>
               <w:b/>
               <w:noProof/>
               <w:sz w:val="30"/>
@@ -3371,7 +3185,7 @@
 </file>
 
 <file path=word/numbering.xml><?xml version="1.0" encoding="utf-8"?>
-<w:numbering xmlns:wpc="http://schemas.microsoft.com/office/word/2010/wordprocessingCanvas" xmlns:cx="http://schemas.microsoft.com/office/drawing/2014/chartex" xmlns:mc="http://schemas.openxmlformats.org/markup-compatibility/2006" xmlns:o="urn:schemas-microsoft-com:office:office" xmlns:r="http://schemas.openxmlformats.org/officeDocument/2006/relationships" xmlns:m="http://schemas.openxmlformats.org/officeDocument/2006/math" xmlns:v="urn:schemas-microsoft-com:vml" xmlns:wp14="http://schemas.microsoft.com/office/word/2010/wordprocessingDrawing" xmlns:wp="http://schemas.openxmlformats.org/drawingml/2006/wordprocessingDrawing" xmlns:w10="urn:schemas-microsoft-com:office:word" xmlns:w="http://schemas.openxmlformats.org/wordprocessingml/2006/main" xmlns:w14="http://schemas.microsoft.com/office/word/2010/wordml" xmlns:w15="http://schemas.microsoft.com/office/word/2012/wordml" xmlns:w16se="http://schemas.microsoft.com/office/word/2015/wordml/symex" xmlns:wpg="http://schemas.microsoft.com/office/word/2010/wordprocessingGroup" xmlns:wpi="http://schemas.microsoft.com/office/word/2010/wordprocessingInk" xmlns:wne="http://schemas.microsoft.com/office/word/2006/wordml" xmlns:wps="http://schemas.microsoft.com/office/word/2010/wordprocessingShape" mc:Ignorable="w14 w15 w16se wp14">
+<w:numbering xmlns:wpc="http://schemas.microsoft.com/office/word/2010/wordprocessingCanvas" xmlns:cx="http://schemas.microsoft.com/office/drawing/2014/chartex" xmlns:cx1="http://schemas.microsoft.com/office/drawing/2015/9/8/chartex" xmlns:cx2="http://schemas.microsoft.com/office/drawing/2015/10/21/chartex" xmlns:cx3="http://schemas.microsoft.com/office/drawing/2016/5/9/chartex" xmlns:cx4="http://schemas.microsoft.com/office/drawing/2016/5/10/chartex" xmlns:cx5="http://schemas.microsoft.com/office/drawing/2016/5/11/chartex" xmlns:cx6="http://schemas.microsoft.com/office/drawing/2016/5/12/chartex" xmlns:cx7="http://schemas.microsoft.com/office/drawing/2016/5/13/chartex" xmlns:cx8="http://schemas.microsoft.com/office/drawing/2016/5/14/chartex" xmlns:mc="http://schemas.openxmlformats.org/markup-compatibility/2006" xmlns:aink="http://schemas.microsoft.com/office/drawing/2016/ink" xmlns:am3d="http://schemas.microsoft.com/office/drawing/2017/model3d" xmlns:o="urn:schemas-microsoft-com:office:office" xmlns:oel="http://schemas.microsoft.com/office/2019/extlst" xmlns:r="http://schemas.openxmlformats.org/officeDocument/2006/relationships" xmlns:m="http://schemas.openxmlformats.org/officeDocument/2006/math" xmlns:v="urn:schemas-microsoft-com:vml" xmlns:wp14="http://schemas.microsoft.com/office/word/2010/wordprocessingDrawing" xmlns:wp="http://schemas.openxmlformats.org/drawingml/2006/wordprocessingDrawing" xmlns:w10="urn:schemas-microsoft-com:office:word" xmlns:w="http://schemas.openxmlformats.org/wordprocessingml/2006/main" xmlns:w14="http://schemas.microsoft.com/office/word/2010/wordml" xmlns:w15="http://schemas.microsoft.com/office/word/2012/wordml" xmlns:w16cex="http://schemas.microsoft.com/office/word/2018/wordml/cex" xmlns:w16cid="http://schemas.microsoft.com/office/word/2016/wordml/cid" xmlns:w16="http://schemas.microsoft.com/office/word/2018/wordml" xmlns:w16du="http://schemas.microsoft.com/office/word/2023/wordml/word16du" xmlns:w16sdtdh="http://schemas.microsoft.com/office/word/2020/wordml/sdtdatahash" xmlns:w16sdtfl="http://schemas.microsoft.com/office/word/2024/wordml/sdtformatlock" xmlns:w16se="http://schemas.microsoft.com/office/word/2015/wordml/symex" xmlns:wpg="http://schemas.microsoft.com/office/word/2010/wordprocessingGroup" xmlns:wpi="http://schemas.microsoft.com/office/word/2010/wordprocessingInk" xmlns:wne="http://schemas.microsoft.com/office/word/2006/wordml" xmlns:wps="http://schemas.microsoft.com/office/word/2010/wordprocessingShape" mc:Ignorable="w14 w15 w16se w16cid w16 w16cex w16sdtdh w16sdtfl w16du wp14">
   <w:abstractNum w:abstractNumId="0" w15:restartNumberingAfterBreak="0">
     <w:nsid w:val="049156A1"/>
     <w:multiLevelType w:val="hybridMultilevel"/>
@@ -3385,7 +3199,7 @@
         <w:ind w:left="720" w:hanging="360"/>
       </w:pPr>
       <w:rPr>
-        <w:rFonts w:hint="default" w:ascii="Calibri" w:hAnsi="Calibri"/>
+        <w:rFonts w:ascii="Calibri" w:hAnsi="Calibri" w:hint="default"/>
       </w:rPr>
     </w:lvl>
     <w:lvl w:ilvl="1" w:tplc="664283CA">
@@ -3397,7 +3211,7 @@
         <w:ind w:left="1440" w:hanging="360"/>
       </w:pPr>
       <w:rPr>
-        <w:rFonts w:hint="default" w:ascii="Courier New" w:hAnsi="Courier New"/>
+        <w:rFonts w:ascii="Courier New" w:hAnsi="Courier New" w:hint="default"/>
       </w:rPr>
     </w:lvl>
     <w:lvl w:ilvl="2" w:tplc="64FEBACE">
@@ -3409,7 +3223,7 @@
         <w:ind w:left="2160" w:hanging="360"/>
       </w:pPr>
       <w:rPr>
-        <w:rFonts w:hint="default" w:ascii="Wingdings" w:hAnsi="Wingdings"/>
+        <w:rFonts w:ascii="Wingdings" w:hAnsi="Wingdings" w:hint="default"/>
       </w:rPr>
     </w:lvl>
     <w:lvl w:ilvl="3" w:tplc="EBBADAFE">
@@ -3421,7 +3235,7 @@
         <w:ind w:left="2880" w:hanging="360"/>
       </w:pPr>
       <w:rPr>
-        <w:rFonts w:hint="default" w:ascii="Symbol" w:hAnsi="Symbol"/>
+        <w:rFonts w:ascii="Symbol" w:hAnsi="Symbol" w:hint="default"/>
       </w:rPr>
     </w:lvl>
     <w:lvl w:ilvl="4" w:tplc="BF20C764">
@@ -3433,7 +3247,7 @@
         <w:ind w:left="3600" w:hanging="360"/>
       </w:pPr>
       <w:rPr>
-        <w:rFonts w:hint="default" w:ascii="Courier New" w:hAnsi="Courier New"/>
+        <w:rFonts w:ascii="Courier New" w:hAnsi="Courier New" w:hint="default"/>
       </w:rPr>
     </w:lvl>
     <w:lvl w:ilvl="5" w:tplc="DF9E714A">
@@ -3445,7 +3259,7 @@
         <w:ind w:left="4320" w:hanging="360"/>
       </w:pPr>
       <w:rPr>
-        <w:rFonts w:hint="default" w:ascii="Wingdings" w:hAnsi="Wingdings"/>
+        <w:rFonts w:ascii="Wingdings" w:hAnsi="Wingdings" w:hint="default"/>
       </w:rPr>
     </w:lvl>
     <w:lvl w:ilvl="6" w:tplc="97DC3BFE">
@@ -3457,7 +3271,7 @@
         <w:ind w:left="5040" w:hanging="360"/>
       </w:pPr>
       <w:rPr>
-        <w:rFonts w:hint="default" w:ascii="Symbol" w:hAnsi="Symbol"/>
+        <w:rFonts w:ascii="Symbol" w:hAnsi="Symbol" w:hint="default"/>
       </w:rPr>
     </w:lvl>
     <w:lvl w:ilvl="7" w:tplc="F54C19C8">
@@ -3469,7 +3283,7 @@
         <w:ind w:left="5760" w:hanging="360"/>
       </w:pPr>
       <w:rPr>
-        <w:rFonts w:hint="default" w:ascii="Courier New" w:hAnsi="Courier New"/>
+        <w:rFonts w:ascii="Courier New" w:hAnsi="Courier New" w:hint="default"/>
       </w:rPr>
     </w:lvl>
     <w:lvl w:ilvl="8" w:tplc="767018FA">
@@ -3481,7 +3295,7 @@
         <w:ind w:left="6480" w:hanging="360"/>
       </w:pPr>
       <w:rPr>
-        <w:rFonts w:hint="default" w:ascii="Wingdings" w:hAnsi="Wingdings"/>
+        <w:rFonts w:ascii="Wingdings" w:hAnsi="Wingdings" w:hint="default"/>
       </w:rPr>
     </w:lvl>
   </w:abstractNum>
@@ -3700,7 +3514,7 @@
         <w:ind w:left="720" w:hanging="360"/>
       </w:pPr>
       <w:rPr>
-        <w:rFonts w:hint="default" w:ascii="Courier New" w:hAnsi="Courier New" w:cs="Courier New"/>
+        <w:rFonts w:ascii="Courier New" w:hAnsi="Courier New" w:cs="Courier New" w:hint="default"/>
       </w:rPr>
     </w:lvl>
     <w:lvl w:ilvl="1" w:tplc="340A0003">
@@ -3712,7 +3526,7 @@
         <w:ind w:left="1440" w:hanging="360"/>
       </w:pPr>
       <w:rPr>
-        <w:rFonts w:hint="default" w:ascii="Courier New" w:hAnsi="Courier New" w:cs="Courier New"/>
+        <w:rFonts w:ascii="Courier New" w:hAnsi="Courier New" w:cs="Courier New" w:hint="default"/>
       </w:rPr>
     </w:lvl>
     <w:lvl w:ilvl="2" w:tplc="340A0005" w:tentative="1">
@@ -3724,7 +3538,7 @@
         <w:ind w:left="2160" w:hanging="360"/>
       </w:pPr>
       <w:rPr>
-        <w:rFonts w:hint="default" w:ascii="Wingdings" w:hAnsi="Wingdings"/>
+        <w:rFonts w:ascii="Wingdings" w:hAnsi="Wingdings" w:hint="default"/>
       </w:rPr>
     </w:lvl>
     <w:lvl w:ilvl="3" w:tplc="340A0001" w:tentative="1">
@@ -3736,7 +3550,7 @@
         <w:ind w:left="2880" w:hanging="360"/>
       </w:pPr>
       <w:rPr>
-        <w:rFonts w:hint="default" w:ascii="Symbol" w:hAnsi="Symbol"/>
+        <w:rFonts w:ascii="Symbol" w:hAnsi="Symbol" w:hint="default"/>
       </w:rPr>
     </w:lvl>
     <w:lvl w:ilvl="4" w:tplc="340A0003" w:tentative="1">
@@ -3748,7 +3562,7 @@
         <w:ind w:left="3600" w:hanging="360"/>
       </w:pPr>
       <w:rPr>
-        <w:rFonts w:hint="default" w:ascii="Courier New" w:hAnsi="Courier New" w:cs="Courier New"/>
+        <w:rFonts w:ascii="Courier New" w:hAnsi="Courier New" w:cs="Courier New" w:hint="default"/>
       </w:rPr>
     </w:lvl>
     <w:lvl w:ilvl="5" w:tplc="340A0005" w:tentative="1">
@@ -3760,7 +3574,7 @@
         <w:ind w:left="4320" w:hanging="360"/>
       </w:pPr>
       <w:rPr>
-        <w:rFonts w:hint="default" w:ascii="Wingdings" w:hAnsi="Wingdings"/>
+        <w:rFonts w:ascii="Wingdings" w:hAnsi="Wingdings" w:hint="default"/>
       </w:rPr>
     </w:lvl>
     <w:lvl w:ilvl="6" w:tplc="340A0001" w:tentative="1">
@@ -3772,7 +3586,7 @@
         <w:ind w:left="5040" w:hanging="360"/>
       </w:pPr>
       <w:rPr>
-        <w:rFonts w:hint="default" w:ascii="Symbol" w:hAnsi="Symbol"/>
+        <w:rFonts w:ascii="Symbol" w:hAnsi="Symbol" w:hint="default"/>
       </w:rPr>
     </w:lvl>
     <w:lvl w:ilvl="7" w:tplc="340A0003" w:tentative="1">
@@ -3784,7 +3598,7 @@
         <w:ind w:left="5760" w:hanging="360"/>
       </w:pPr>
       <w:rPr>
-        <w:rFonts w:hint="default" w:ascii="Courier New" w:hAnsi="Courier New" w:cs="Courier New"/>
+        <w:rFonts w:ascii="Courier New" w:hAnsi="Courier New" w:cs="Courier New" w:hint="default"/>
       </w:rPr>
     </w:lvl>
     <w:lvl w:ilvl="8" w:tplc="340A0005" w:tentative="1">
@@ -3796,7 +3610,7 @@
         <w:ind w:left="6480" w:hanging="360"/>
       </w:pPr>
       <w:rPr>
-        <w:rFonts w:hint="default" w:ascii="Wingdings" w:hAnsi="Wingdings"/>
+        <w:rFonts w:ascii="Wingdings" w:hAnsi="Wingdings" w:hint="default"/>
       </w:rPr>
     </w:lvl>
   </w:abstractNum>
@@ -3813,7 +3627,7 @@
         <w:ind w:left="1080" w:hanging="360"/>
       </w:pPr>
       <w:rPr>
-        <w:rFonts w:hint="default" w:ascii="Symbol" w:hAnsi="Symbol"/>
+        <w:rFonts w:ascii="Symbol" w:hAnsi="Symbol" w:hint="default"/>
       </w:rPr>
     </w:lvl>
     <w:lvl w:ilvl="1" w:tplc="340A0019" w:tentative="1">
@@ -3902,7 +3716,7 @@
         <w:ind w:left="720" w:hanging="360"/>
       </w:pPr>
       <w:rPr>
-        <w:rFonts w:hint="default" w:ascii="Calibri" w:hAnsi="Calibri"/>
+        <w:rFonts w:ascii="Calibri" w:hAnsi="Calibri" w:hint="default"/>
       </w:rPr>
     </w:lvl>
     <w:lvl w:ilvl="1" w:tplc="3A16C246">
@@ -3914,7 +3728,7 @@
         <w:ind w:left="1440" w:hanging="360"/>
       </w:pPr>
       <w:rPr>
-        <w:rFonts w:hint="default" w:ascii="Courier New" w:hAnsi="Courier New"/>
+        <w:rFonts w:ascii="Courier New" w:hAnsi="Courier New" w:hint="default"/>
       </w:rPr>
     </w:lvl>
     <w:lvl w:ilvl="2" w:tplc="8D0223E8">
@@ -3926,7 +3740,7 @@
         <w:ind w:left="2160" w:hanging="360"/>
       </w:pPr>
       <w:rPr>
-        <w:rFonts w:hint="default" w:ascii="Wingdings" w:hAnsi="Wingdings"/>
+        <w:rFonts w:ascii="Wingdings" w:hAnsi="Wingdings" w:hint="default"/>
       </w:rPr>
     </w:lvl>
     <w:lvl w:ilvl="3" w:tplc="EB828ABC">
@@ -3938,7 +3752,7 @@
         <w:ind w:left="2880" w:hanging="360"/>
       </w:pPr>
       <w:rPr>
-        <w:rFonts w:hint="default" w:ascii="Symbol" w:hAnsi="Symbol"/>
+        <w:rFonts w:ascii="Symbol" w:hAnsi="Symbol" w:hint="default"/>
       </w:rPr>
     </w:lvl>
     <w:lvl w:ilvl="4" w:tplc="D72C6452">
@@ -3950,7 +3764,7 @@
         <w:ind w:left="3600" w:hanging="360"/>
       </w:pPr>
       <w:rPr>
-        <w:rFonts w:hint="default" w:ascii="Courier New" w:hAnsi="Courier New"/>
+        <w:rFonts w:ascii="Courier New" w:hAnsi="Courier New" w:hint="default"/>
       </w:rPr>
     </w:lvl>
     <w:lvl w:ilvl="5" w:tplc="2DAA3848">
@@ -3962,7 +3776,7 @@
         <w:ind w:left="4320" w:hanging="360"/>
       </w:pPr>
       <w:rPr>
-        <w:rFonts w:hint="default" w:ascii="Wingdings" w:hAnsi="Wingdings"/>
+        <w:rFonts w:ascii="Wingdings" w:hAnsi="Wingdings" w:hint="default"/>
       </w:rPr>
     </w:lvl>
     <w:lvl w:ilvl="6" w:tplc="AF3C392E">
@@ -3974,7 +3788,7 @@
         <w:ind w:left="5040" w:hanging="360"/>
       </w:pPr>
       <w:rPr>
-        <w:rFonts w:hint="default" w:ascii="Symbol" w:hAnsi="Symbol"/>
+        <w:rFonts w:ascii="Symbol" w:hAnsi="Symbol" w:hint="default"/>
       </w:rPr>
     </w:lvl>
     <w:lvl w:ilvl="7" w:tplc="E5C2F6FA">
@@ -3986,7 +3800,7 @@
         <w:ind w:left="5760" w:hanging="360"/>
       </w:pPr>
       <w:rPr>
-        <w:rFonts w:hint="default" w:ascii="Courier New" w:hAnsi="Courier New"/>
+        <w:rFonts w:ascii="Courier New" w:hAnsi="Courier New" w:hint="default"/>
       </w:rPr>
     </w:lvl>
     <w:lvl w:ilvl="8" w:tplc="556A4EE8">
@@ -3998,7 +3812,7 @@
         <w:ind w:left="6480" w:hanging="360"/>
       </w:pPr>
       <w:rPr>
-        <w:rFonts w:hint="default" w:ascii="Wingdings" w:hAnsi="Wingdings"/>
+        <w:rFonts w:ascii="Wingdings" w:hAnsi="Wingdings" w:hint="default"/>
       </w:rPr>
     </w:lvl>
   </w:abstractNum>
@@ -4018,7 +3832,7 @@
         <w:ind w:left="720" w:hanging="360"/>
       </w:pPr>
       <w:rPr>
-        <w:rFonts w:hint="default" w:ascii="Symbol" w:hAnsi="Symbol"/>
+        <w:rFonts w:ascii="Symbol" w:hAnsi="Symbol" w:hint="default"/>
         <w:sz w:val="20"/>
       </w:rPr>
     </w:lvl>
@@ -4034,7 +3848,7 @@
         <w:ind w:left="1440" w:hanging="360"/>
       </w:pPr>
       <w:rPr>
-        <w:rFonts w:hint="default" w:ascii="Courier New" w:hAnsi="Courier New"/>
+        <w:rFonts w:ascii="Courier New" w:hAnsi="Courier New" w:hint="default"/>
         <w:sz w:val="20"/>
       </w:rPr>
     </w:lvl>
@@ -4050,7 +3864,7 @@
         <w:ind w:left="2160" w:hanging="360"/>
       </w:pPr>
       <w:rPr>
-        <w:rFonts w:hint="default" w:ascii="Wingdings" w:hAnsi="Wingdings"/>
+        <w:rFonts w:ascii="Wingdings" w:hAnsi="Wingdings" w:hint="default"/>
         <w:sz w:val="20"/>
       </w:rPr>
     </w:lvl>
@@ -4066,7 +3880,7 @@
         <w:ind w:left="2880" w:hanging="360"/>
       </w:pPr>
       <w:rPr>
-        <w:rFonts w:hint="default" w:ascii="Wingdings" w:hAnsi="Wingdings"/>
+        <w:rFonts w:ascii="Wingdings" w:hAnsi="Wingdings" w:hint="default"/>
         <w:sz w:val="20"/>
       </w:rPr>
     </w:lvl>
@@ -4082,7 +3896,7 @@
         <w:ind w:left="3600" w:hanging="360"/>
       </w:pPr>
       <w:rPr>
-        <w:rFonts w:hint="default" w:ascii="Wingdings" w:hAnsi="Wingdings"/>
+        <w:rFonts w:ascii="Wingdings" w:hAnsi="Wingdings" w:hint="default"/>
         <w:sz w:val="20"/>
       </w:rPr>
     </w:lvl>
@@ -4098,7 +3912,7 @@
         <w:ind w:left="4320" w:hanging="360"/>
       </w:pPr>
       <w:rPr>
-        <w:rFonts w:hint="default" w:ascii="Wingdings" w:hAnsi="Wingdings"/>
+        <w:rFonts w:ascii="Wingdings" w:hAnsi="Wingdings" w:hint="default"/>
         <w:sz w:val="20"/>
       </w:rPr>
     </w:lvl>
@@ -4114,7 +3928,7 @@
         <w:ind w:left="5040" w:hanging="360"/>
       </w:pPr>
       <w:rPr>
-        <w:rFonts w:hint="default" w:ascii="Wingdings" w:hAnsi="Wingdings"/>
+        <w:rFonts w:ascii="Wingdings" w:hAnsi="Wingdings" w:hint="default"/>
         <w:sz w:val="20"/>
       </w:rPr>
     </w:lvl>
@@ -4130,7 +3944,7 @@
         <w:ind w:left="5760" w:hanging="360"/>
       </w:pPr>
       <w:rPr>
-        <w:rFonts w:hint="default" w:ascii="Wingdings" w:hAnsi="Wingdings"/>
+        <w:rFonts w:ascii="Wingdings" w:hAnsi="Wingdings" w:hint="default"/>
         <w:sz w:val="20"/>
       </w:rPr>
     </w:lvl>
@@ -4146,7 +3960,7 @@
         <w:ind w:left="6480" w:hanging="360"/>
       </w:pPr>
       <w:rPr>
-        <w:rFonts w:hint="default" w:ascii="Wingdings" w:hAnsi="Wingdings"/>
+        <w:rFonts w:ascii="Wingdings" w:hAnsi="Wingdings" w:hint="default"/>
         <w:sz w:val="20"/>
       </w:rPr>
     </w:lvl>
@@ -4167,7 +3981,7 @@
         <w:ind w:left="720" w:hanging="360"/>
       </w:pPr>
       <w:rPr>
-        <w:rFonts w:hint="default" w:ascii="Symbol" w:hAnsi="Symbol"/>
+        <w:rFonts w:ascii="Symbol" w:hAnsi="Symbol" w:hint="default"/>
         <w:sz w:val="20"/>
       </w:rPr>
     </w:lvl>
@@ -4183,7 +3997,7 @@
         <w:ind w:left="1440" w:hanging="360"/>
       </w:pPr>
       <w:rPr>
-        <w:rFonts w:hint="default" w:ascii="Courier New" w:hAnsi="Courier New"/>
+        <w:rFonts w:ascii="Courier New" w:hAnsi="Courier New" w:hint="default"/>
         <w:sz w:val="20"/>
       </w:rPr>
     </w:lvl>
@@ -4199,7 +4013,7 @@
         <w:ind w:left="2160" w:hanging="360"/>
       </w:pPr>
       <w:rPr>
-        <w:rFonts w:hint="default" w:ascii="Wingdings" w:hAnsi="Wingdings"/>
+        <w:rFonts w:ascii="Wingdings" w:hAnsi="Wingdings" w:hint="default"/>
         <w:sz w:val="20"/>
       </w:rPr>
     </w:lvl>
@@ -4215,7 +4029,7 @@
         <w:ind w:left="2880" w:hanging="360"/>
       </w:pPr>
       <w:rPr>
-        <w:rFonts w:hint="default" w:ascii="Wingdings" w:hAnsi="Wingdings"/>
+        <w:rFonts w:ascii="Wingdings" w:hAnsi="Wingdings" w:hint="default"/>
         <w:sz w:val="20"/>
       </w:rPr>
     </w:lvl>
@@ -4231,7 +4045,7 @@
         <w:ind w:left="3600" w:hanging="360"/>
       </w:pPr>
       <w:rPr>
-        <w:rFonts w:hint="default" w:ascii="Wingdings" w:hAnsi="Wingdings"/>
+        <w:rFonts w:ascii="Wingdings" w:hAnsi="Wingdings" w:hint="default"/>
         <w:sz w:val="20"/>
       </w:rPr>
     </w:lvl>
@@ -4247,7 +4061,7 @@
         <w:ind w:left="4320" w:hanging="360"/>
       </w:pPr>
       <w:rPr>
-        <w:rFonts w:hint="default" w:ascii="Wingdings" w:hAnsi="Wingdings"/>
+        <w:rFonts w:ascii="Wingdings" w:hAnsi="Wingdings" w:hint="default"/>
         <w:sz w:val="20"/>
       </w:rPr>
     </w:lvl>
@@ -4263,7 +4077,7 @@
         <w:ind w:left="5040" w:hanging="360"/>
       </w:pPr>
       <w:rPr>
-        <w:rFonts w:hint="default" w:ascii="Wingdings" w:hAnsi="Wingdings"/>
+        <w:rFonts w:ascii="Wingdings" w:hAnsi="Wingdings" w:hint="default"/>
         <w:sz w:val="20"/>
       </w:rPr>
     </w:lvl>
@@ -4279,7 +4093,7 @@
         <w:ind w:left="5760" w:hanging="360"/>
       </w:pPr>
       <w:rPr>
-        <w:rFonts w:hint="default" w:ascii="Wingdings" w:hAnsi="Wingdings"/>
+        <w:rFonts w:ascii="Wingdings" w:hAnsi="Wingdings" w:hint="default"/>
         <w:sz w:val="20"/>
       </w:rPr>
     </w:lvl>
@@ -4295,7 +4109,7 @@
         <w:ind w:left="6480" w:hanging="360"/>
       </w:pPr>
       <w:rPr>
-        <w:rFonts w:hint="default" w:ascii="Wingdings" w:hAnsi="Wingdings"/>
+        <w:rFonts w:ascii="Wingdings" w:hAnsi="Wingdings" w:hint="default"/>
         <w:sz w:val="20"/>
       </w:rPr>
     </w:lvl>
@@ -4312,7 +4126,7 @@
         <w:ind w:left="795" w:hanging="360"/>
       </w:pPr>
       <w:rPr>
-        <w:rFonts w:hint="default" w:ascii="Calibri" w:hAnsi="Calibri" w:cs="Calibri" w:eastAsiaTheme="majorEastAsia"/>
+        <w:rFonts w:ascii="Calibri" w:eastAsiaTheme="majorEastAsia" w:hAnsi="Calibri" w:cs="Calibri" w:hint="default"/>
       </w:rPr>
     </w:lvl>
     <w:lvl w:ilvl="1" w:tplc="340A0003" w:tentative="1">
@@ -4324,7 +4138,7 @@
         <w:ind w:left="1515" w:hanging="360"/>
       </w:pPr>
       <w:rPr>
-        <w:rFonts w:hint="default" w:ascii="Courier New" w:hAnsi="Courier New" w:cs="Courier New"/>
+        <w:rFonts w:ascii="Courier New" w:hAnsi="Courier New" w:cs="Courier New" w:hint="default"/>
       </w:rPr>
     </w:lvl>
     <w:lvl w:ilvl="2" w:tplc="340A0005" w:tentative="1">
@@ -4336,7 +4150,7 @@
         <w:ind w:left="2235" w:hanging="360"/>
       </w:pPr>
       <w:rPr>
-        <w:rFonts w:hint="default" w:ascii="Wingdings" w:hAnsi="Wingdings"/>
+        <w:rFonts w:ascii="Wingdings" w:hAnsi="Wingdings" w:hint="default"/>
       </w:rPr>
     </w:lvl>
     <w:lvl w:ilvl="3" w:tplc="340A0001" w:tentative="1">
@@ -4348,7 +4162,7 @@
         <w:ind w:left="2955" w:hanging="360"/>
       </w:pPr>
       <w:rPr>
-        <w:rFonts w:hint="default" w:ascii="Symbol" w:hAnsi="Symbol"/>
+        <w:rFonts w:ascii="Symbol" w:hAnsi="Symbol" w:hint="default"/>
       </w:rPr>
     </w:lvl>
     <w:lvl w:ilvl="4" w:tplc="340A0003" w:tentative="1">
@@ -4360,7 +4174,7 @@
         <w:ind w:left="3675" w:hanging="360"/>
       </w:pPr>
       <w:rPr>
-        <w:rFonts w:hint="default" w:ascii="Courier New" w:hAnsi="Courier New" w:cs="Courier New"/>
+        <w:rFonts w:ascii="Courier New" w:hAnsi="Courier New" w:cs="Courier New" w:hint="default"/>
       </w:rPr>
     </w:lvl>
     <w:lvl w:ilvl="5" w:tplc="340A0005" w:tentative="1">
@@ -4372,7 +4186,7 @@
         <w:ind w:left="4395" w:hanging="360"/>
       </w:pPr>
       <w:rPr>
-        <w:rFonts w:hint="default" w:ascii="Wingdings" w:hAnsi="Wingdings"/>
+        <w:rFonts w:ascii="Wingdings" w:hAnsi="Wingdings" w:hint="default"/>
       </w:rPr>
     </w:lvl>
     <w:lvl w:ilvl="6" w:tplc="340A0001" w:tentative="1">
@@ -4384,7 +4198,7 @@
         <w:ind w:left="5115" w:hanging="360"/>
       </w:pPr>
       <w:rPr>
-        <w:rFonts w:hint="default" w:ascii="Symbol" w:hAnsi="Symbol"/>
+        <w:rFonts w:ascii="Symbol" w:hAnsi="Symbol" w:hint="default"/>
       </w:rPr>
     </w:lvl>
     <w:lvl w:ilvl="7" w:tplc="340A0003" w:tentative="1">
@@ -4396,7 +4210,7 @@
         <w:ind w:left="5835" w:hanging="360"/>
       </w:pPr>
       <w:rPr>
-        <w:rFonts w:hint="default" w:ascii="Courier New" w:hAnsi="Courier New" w:cs="Courier New"/>
+        <w:rFonts w:ascii="Courier New" w:hAnsi="Courier New" w:cs="Courier New" w:hint="default"/>
       </w:rPr>
     </w:lvl>
     <w:lvl w:ilvl="8" w:tplc="340A0005" w:tentative="1">
@@ -4408,7 +4222,7 @@
         <w:ind w:left="6555" w:hanging="360"/>
       </w:pPr>
       <w:rPr>
-        <w:rFonts w:hint="default" w:ascii="Wingdings" w:hAnsi="Wingdings"/>
+        <w:rFonts w:ascii="Wingdings" w:hAnsi="Wingdings" w:hint="default"/>
       </w:rPr>
     </w:lvl>
   </w:abstractNum>
@@ -4606,7 +4420,7 @@
         <w:ind w:left="720" w:hanging="360"/>
       </w:pPr>
       <w:rPr>
-        <w:rFonts w:hint="default" w:ascii="Calibri" w:hAnsi="Calibri"/>
+        <w:rFonts w:ascii="Calibri" w:hAnsi="Calibri" w:hint="default"/>
       </w:rPr>
     </w:lvl>
     <w:lvl w:ilvl="1" w:tplc="7BA8418C">
@@ -4618,7 +4432,7 @@
         <w:ind w:left="1440" w:hanging="360"/>
       </w:pPr>
       <w:rPr>
-        <w:rFonts w:hint="default" w:ascii="Courier New" w:hAnsi="Courier New"/>
+        <w:rFonts w:ascii="Courier New" w:hAnsi="Courier New" w:hint="default"/>
       </w:rPr>
     </w:lvl>
     <w:lvl w:ilvl="2" w:tplc="28FA6E70">
@@ -4630,7 +4444,7 @@
         <w:ind w:left="2160" w:hanging="360"/>
       </w:pPr>
       <w:rPr>
-        <w:rFonts w:hint="default" w:ascii="Wingdings" w:hAnsi="Wingdings"/>
+        <w:rFonts w:ascii="Wingdings" w:hAnsi="Wingdings" w:hint="default"/>
       </w:rPr>
     </w:lvl>
     <w:lvl w:ilvl="3" w:tplc="5C3E139A">
@@ -4642,7 +4456,7 @@
         <w:ind w:left="2880" w:hanging="360"/>
       </w:pPr>
       <w:rPr>
-        <w:rFonts w:hint="default" w:ascii="Symbol" w:hAnsi="Symbol"/>
+        <w:rFonts w:ascii="Symbol" w:hAnsi="Symbol" w:hint="default"/>
       </w:rPr>
     </w:lvl>
     <w:lvl w:ilvl="4" w:tplc="69207BEE">
@@ -4654,7 +4468,7 @@
         <w:ind w:left="3600" w:hanging="360"/>
       </w:pPr>
       <w:rPr>
-        <w:rFonts w:hint="default" w:ascii="Courier New" w:hAnsi="Courier New"/>
+        <w:rFonts w:ascii="Courier New" w:hAnsi="Courier New" w:hint="default"/>
       </w:rPr>
     </w:lvl>
     <w:lvl w:ilvl="5" w:tplc="D2D23D0A">
@@ -4666,7 +4480,7 @@
         <w:ind w:left="4320" w:hanging="360"/>
       </w:pPr>
       <w:rPr>
-        <w:rFonts w:hint="default" w:ascii="Wingdings" w:hAnsi="Wingdings"/>
+        <w:rFonts w:ascii="Wingdings" w:hAnsi="Wingdings" w:hint="default"/>
       </w:rPr>
     </w:lvl>
     <w:lvl w:ilvl="6" w:tplc="331C20AC">
@@ -4678,7 +4492,7 @@
         <w:ind w:left="5040" w:hanging="360"/>
       </w:pPr>
       <w:rPr>
-        <w:rFonts w:hint="default" w:ascii="Symbol" w:hAnsi="Symbol"/>
+        <w:rFonts w:ascii="Symbol" w:hAnsi="Symbol" w:hint="default"/>
       </w:rPr>
     </w:lvl>
     <w:lvl w:ilvl="7" w:tplc="CCB25040">
@@ -4690,7 +4504,7 @@
         <w:ind w:left="5760" w:hanging="360"/>
       </w:pPr>
       <w:rPr>
-        <w:rFonts w:hint="default" w:ascii="Courier New" w:hAnsi="Courier New"/>
+        <w:rFonts w:ascii="Courier New" w:hAnsi="Courier New" w:hint="default"/>
       </w:rPr>
     </w:lvl>
     <w:lvl w:ilvl="8" w:tplc="1504BBB0">
@@ -4702,7 +4516,7 @@
         <w:ind w:left="6480" w:hanging="360"/>
       </w:pPr>
       <w:rPr>
-        <w:rFonts w:hint="default" w:ascii="Wingdings" w:hAnsi="Wingdings"/>
+        <w:rFonts w:ascii="Wingdings" w:hAnsi="Wingdings" w:hint="default"/>
       </w:rPr>
     </w:lvl>
   </w:abstractNum>
@@ -4820,7 +4634,7 @@
         <w:ind w:left="1440" w:hanging="360"/>
       </w:pPr>
       <w:rPr>
-        <w:rFonts w:hint="default" w:ascii="Courier New" w:hAnsi="Courier New" w:cs="Courier New"/>
+        <w:rFonts w:ascii="Courier New" w:hAnsi="Courier New" w:cs="Courier New" w:hint="default"/>
       </w:rPr>
     </w:lvl>
     <w:lvl w:ilvl="2" w:tplc="0C0A0005">
@@ -4832,7 +4646,7 @@
         <w:ind w:left="2160" w:hanging="360"/>
       </w:pPr>
       <w:rPr>
-        <w:rFonts w:hint="default" w:ascii="Wingdings" w:hAnsi="Wingdings"/>
+        <w:rFonts w:ascii="Wingdings" w:hAnsi="Wingdings" w:hint="default"/>
       </w:rPr>
     </w:lvl>
     <w:lvl w:ilvl="3" w:tplc="0C0A0001">
@@ -4844,7 +4658,7 @@
         <w:ind w:left="2880" w:hanging="360"/>
       </w:pPr>
       <w:rPr>
-        <w:rFonts w:hint="default" w:ascii="Symbol" w:hAnsi="Symbol"/>
+        <w:rFonts w:ascii="Symbol" w:hAnsi="Symbol" w:hint="default"/>
       </w:rPr>
     </w:lvl>
     <w:lvl w:ilvl="4" w:tplc="0C0A0003" w:tentative="1">
@@ -4856,7 +4670,7 @@
         <w:ind w:left="3600" w:hanging="360"/>
       </w:pPr>
       <w:rPr>
-        <w:rFonts w:hint="default" w:ascii="Courier New" w:hAnsi="Courier New" w:cs="Courier New"/>
+        <w:rFonts w:ascii="Courier New" w:hAnsi="Courier New" w:cs="Courier New" w:hint="default"/>
       </w:rPr>
     </w:lvl>
     <w:lvl w:ilvl="5" w:tplc="0C0A0005" w:tentative="1">
@@ -4868,7 +4682,7 @@
         <w:ind w:left="4320" w:hanging="360"/>
       </w:pPr>
       <w:rPr>
-        <w:rFonts w:hint="default" w:ascii="Wingdings" w:hAnsi="Wingdings"/>
+        <w:rFonts w:ascii="Wingdings" w:hAnsi="Wingdings" w:hint="default"/>
       </w:rPr>
     </w:lvl>
     <w:lvl w:ilvl="6" w:tplc="0C0A0001" w:tentative="1">
@@ -4880,7 +4694,7 @@
         <w:ind w:left="5040" w:hanging="360"/>
       </w:pPr>
       <w:rPr>
-        <w:rFonts w:hint="default" w:ascii="Symbol" w:hAnsi="Symbol"/>
+        <w:rFonts w:ascii="Symbol" w:hAnsi="Symbol" w:hint="default"/>
       </w:rPr>
     </w:lvl>
     <w:lvl w:ilvl="7" w:tplc="0C0A0003" w:tentative="1">
@@ -4892,7 +4706,7 @@
         <w:ind w:left="5760" w:hanging="360"/>
       </w:pPr>
       <w:rPr>
-        <w:rFonts w:hint="default" w:ascii="Courier New" w:hAnsi="Courier New" w:cs="Courier New"/>
+        <w:rFonts w:ascii="Courier New" w:hAnsi="Courier New" w:cs="Courier New" w:hint="default"/>
       </w:rPr>
     </w:lvl>
     <w:lvl w:ilvl="8" w:tplc="0C0A0005" w:tentative="1">
@@ -4904,7 +4718,7 @@
         <w:ind w:left="6480" w:hanging="360"/>
       </w:pPr>
       <w:rPr>
-        <w:rFonts w:hint="default" w:ascii="Wingdings" w:hAnsi="Wingdings"/>
+        <w:rFonts w:ascii="Wingdings" w:hAnsi="Wingdings" w:hint="default"/>
       </w:rPr>
     </w:lvl>
   </w:abstractNum>
@@ -4921,7 +4735,7 @@
         <w:ind w:left="720" w:hanging="360"/>
       </w:pPr>
       <w:rPr>
-        <w:rFonts w:hint="default" w:ascii="Calibri" w:hAnsi="Calibri"/>
+        <w:rFonts w:ascii="Calibri" w:hAnsi="Calibri" w:hint="default"/>
       </w:rPr>
     </w:lvl>
     <w:lvl w:ilvl="1" w:tplc="1924CBEE">
@@ -4933,7 +4747,7 @@
         <w:ind w:left="1440" w:hanging="360"/>
       </w:pPr>
       <w:rPr>
-        <w:rFonts w:hint="default" w:ascii="Courier New" w:hAnsi="Courier New"/>
+        <w:rFonts w:ascii="Courier New" w:hAnsi="Courier New" w:hint="default"/>
       </w:rPr>
     </w:lvl>
     <w:lvl w:ilvl="2" w:tplc="26C01D30">
@@ -4945,7 +4759,7 @@
         <w:ind w:left="2160" w:hanging="360"/>
       </w:pPr>
       <w:rPr>
-        <w:rFonts w:hint="default" w:ascii="Wingdings" w:hAnsi="Wingdings"/>
+        <w:rFonts w:ascii="Wingdings" w:hAnsi="Wingdings" w:hint="default"/>
       </w:rPr>
     </w:lvl>
     <w:lvl w:ilvl="3" w:tplc="3C806738">
@@ -4957,7 +4771,7 @@
         <w:ind w:left="2880" w:hanging="360"/>
       </w:pPr>
       <w:rPr>
-        <w:rFonts w:hint="default" w:ascii="Symbol" w:hAnsi="Symbol"/>
+        <w:rFonts w:ascii="Symbol" w:hAnsi="Symbol" w:hint="default"/>
       </w:rPr>
     </w:lvl>
     <w:lvl w:ilvl="4" w:tplc="5E2E886A">
@@ -4969,7 +4783,7 @@
         <w:ind w:left="3600" w:hanging="360"/>
       </w:pPr>
       <w:rPr>
-        <w:rFonts w:hint="default" w:ascii="Courier New" w:hAnsi="Courier New"/>
+        <w:rFonts w:ascii="Courier New" w:hAnsi="Courier New" w:hint="default"/>
       </w:rPr>
     </w:lvl>
     <w:lvl w:ilvl="5" w:tplc="F5626C18">
@@ -4981,7 +4795,7 @@
         <w:ind w:left="4320" w:hanging="360"/>
       </w:pPr>
       <w:rPr>
-        <w:rFonts w:hint="default" w:ascii="Wingdings" w:hAnsi="Wingdings"/>
+        <w:rFonts w:ascii="Wingdings" w:hAnsi="Wingdings" w:hint="default"/>
       </w:rPr>
     </w:lvl>
     <w:lvl w:ilvl="6" w:tplc="6D68B1B2">
@@ -4993,7 +4807,7 @@
         <w:ind w:left="5040" w:hanging="360"/>
       </w:pPr>
       <w:rPr>
-        <w:rFonts w:hint="default" w:ascii="Symbol" w:hAnsi="Symbol"/>
+        <w:rFonts w:ascii="Symbol" w:hAnsi="Symbol" w:hint="default"/>
       </w:rPr>
     </w:lvl>
     <w:lvl w:ilvl="7" w:tplc="937EB90E">
@@ -5005,7 +4819,7 @@
         <w:ind w:left="5760" w:hanging="360"/>
       </w:pPr>
       <w:rPr>
-        <w:rFonts w:hint="default" w:ascii="Courier New" w:hAnsi="Courier New"/>
+        <w:rFonts w:ascii="Courier New" w:hAnsi="Courier New" w:hint="default"/>
       </w:rPr>
     </w:lvl>
     <w:lvl w:ilvl="8" w:tplc="F53E049E">
@@ -5017,7 +4831,7 @@
         <w:ind w:left="6480" w:hanging="360"/>
       </w:pPr>
       <w:rPr>
-        <w:rFonts w:hint="default" w:ascii="Wingdings" w:hAnsi="Wingdings"/>
+        <w:rFonts w:ascii="Wingdings" w:hAnsi="Wingdings" w:hint="default"/>
       </w:rPr>
     </w:lvl>
   </w:abstractNum>
@@ -5034,7 +4848,7 @@
         <w:ind w:left="720" w:hanging="360"/>
       </w:pPr>
       <w:rPr>
-        <w:rFonts w:hint="default" w:ascii="Calibri" w:hAnsi="Calibri"/>
+        <w:rFonts w:ascii="Calibri" w:hAnsi="Calibri" w:hint="default"/>
       </w:rPr>
     </w:lvl>
     <w:lvl w:ilvl="1" w:tplc="D6D2AEA4">
@@ -5046,7 +4860,7 @@
         <w:ind w:left="1440" w:hanging="360"/>
       </w:pPr>
       <w:rPr>
-        <w:rFonts w:hint="default" w:ascii="Courier New" w:hAnsi="Courier New"/>
+        <w:rFonts w:ascii="Courier New" w:hAnsi="Courier New" w:hint="default"/>
       </w:rPr>
     </w:lvl>
     <w:lvl w:ilvl="2" w:tplc="6B7020D8">
@@ -5058,7 +4872,7 @@
         <w:ind w:left="2160" w:hanging="360"/>
       </w:pPr>
       <w:rPr>
-        <w:rFonts w:hint="default" w:ascii="Wingdings" w:hAnsi="Wingdings"/>
+        <w:rFonts w:ascii="Wingdings" w:hAnsi="Wingdings" w:hint="default"/>
       </w:rPr>
     </w:lvl>
     <w:lvl w:ilvl="3" w:tplc="572A7BA0">
@@ -5070,7 +4884,7 @@
         <w:ind w:left="2880" w:hanging="360"/>
       </w:pPr>
       <w:rPr>
-        <w:rFonts w:hint="default" w:ascii="Symbol" w:hAnsi="Symbol"/>
+        <w:rFonts w:ascii="Symbol" w:hAnsi="Symbol" w:hint="default"/>
       </w:rPr>
     </w:lvl>
     <w:lvl w:ilvl="4" w:tplc="068C773C">
@@ -5082,7 +4896,7 @@
         <w:ind w:left="3600" w:hanging="360"/>
       </w:pPr>
       <w:rPr>
-        <w:rFonts w:hint="default" w:ascii="Courier New" w:hAnsi="Courier New"/>
+        <w:rFonts w:ascii="Courier New" w:hAnsi="Courier New" w:hint="default"/>
       </w:rPr>
     </w:lvl>
     <w:lvl w:ilvl="5" w:tplc="9F68D9FE">
@@ -5094,7 +4908,7 @@
         <w:ind w:left="4320" w:hanging="360"/>
       </w:pPr>
       <w:rPr>
-        <w:rFonts w:hint="default" w:ascii="Wingdings" w:hAnsi="Wingdings"/>
+        <w:rFonts w:ascii="Wingdings" w:hAnsi="Wingdings" w:hint="default"/>
       </w:rPr>
     </w:lvl>
     <w:lvl w:ilvl="6" w:tplc="92E83A76">
@@ -5106,7 +4920,7 @@
         <w:ind w:left="5040" w:hanging="360"/>
       </w:pPr>
       <w:rPr>
-        <w:rFonts w:hint="default" w:ascii="Symbol" w:hAnsi="Symbol"/>
+        <w:rFonts w:ascii="Symbol" w:hAnsi="Symbol" w:hint="default"/>
       </w:rPr>
     </w:lvl>
     <w:lvl w:ilvl="7" w:tplc="33D860E8">
@@ -5118,7 +4932,7 @@
         <w:ind w:left="5760" w:hanging="360"/>
       </w:pPr>
       <w:rPr>
-        <w:rFonts w:hint="default" w:ascii="Courier New" w:hAnsi="Courier New"/>
+        <w:rFonts w:ascii="Courier New" w:hAnsi="Courier New" w:hint="default"/>
       </w:rPr>
     </w:lvl>
     <w:lvl w:ilvl="8" w:tplc="11D0D446">
@@ -5130,7 +4944,7 @@
         <w:ind w:left="6480" w:hanging="360"/>
       </w:pPr>
       <w:rPr>
-        <w:rFonts w:hint="default" w:ascii="Wingdings" w:hAnsi="Wingdings"/>
+        <w:rFonts w:ascii="Wingdings" w:hAnsi="Wingdings" w:hint="default"/>
       </w:rPr>
     </w:lvl>
   </w:abstractNum>
@@ -5268,7 +5082,7 @@
         <w:ind w:left="720" w:hanging="360"/>
       </w:pPr>
       <w:rPr>
-        <w:rFonts w:hint="default" w:ascii="Calibri" w:hAnsi="Calibri"/>
+        <w:rFonts w:ascii="Calibri" w:hAnsi="Calibri" w:hint="default"/>
       </w:rPr>
     </w:lvl>
     <w:lvl w:ilvl="1" w:tplc="675A797A">
@@ -5280,7 +5094,7 @@
         <w:ind w:left="1440" w:hanging="360"/>
       </w:pPr>
       <w:rPr>
-        <w:rFonts w:hint="default" w:ascii="Courier New" w:hAnsi="Courier New"/>
+        <w:rFonts w:ascii="Courier New" w:hAnsi="Courier New" w:hint="default"/>
       </w:rPr>
     </w:lvl>
     <w:lvl w:ilvl="2" w:tplc="AC665D0C">
@@ -5292,7 +5106,7 @@
         <w:ind w:left="2160" w:hanging="360"/>
       </w:pPr>
       <w:rPr>
-        <w:rFonts w:hint="default" w:ascii="Wingdings" w:hAnsi="Wingdings"/>
+        <w:rFonts w:ascii="Wingdings" w:hAnsi="Wingdings" w:hint="default"/>
       </w:rPr>
     </w:lvl>
     <w:lvl w:ilvl="3" w:tplc="0CD0F12A">
@@ -5304,7 +5118,7 @@
         <w:ind w:left="2880" w:hanging="360"/>
       </w:pPr>
       <w:rPr>
-        <w:rFonts w:hint="default" w:ascii="Symbol" w:hAnsi="Symbol"/>
+        <w:rFonts w:ascii="Symbol" w:hAnsi="Symbol" w:hint="default"/>
       </w:rPr>
     </w:lvl>
     <w:lvl w:ilvl="4" w:tplc="781C248C">
@@ -5316,7 +5130,7 @@
         <w:ind w:left="3600" w:hanging="360"/>
       </w:pPr>
       <w:rPr>
-        <w:rFonts w:hint="default" w:ascii="Courier New" w:hAnsi="Courier New"/>
+        <w:rFonts w:ascii="Courier New" w:hAnsi="Courier New" w:hint="default"/>
       </w:rPr>
     </w:lvl>
     <w:lvl w:ilvl="5" w:tplc="5FCC81E6">
@@ -5328,7 +5142,7 @@
         <w:ind w:left="4320" w:hanging="360"/>
       </w:pPr>
       <w:rPr>
-        <w:rFonts w:hint="default" w:ascii="Wingdings" w:hAnsi="Wingdings"/>
+        <w:rFonts w:ascii="Wingdings" w:hAnsi="Wingdings" w:hint="default"/>
       </w:rPr>
     </w:lvl>
     <w:lvl w:ilvl="6" w:tplc="C1661BD2">
@@ -5340,7 +5154,7 @@
         <w:ind w:left="5040" w:hanging="360"/>
       </w:pPr>
       <w:rPr>
-        <w:rFonts w:hint="default" w:ascii="Symbol" w:hAnsi="Symbol"/>
+        <w:rFonts w:ascii="Symbol" w:hAnsi="Symbol" w:hint="default"/>
       </w:rPr>
     </w:lvl>
     <w:lvl w:ilvl="7" w:tplc="A8DEDA9C">
@@ -5352,7 +5166,7 @@
         <w:ind w:left="5760" w:hanging="360"/>
       </w:pPr>
       <w:rPr>
-        <w:rFonts w:hint="default" w:ascii="Courier New" w:hAnsi="Courier New"/>
+        <w:rFonts w:ascii="Courier New" w:hAnsi="Courier New" w:hint="default"/>
       </w:rPr>
     </w:lvl>
     <w:lvl w:ilvl="8" w:tplc="1CF6867A">
@@ -5364,7 +5178,7 @@
         <w:ind w:left="6480" w:hanging="360"/>
       </w:pPr>
       <w:rPr>
-        <w:rFonts w:hint="default" w:ascii="Wingdings" w:hAnsi="Wingdings"/>
+        <w:rFonts w:ascii="Wingdings" w:hAnsi="Wingdings" w:hint="default"/>
       </w:rPr>
     </w:lvl>
   </w:abstractNum>
@@ -5467,7 +5281,7 @@
         <w:ind w:left="720" w:hanging="360"/>
       </w:pPr>
       <w:rPr>
-        <w:rFonts w:hint="default" w:ascii="Calibri" w:hAnsi="Calibri"/>
+        <w:rFonts w:ascii="Calibri" w:hAnsi="Calibri" w:hint="default"/>
       </w:rPr>
     </w:lvl>
     <w:lvl w:ilvl="1" w:tplc="DB9A30B2">
@@ -5479,7 +5293,7 @@
         <w:ind w:left="1440" w:hanging="360"/>
       </w:pPr>
       <w:rPr>
-        <w:rFonts w:hint="default" w:ascii="Courier New" w:hAnsi="Courier New"/>
+        <w:rFonts w:ascii="Courier New" w:hAnsi="Courier New" w:hint="default"/>
       </w:rPr>
     </w:lvl>
     <w:lvl w:ilvl="2" w:tplc="7DE2CFC6">
@@ -5491,7 +5305,7 @@
         <w:ind w:left="2160" w:hanging="360"/>
       </w:pPr>
       <w:rPr>
-        <w:rFonts w:hint="default" w:ascii="Wingdings" w:hAnsi="Wingdings"/>
+        <w:rFonts w:ascii="Wingdings" w:hAnsi="Wingdings" w:hint="default"/>
       </w:rPr>
     </w:lvl>
     <w:lvl w:ilvl="3" w:tplc="871E1674">
@@ -5503,7 +5317,7 @@
         <w:ind w:left="2880" w:hanging="360"/>
       </w:pPr>
       <w:rPr>
-        <w:rFonts w:hint="default" w:ascii="Symbol" w:hAnsi="Symbol"/>
+        <w:rFonts w:ascii="Symbol" w:hAnsi="Symbol" w:hint="default"/>
       </w:rPr>
     </w:lvl>
     <w:lvl w:ilvl="4" w:tplc="A63A9624">
@@ -5515,7 +5329,7 @@
         <w:ind w:left="3600" w:hanging="360"/>
       </w:pPr>
       <w:rPr>
-        <w:rFonts w:hint="default" w:ascii="Courier New" w:hAnsi="Courier New"/>
+        <w:rFonts w:ascii="Courier New" w:hAnsi="Courier New" w:hint="default"/>
       </w:rPr>
     </w:lvl>
     <w:lvl w:ilvl="5" w:tplc="6958F4FA">
@@ -5527,7 +5341,7 @@
         <w:ind w:left="4320" w:hanging="360"/>
       </w:pPr>
       <w:rPr>
-        <w:rFonts w:hint="default" w:ascii="Wingdings" w:hAnsi="Wingdings"/>
+        <w:rFonts w:ascii="Wingdings" w:hAnsi="Wingdings" w:hint="default"/>
       </w:rPr>
     </w:lvl>
     <w:lvl w:ilvl="6" w:tplc="C73E509E">
@@ -5539,7 +5353,7 @@
         <w:ind w:left="5040" w:hanging="360"/>
       </w:pPr>
       <w:rPr>
-        <w:rFonts w:hint="default" w:ascii="Symbol" w:hAnsi="Symbol"/>
+        <w:rFonts w:ascii="Symbol" w:hAnsi="Symbol" w:hint="default"/>
       </w:rPr>
     </w:lvl>
     <w:lvl w:ilvl="7" w:tplc="3A424AFA">
@@ -5551,7 +5365,7 @@
         <w:ind w:left="5760" w:hanging="360"/>
       </w:pPr>
       <w:rPr>
-        <w:rFonts w:hint="default" w:ascii="Courier New" w:hAnsi="Courier New"/>
+        <w:rFonts w:ascii="Courier New" w:hAnsi="Courier New" w:hint="default"/>
       </w:rPr>
     </w:lvl>
     <w:lvl w:ilvl="8" w:tplc="EB384440">
@@ -5563,7 +5377,7 @@
         <w:ind w:left="6480" w:hanging="360"/>
       </w:pPr>
       <w:rPr>
-        <w:rFonts w:hint="default" w:ascii="Wingdings" w:hAnsi="Wingdings"/>
+        <w:rFonts w:ascii="Wingdings" w:hAnsi="Wingdings" w:hint="default"/>
       </w:rPr>
     </w:lvl>
   </w:abstractNum>
@@ -5580,7 +5394,7 @@
         <w:ind w:left="720" w:hanging="360"/>
       </w:pPr>
       <w:rPr>
-        <w:rFonts w:hint="default" w:ascii="Courier New" w:hAnsi="Courier New" w:cs="Courier New"/>
+        <w:rFonts w:ascii="Courier New" w:hAnsi="Courier New" w:cs="Courier New" w:hint="default"/>
       </w:rPr>
     </w:lvl>
     <w:lvl w:ilvl="1" w:tplc="340A0003" w:tentative="1">
@@ -5592,7 +5406,7 @@
         <w:ind w:left="1440" w:hanging="360"/>
       </w:pPr>
       <w:rPr>
-        <w:rFonts w:hint="default" w:ascii="Courier New" w:hAnsi="Courier New" w:cs="Courier New"/>
+        <w:rFonts w:ascii="Courier New" w:hAnsi="Courier New" w:cs="Courier New" w:hint="default"/>
       </w:rPr>
     </w:lvl>
     <w:lvl w:ilvl="2" w:tplc="340A0005" w:tentative="1">
@@ -5604,7 +5418,7 @@
         <w:ind w:left="2160" w:hanging="360"/>
       </w:pPr>
       <w:rPr>
-        <w:rFonts w:hint="default" w:ascii="Wingdings" w:hAnsi="Wingdings"/>
+        <w:rFonts w:ascii="Wingdings" w:hAnsi="Wingdings" w:hint="default"/>
       </w:rPr>
     </w:lvl>
     <w:lvl w:ilvl="3" w:tplc="340A0001" w:tentative="1">
@@ -5616,7 +5430,7 @@
         <w:ind w:left="2880" w:hanging="360"/>
       </w:pPr>
       <w:rPr>
-        <w:rFonts w:hint="default" w:ascii="Symbol" w:hAnsi="Symbol"/>
+        <w:rFonts w:ascii="Symbol" w:hAnsi="Symbol" w:hint="default"/>
       </w:rPr>
     </w:lvl>
     <w:lvl w:ilvl="4" w:tplc="340A0003" w:tentative="1">
@@ -5628,7 +5442,7 @@
         <w:ind w:left="3600" w:hanging="360"/>
       </w:pPr>
       <w:rPr>
-        <w:rFonts w:hint="default" w:ascii="Courier New" w:hAnsi="Courier New" w:cs="Courier New"/>
+        <w:rFonts w:ascii="Courier New" w:hAnsi="Courier New" w:cs="Courier New" w:hint="default"/>
       </w:rPr>
     </w:lvl>
     <w:lvl w:ilvl="5" w:tplc="340A0005" w:tentative="1">
@@ -5640,7 +5454,7 @@
         <w:ind w:left="4320" w:hanging="360"/>
       </w:pPr>
       <w:rPr>
-        <w:rFonts w:hint="default" w:ascii="Wingdings" w:hAnsi="Wingdings"/>
+        <w:rFonts w:ascii="Wingdings" w:hAnsi="Wingdings" w:hint="default"/>
       </w:rPr>
     </w:lvl>
     <w:lvl w:ilvl="6" w:tplc="340A0001" w:tentative="1">
@@ -5652,7 +5466,7 @@
         <w:ind w:left="5040" w:hanging="360"/>
       </w:pPr>
       <w:rPr>
-        <w:rFonts w:hint="default" w:ascii="Symbol" w:hAnsi="Symbol"/>
+        <w:rFonts w:ascii="Symbol" w:hAnsi="Symbol" w:hint="default"/>
       </w:rPr>
     </w:lvl>
     <w:lvl w:ilvl="7" w:tplc="340A0003" w:tentative="1">
@@ -5664,7 +5478,7 @@
         <w:ind w:left="5760" w:hanging="360"/>
       </w:pPr>
       <w:rPr>
-        <w:rFonts w:hint="default" w:ascii="Courier New" w:hAnsi="Courier New" w:cs="Courier New"/>
+        <w:rFonts w:ascii="Courier New" w:hAnsi="Courier New" w:cs="Courier New" w:hint="default"/>
       </w:rPr>
     </w:lvl>
     <w:lvl w:ilvl="8" w:tplc="340A0005" w:tentative="1">
@@ -5676,7 +5490,7 @@
         <w:ind w:left="6480" w:hanging="360"/>
       </w:pPr>
       <w:rPr>
-        <w:rFonts w:hint="default" w:ascii="Wingdings" w:hAnsi="Wingdings"/>
+        <w:rFonts w:ascii="Wingdings" w:hAnsi="Wingdings" w:hint="default"/>
       </w:rPr>
     </w:lvl>
   </w:abstractNum>
@@ -5693,7 +5507,7 @@
         <w:ind w:left="720" w:hanging="360"/>
       </w:pPr>
       <w:rPr>
-        <w:rFonts w:hint="default" w:ascii="Calibri" w:hAnsi="Calibri"/>
+        <w:rFonts w:ascii="Calibri" w:hAnsi="Calibri" w:hint="default"/>
       </w:rPr>
     </w:lvl>
     <w:lvl w:ilvl="1" w:tplc="999A4F62">
@@ -5705,7 +5519,7 @@
         <w:ind w:left="1440" w:hanging="360"/>
       </w:pPr>
       <w:rPr>
-        <w:rFonts w:hint="default" w:ascii="Courier New" w:hAnsi="Courier New"/>
+        <w:rFonts w:ascii="Courier New" w:hAnsi="Courier New" w:hint="default"/>
       </w:rPr>
     </w:lvl>
     <w:lvl w:ilvl="2" w:tplc="E1868F08">
@@ -5717,7 +5531,7 @@
         <w:ind w:left="2160" w:hanging="360"/>
       </w:pPr>
       <w:rPr>
-        <w:rFonts w:hint="default" w:ascii="Wingdings" w:hAnsi="Wingdings"/>
+        <w:rFonts w:ascii="Wingdings" w:hAnsi="Wingdings" w:hint="default"/>
       </w:rPr>
     </w:lvl>
     <w:lvl w:ilvl="3" w:tplc="8794AE56">
@@ -5729,7 +5543,7 @@
         <w:ind w:left="2880" w:hanging="360"/>
       </w:pPr>
       <w:rPr>
-        <w:rFonts w:hint="default" w:ascii="Symbol" w:hAnsi="Symbol"/>
+        <w:rFonts w:ascii="Symbol" w:hAnsi="Symbol" w:hint="default"/>
       </w:rPr>
     </w:lvl>
     <w:lvl w:ilvl="4" w:tplc="8D6AB998">
@@ -5741,7 +5555,7 @@
         <w:ind w:left="3600" w:hanging="360"/>
       </w:pPr>
       <w:rPr>
-        <w:rFonts w:hint="default" w:ascii="Courier New" w:hAnsi="Courier New"/>
+        <w:rFonts w:ascii="Courier New" w:hAnsi="Courier New" w:hint="default"/>
       </w:rPr>
     </w:lvl>
     <w:lvl w:ilvl="5" w:tplc="A4B0706A">
@@ -5753,7 +5567,7 @@
         <w:ind w:left="4320" w:hanging="360"/>
       </w:pPr>
       <w:rPr>
-        <w:rFonts w:hint="default" w:ascii="Wingdings" w:hAnsi="Wingdings"/>
+        <w:rFonts w:ascii="Wingdings" w:hAnsi="Wingdings" w:hint="default"/>
       </w:rPr>
     </w:lvl>
     <w:lvl w:ilvl="6" w:tplc="2376BCD2">
@@ -5765,7 +5579,7 @@
         <w:ind w:left="5040" w:hanging="360"/>
       </w:pPr>
       <w:rPr>
-        <w:rFonts w:hint="default" w:ascii="Symbol" w:hAnsi="Symbol"/>
+        <w:rFonts w:ascii="Symbol" w:hAnsi="Symbol" w:hint="default"/>
       </w:rPr>
     </w:lvl>
     <w:lvl w:ilvl="7" w:tplc="48F8A7A2">
@@ -5777,7 +5591,7 @@
         <w:ind w:left="5760" w:hanging="360"/>
       </w:pPr>
       <w:rPr>
-        <w:rFonts w:hint="default" w:ascii="Courier New" w:hAnsi="Courier New"/>
+        <w:rFonts w:ascii="Courier New" w:hAnsi="Courier New" w:hint="default"/>
       </w:rPr>
     </w:lvl>
     <w:lvl w:ilvl="8" w:tplc="8F1CA8EA">
@@ -5789,7 +5603,7 @@
         <w:ind w:left="6480" w:hanging="360"/>
       </w:pPr>
       <w:rPr>
-        <w:rFonts w:hint="default" w:ascii="Wingdings" w:hAnsi="Wingdings"/>
+        <w:rFonts w:ascii="Wingdings" w:hAnsi="Wingdings" w:hint="default"/>
       </w:rPr>
     </w:lvl>
   </w:abstractNum>
@@ -5806,7 +5620,7 @@
         <w:ind w:left="720" w:hanging="360"/>
       </w:pPr>
       <w:rPr>
-        <w:rFonts w:hint="default" w:ascii="Symbol" w:hAnsi="Symbol"/>
+        <w:rFonts w:ascii="Symbol" w:hAnsi="Symbol" w:hint="default"/>
       </w:rPr>
     </w:lvl>
     <w:lvl w:ilvl="1" w:tplc="340A0003" w:tentative="1">
@@ -5818,7 +5632,7 @@
         <w:ind w:left="1440" w:hanging="360"/>
       </w:pPr>
       <w:rPr>
-        <w:rFonts w:hint="default" w:ascii="Courier New" w:hAnsi="Courier New" w:cs="Courier New"/>
+        <w:rFonts w:ascii="Courier New" w:hAnsi="Courier New" w:cs="Courier New" w:hint="default"/>
       </w:rPr>
     </w:lvl>
     <w:lvl w:ilvl="2" w:tplc="340A0005" w:tentative="1">
@@ -5830,7 +5644,7 @@
         <w:ind w:left="2160" w:hanging="360"/>
       </w:pPr>
       <w:rPr>
-        <w:rFonts w:hint="default" w:ascii="Wingdings" w:hAnsi="Wingdings"/>
+        <w:rFonts w:ascii="Wingdings" w:hAnsi="Wingdings" w:hint="default"/>
       </w:rPr>
     </w:lvl>
     <w:lvl w:ilvl="3" w:tplc="340A0001" w:tentative="1">
@@ -5842,7 +5656,7 @@
         <w:ind w:left="2880" w:hanging="360"/>
       </w:pPr>
       <w:rPr>
-        <w:rFonts w:hint="default" w:ascii="Symbol" w:hAnsi="Symbol"/>
+        <w:rFonts w:ascii="Symbol" w:hAnsi="Symbol" w:hint="default"/>
       </w:rPr>
     </w:lvl>
     <w:lvl w:ilvl="4" w:tplc="340A0003" w:tentative="1">
@@ -5854,7 +5668,7 @@
         <w:ind w:left="3600" w:hanging="360"/>
       </w:pPr>
       <w:rPr>
-        <w:rFonts w:hint="default" w:ascii="Courier New" w:hAnsi="Courier New" w:cs="Courier New"/>
+        <w:rFonts w:ascii="Courier New" w:hAnsi="Courier New" w:cs="Courier New" w:hint="default"/>
       </w:rPr>
     </w:lvl>
     <w:lvl w:ilvl="5" w:tplc="340A0005" w:tentative="1">
@@ -5866,7 +5680,7 @@
         <w:ind w:left="4320" w:hanging="360"/>
       </w:pPr>
       <w:rPr>
-        <w:rFonts w:hint="default" w:ascii="Wingdings" w:hAnsi="Wingdings"/>
+        <w:rFonts w:ascii="Wingdings" w:hAnsi="Wingdings" w:hint="default"/>
       </w:rPr>
     </w:lvl>
     <w:lvl w:ilvl="6" w:tplc="340A0001" w:tentative="1">
@@ -5878,7 +5692,7 @@
         <w:ind w:left="5040" w:hanging="360"/>
       </w:pPr>
       <w:rPr>
-        <w:rFonts w:hint="default" w:ascii="Symbol" w:hAnsi="Symbol"/>
+        <w:rFonts w:ascii="Symbol" w:hAnsi="Symbol" w:hint="default"/>
       </w:rPr>
     </w:lvl>
     <w:lvl w:ilvl="7" w:tplc="340A0003" w:tentative="1">
@@ -5890,7 +5704,7 @@
         <w:ind w:left="5760" w:hanging="360"/>
       </w:pPr>
       <w:rPr>
-        <w:rFonts w:hint="default" w:ascii="Courier New" w:hAnsi="Courier New" w:cs="Courier New"/>
+        <w:rFonts w:ascii="Courier New" w:hAnsi="Courier New" w:cs="Courier New" w:hint="default"/>
       </w:rPr>
     </w:lvl>
     <w:lvl w:ilvl="8" w:tplc="340A0005" w:tentative="1">
@@ -5902,7 +5716,7 @@
         <w:ind w:left="6480" w:hanging="360"/>
       </w:pPr>
       <w:rPr>
-        <w:rFonts w:hint="default" w:ascii="Wingdings" w:hAnsi="Wingdings"/>
+        <w:rFonts w:ascii="Wingdings" w:hAnsi="Wingdings" w:hint="default"/>
       </w:rPr>
     </w:lvl>
   </w:abstractNum>
@@ -5919,7 +5733,7 @@
         <w:ind w:left="720" w:hanging="360"/>
       </w:pPr>
       <w:rPr>
-        <w:rFonts w:hint="default" w:ascii="Calibri" w:hAnsi="Calibri"/>
+        <w:rFonts w:ascii="Calibri" w:hAnsi="Calibri" w:hint="default"/>
       </w:rPr>
     </w:lvl>
     <w:lvl w:ilvl="1" w:tplc="87B83D86">
@@ -5931,7 +5745,7 @@
         <w:ind w:left="1440" w:hanging="360"/>
       </w:pPr>
       <w:rPr>
-        <w:rFonts w:hint="default" w:ascii="Courier New" w:hAnsi="Courier New"/>
+        <w:rFonts w:ascii="Courier New" w:hAnsi="Courier New" w:hint="default"/>
       </w:rPr>
     </w:lvl>
     <w:lvl w:ilvl="2" w:tplc="987A2E38">
@@ -5943,7 +5757,7 @@
         <w:ind w:left="2160" w:hanging="360"/>
       </w:pPr>
       <w:rPr>
-        <w:rFonts w:hint="default" w:ascii="Wingdings" w:hAnsi="Wingdings"/>
+        <w:rFonts w:ascii="Wingdings" w:hAnsi="Wingdings" w:hint="default"/>
       </w:rPr>
     </w:lvl>
     <w:lvl w:ilvl="3" w:tplc="96DC0B46">
@@ -5955,7 +5769,7 @@
         <w:ind w:left="2880" w:hanging="360"/>
       </w:pPr>
       <w:rPr>
-        <w:rFonts w:hint="default" w:ascii="Symbol" w:hAnsi="Symbol"/>
+        <w:rFonts w:ascii="Symbol" w:hAnsi="Symbol" w:hint="default"/>
       </w:rPr>
     </w:lvl>
     <w:lvl w:ilvl="4" w:tplc="F1C480B2">
@@ -5967,7 +5781,7 @@
         <w:ind w:left="3600" w:hanging="360"/>
       </w:pPr>
       <w:rPr>
-        <w:rFonts w:hint="default" w:ascii="Courier New" w:hAnsi="Courier New"/>
+        <w:rFonts w:ascii="Courier New" w:hAnsi="Courier New" w:hint="default"/>
       </w:rPr>
     </w:lvl>
     <w:lvl w:ilvl="5" w:tplc="9EDCD9EA">
@@ -5979,7 +5793,7 @@
         <w:ind w:left="4320" w:hanging="360"/>
       </w:pPr>
       <w:rPr>
-        <w:rFonts w:hint="default" w:ascii="Wingdings" w:hAnsi="Wingdings"/>
+        <w:rFonts w:ascii="Wingdings" w:hAnsi="Wingdings" w:hint="default"/>
       </w:rPr>
     </w:lvl>
     <w:lvl w:ilvl="6" w:tplc="9D569B4C">
@@ -5991,7 +5805,7 @@
         <w:ind w:left="5040" w:hanging="360"/>
       </w:pPr>
       <w:rPr>
-        <w:rFonts w:hint="default" w:ascii="Symbol" w:hAnsi="Symbol"/>
+        <w:rFonts w:ascii="Symbol" w:hAnsi="Symbol" w:hint="default"/>
       </w:rPr>
     </w:lvl>
     <w:lvl w:ilvl="7" w:tplc="31E0AFE6">
@@ -6003,7 +5817,7 @@
         <w:ind w:left="5760" w:hanging="360"/>
       </w:pPr>
       <w:rPr>
-        <w:rFonts w:hint="default" w:ascii="Courier New" w:hAnsi="Courier New"/>
+        <w:rFonts w:ascii="Courier New" w:hAnsi="Courier New" w:hint="default"/>
       </w:rPr>
     </w:lvl>
     <w:lvl w:ilvl="8" w:tplc="879A905E">
@@ -6015,7 +5829,7 @@
         <w:ind w:left="6480" w:hanging="360"/>
       </w:pPr>
       <w:rPr>
-        <w:rFonts w:hint="default" w:ascii="Wingdings" w:hAnsi="Wingdings"/>
+        <w:rFonts w:ascii="Wingdings" w:hAnsi="Wingdings" w:hint="default"/>
       </w:rPr>
     </w:lvl>
   </w:abstractNum>
@@ -6032,7 +5846,7 @@
         <w:ind w:left="720" w:hanging="360"/>
       </w:pPr>
       <w:rPr>
-        <w:rFonts w:hint="default" w:ascii="Calibri" w:hAnsi="Calibri"/>
+        <w:rFonts w:ascii="Calibri" w:hAnsi="Calibri" w:hint="default"/>
       </w:rPr>
     </w:lvl>
     <w:lvl w:ilvl="1" w:tplc="C95A1BDA">
@@ -6044,7 +5858,7 @@
         <w:ind w:left="1440" w:hanging="360"/>
       </w:pPr>
       <w:rPr>
-        <w:rFonts w:hint="default" w:ascii="Courier New" w:hAnsi="Courier New"/>
+        <w:rFonts w:ascii="Courier New" w:hAnsi="Courier New" w:hint="default"/>
       </w:rPr>
     </w:lvl>
     <w:lvl w:ilvl="2" w:tplc="F9D60A72">
@@ -6056,7 +5870,7 @@
         <w:ind w:left="2160" w:hanging="360"/>
       </w:pPr>
       <w:rPr>
-        <w:rFonts w:hint="default" w:ascii="Wingdings" w:hAnsi="Wingdings"/>
+        <w:rFonts w:ascii="Wingdings" w:hAnsi="Wingdings" w:hint="default"/>
       </w:rPr>
     </w:lvl>
     <w:lvl w:ilvl="3" w:tplc="F320D2DC">
@@ -6068,7 +5882,7 @@
         <w:ind w:left="2880" w:hanging="360"/>
       </w:pPr>
       <w:rPr>
-        <w:rFonts w:hint="default" w:ascii="Symbol" w:hAnsi="Symbol"/>
+        <w:rFonts w:ascii="Symbol" w:hAnsi="Symbol" w:hint="default"/>
       </w:rPr>
     </w:lvl>
     <w:lvl w:ilvl="4" w:tplc="FD901FAC">
@@ -6080,7 +5894,7 @@
         <w:ind w:left="3600" w:hanging="360"/>
       </w:pPr>
       <w:rPr>
-        <w:rFonts w:hint="default" w:ascii="Courier New" w:hAnsi="Courier New"/>
+        <w:rFonts w:ascii="Courier New" w:hAnsi="Courier New" w:hint="default"/>
       </w:rPr>
     </w:lvl>
     <w:lvl w:ilvl="5" w:tplc="785258B8">
@@ -6092,7 +5906,7 @@
         <w:ind w:left="4320" w:hanging="360"/>
       </w:pPr>
       <w:rPr>
-        <w:rFonts w:hint="default" w:ascii="Wingdings" w:hAnsi="Wingdings"/>
+        <w:rFonts w:ascii="Wingdings" w:hAnsi="Wingdings" w:hint="default"/>
       </w:rPr>
     </w:lvl>
     <w:lvl w:ilvl="6" w:tplc="E57EC41E">
@@ -6104,7 +5918,7 @@
         <w:ind w:left="5040" w:hanging="360"/>
       </w:pPr>
       <w:rPr>
-        <w:rFonts w:hint="default" w:ascii="Symbol" w:hAnsi="Symbol"/>
+        <w:rFonts w:ascii="Symbol" w:hAnsi="Symbol" w:hint="default"/>
       </w:rPr>
     </w:lvl>
     <w:lvl w:ilvl="7" w:tplc="2CD8AE24">
@@ -6116,7 +5930,7 @@
         <w:ind w:left="5760" w:hanging="360"/>
       </w:pPr>
       <w:rPr>
-        <w:rFonts w:hint="default" w:ascii="Courier New" w:hAnsi="Courier New"/>
+        <w:rFonts w:ascii="Courier New" w:hAnsi="Courier New" w:hint="default"/>
       </w:rPr>
     </w:lvl>
     <w:lvl w:ilvl="8" w:tplc="3CE80D20">
@@ -6128,7 +5942,7 @@
         <w:ind w:left="6480" w:hanging="360"/>
       </w:pPr>
       <w:rPr>
-        <w:rFonts w:hint="default" w:ascii="Wingdings" w:hAnsi="Wingdings"/>
+        <w:rFonts w:ascii="Wingdings" w:hAnsi="Wingdings" w:hint="default"/>
       </w:rPr>
     </w:lvl>
   </w:abstractNum>
@@ -6261,7 +6075,7 @@
         <w:ind w:left="720" w:hanging="360"/>
       </w:pPr>
       <w:rPr>
-        <w:rFonts w:hint="default" w:ascii="Symbol" w:hAnsi="Symbol"/>
+        <w:rFonts w:ascii="Symbol" w:hAnsi="Symbol" w:hint="default"/>
         <w:sz w:val="20"/>
       </w:rPr>
     </w:lvl>
@@ -6277,7 +6091,7 @@
         <w:ind w:left="1440" w:hanging="360"/>
       </w:pPr>
       <w:rPr>
-        <w:rFonts w:hint="default" w:ascii="Courier New" w:hAnsi="Courier New"/>
+        <w:rFonts w:ascii="Courier New" w:hAnsi="Courier New" w:hint="default"/>
         <w:sz w:val="20"/>
       </w:rPr>
     </w:lvl>
@@ -6293,7 +6107,7 @@
         <w:ind w:left="2160" w:hanging="360"/>
       </w:pPr>
       <w:rPr>
-        <w:rFonts w:hint="default" w:ascii="Wingdings" w:hAnsi="Wingdings"/>
+        <w:rFonts w:ascii="Wingdings" w:hAnsi="Wingdings" w:hint="default"/>
         <w:sz w:val="20"/>
       </w:rPr>
     </w:lvl>
@@ -6309,7 +6123,7 @@
         <w:ind w:left="2880" w:hanging="360"/>
       </w:pPr>
       <w:rPr>
-        <w:rFonts w:hint="default" w:ascii="Wingdings" w:hAnsi="Wingdings"/>
+        <w:rFonts w:ascii="Wingdings" w:hAnsi="Wingdings" w:hint="default"/>
         <w:sz w:val="20"/>
       </w:rPr>
     </w:lvl>
@@ -6325,7 +6139,7 @@
         <w:ind w:left="3600" w:hanging="360"/>
       </w:pPr>
       <w:rPr>
-        <w:rFonts w:hint="default" w:ascii="Wingdings" w:hAnsi="Wingdings"/>
+        <w:rFonts w:ascii="Wingdings" w:hAnsi="Wingdings" w:hint="default"/>
         <w:sz w:val="20"/>
       </w:rPr>
     </w:lvl>
@@ -6341,7 +6155,7 @@
         <w:ind w:left="4320" w:hanging="360"/>
       </w:pPr>
       <w:rPr>
-        <w:rFonts w:hint="default" w:ascii="Wingdings" w:hAnsi="Wingdings"/>
+        <w:rFonts w:ascii="Wingdings" w:hAnsi="Wingdings" w:hint="default"/>
         <w:sz w:val="20"/>
       </w:rPr>
     </w:lvl>
@@ -6357,7 +6171,7 @@
         <w:ind w:left="5040" w:hanging="360"/>
       </w:pPr>
       <w:rPr>
-        <w:rFonts w:hint="default" w:ascii="Wingdings" w:hAnsi="Wingdings"/>
+        <w:rFonts w:ascii="Wingdings" w:hAnsi="Wingdings" w:hint="default"/>
         <w:sz w:val="20"/>
       </w:rPr>
     </w:lvl>
@@ -6373,7 +6187,7 @@
         <w:ind w:left="5760" w:hanging="360"/>
       </w:pPr>
       <w:rPr>
-        <w:rFonts w:hint="default" w:ascii="Wingdings" w:hAnsi="Wingdings"/>
+        <w:rFonts w:ascii="Wingdings" w:hAnsi="Wingdings" w:hint="default"/>
         <w:sz w:val="20"/>
       </w:rPr>
     </w:lvl>
@@ -6389,7 +6203,7 @@
         <w:ind w:left="6480" w:hanging="360"/>
       </w:pPr>
       <w:rPr>
-        <w:rFonts w:hint="default" w:ascii="Wingdings" w:hAnsi="Wingdings"/>
+        <w:rFonts w:ascii="Wingdings" w:hAnsi="Wingdings" w:hint="default"/>
         <w:sz w:val="20"/>
       </w:rPr>
     </w:lvl>
@@ -6410,7 +6224,7 @@
         <w:ind w:left="720" w:hanging="360"/>
       </w:pPr>
       <w:rPr>
-        <w:rFonts w:hint="default" w:ascii="Symbol" w:hAnsi="Symbol"/>
+        <w:rFonts w:ascii="Symbol" w:hAnsi="Symbol" w:hint="default"/>
         <w:sz w:val="20"/>
       </w:rPr>
     </w:lvl>
@@ -6426,7 +6240,7 @@
         <w:ind w:left="1440" w:hanging="360"/>
       </w:pPr>
       <w:rPr>
-        <w:rFonts w:hint="default" w:ascii="Courier New" w:hAnsi="Courier New"/>
+        <w:rFonts w:ascii="Courier New" w:hAnsi="Courier New" w:hint="default"/>
         <w:sz w:val="20"/>
       </w:rPr>
     </w:lvl>
@@ -6442,7 +6256,7 @@
         <w:ind w:left="2160" w:hanging="360"/>
       </w:pPr>
       <w:rPr>
-        <w:rFonts w:hint="default" w:ascii="Wingdings" w:hAnsi="Wingdings"/>
+        <w:rFonts w:ascii="Wingdings" w:hAnsi="Wingdings" w:hint="default"/>
         <w:sz w:val="20"/>
       </w:rPr>
     </w:lvl>
@@ -6458,7 +6272,7 @@
         <w:ind w:left="2880" w:hanging="360"/>
       </w:pPr>
       <w:rPr>
-        <w:rFonts w:hint="default" w:ascii="Wingdings" w:hAnsi="Wingdings"/>
+        <w:rFonts w:ascii="Wingdings" w:hAnsi="Wingdings" w:hint="default"/>
         <w:sz w:val="20"/>
       </w:rPr>
     </w:lvl>
@@ -6474,7 +6288,7 @@
         <w:ind w:left="3600" w:hanging="360"/>
       </w:pPr>
       <w:rPr>
-        <w:rFonts w:hint="default" w:ascii="Wingdings" w:hAnsi="Wingdings"/>
+        <w:rFonts w:ascii="Wingdings" w:hAnsi="Wingdings" w:hint="default"/>
         <w:sz w:val="20"/>
       </w:rPr>
     </w:lvl>
@@ -6490,7 +6304,7 @@
         <w:ind w:left="4320" w:hanging="360"/>
       </w:pPr>
       <w:rPr>
-        <w:rFonts w:hint="default" w:ascii="Wingdings" w:hAnsi="Wingdings"/>
+        <w:rFonts w:ascii="Wingdings" w:hAnsi="Wingdings" w:hint="default"/>
         <w:sz w:val="20"/>
       </w:rPr>
     </w:lvl>
@@ -6506,7 +6320,7 @@
         <w:ind w:left="5040" w:hanging="360"/>
       </w:pPr>
       <w:rPr>
-        <w:rFonts w:hint="default" w:ascii="Wingdings" w:hAnsi="Wingdings"/>
+        <w:rFonts w:ascii="Wingdings" w:hAnsi="Wingdings" w:hint="default"/>
         <w:sz w:val="20"/>
       </w:rPr>
     </w:lvl>
@@ -6522,7 +6336,7 @@
         <w:ind w:left="5760" w:hanging="360"/>
       </w:pPr>
       <w:rPr>
-        <w:rFonts w:hint="default" w:ascii="Wingdings" w:hAnsi="Wingdings"/>
+        <w:rFonts w:ascii="Wingdings" w:hAnsi="Wingdings" w:hint="default"/>
         <w:sz w:val="20"/>
       </w:rPr>
     </w:lvl>
@@ -6538,7 +6352,7 @@
         <w:ind w:left="6480" w:hanging="360"/>
       </w:pPr>
       <w:rPr>
-        <w:rFonts w:hint="default" w:ascii="Wingdings" w:hAnsi="Wingdings"/>
+        <w:rFonts w:ascii="Wingdings" w:hAnsi="Wingdings" w:hint="default"/>
         <w:sz w:val="20"/>
       </w:rPr>
     </w:lvl>
@@ -6559,7 +6373,7 @@
         <w:ind w:left="720" w:hanging="360"/>
       </w:pPr>
       <w:rPr>
-        <w:rFonts w:hint="default" w:ascii="Symbol" w:hAnsi="Symbol"/>
+        <w:rFonts w:ascii="Symbol" w:hAnsi="Symbol" w:hint="default"/>
         <w:sz w:val="20"/>
       </w:rPr>
     </w:lvl>
@@ -6575,7 +6389,7 @@
         <w:ind w:left="1440" w:hanging="360"/>
       </w:pPr>
       <w:rPr>
-        <w:rFonts w:hint="default" w:ascii="Courier New" w:hAnsi="Courier New"/>
+        <w:rFonts w:ascii="Courier New" w:hAnsi="Courier New" w:hint="default"/>
         <w:sz w:val="20"/>
       </w:rPr>
     </w:lvl>
@@ -6591,7 +6405,7 @@
         <w:ind w:left="2160" w:hanging="360"/>
       </w:pPr>
       <w:rPr>
-        <w:rFonts w:hint="default" w:ascii="Wingdings" w:hAnsi="Wingdings"/>
+        <w:rFonts w:ascii="Wingdings" w:hAnsi="Wingdings" w:hint="default"/>
         <w:sz w:val="20"/>
       </w:rPr>
     </w:lvl>
@@ -6607,7 +6421,7 @@
         <w:ind w:left="2880" w:hanging="360"/>
       </w:pPr>
       <w:rPr>
-        <w:rFonts w:hint="default" w:ascii="Wingdings" w:hAnsi="Wingdings"/>
+        <w:rFonts w:ascii="Wingdings" w:hAnsi="Wingdings" w:hint="default"/>
         <w:sz w:val="20"/>
       </w:rPr>
     </w:lvl>
@@ -6623,7 +6437,7 @@
         <w:ind w:left="3600" w:hanging="360"/>
       </w:pPr>
       <w:rPr>
-        <w:rFonts w:hint="default" w:ascii="Wingdings" w:hAnsi="Wingdings"/>
+        <w:rFonts w:ascii="Wingdings" w:hAnsi="Wingdings" w:hint="default"/>
         <w:sz w:val="20"/>
       </w:rPr>
     </w:lvl>
@@ -6639,7 +6453,7 @@
         <w:ind w:left="4320" w:hanging="360"/>
       </w:pPr>
       <w:rPr>
-        <w:rFonts w:hint="default" w:ascii="Wingdings" w:hAnsi="Wingdings"/>
+        <w:rFonts w:ascii="Wingdings" w:hAnsi="Wingdings" w:hint="default"/>
         <w:sz w:val="20"/>
       </w:rPr>
     </w:lvl>
@@ -6655,7 +6469,7 @@
         <w:ind w:left="5040" w:hanging="360"/>
       </w:pPr>
       <w:rPr>
-        <w:rFonts w:hint="default" w:ascii="Wingdings" w:hAnsi="Wingdings"/>
+        <w:rFonts w:ascii="Wingdings" w:hAnsi="Wingdings" w:hint="default"/>
         <w:sz w:val="20"/>
       </w:rPr>
     </w:lvl>
@@ -6671,7 +6485,7 @@
         <w:ind w:left="5760" w:hanging="360"/>
       </w:pPr>
       <w:rPr>
-        <w:rFonts w:hint="default" w:ascii="Wingdings" w:hAnsi="Wingdings"/>
+        <w:rFonts w:ascii="Wingdings" w:hAnsi="Wingdings" w:hint="default"/>
         <w:sz w:val="20"/>
       </w:rPr>
     </w:lvl>
@@ -6687,7 +6501,7 @@
         <w:ind w:left="6480" w:hanging="360"/>
       </w:pPr>
       <w:rPr>
-        <w:rFonts w:hint="default" w:ascii="Wingdings" w:hAnsi="Wingdings"/>
+        <w:rFonts w:ascii="Wingdings" w:hAnsi="Wingdings" w:hint="default"/>
         <w:sz w:val="20"/>
       </w:rPr>
     </w:lvl>
@@ -6705,7 +6519,7 @@
         <w:ind w:left="720" w:hanging="360"/>
       </w:pPr>
       <w:rPr>
-        <w:rFonts w:asciiTheme="minorHAnsi" w:hAnsiTheme="minorHAnsi" w:eastAsiaTheme="minorHAnsi" w:cstheme="minorBidi"/>
+        <w:rFonts w:asciiTheme="minorHAnsi" w:eastAsiaTheme="minorHAnsi" w:hAnsiTheme="minorHAnsi" w:cstheme="minorBidi"/>
       </w:rPr>
     </w:lvl>
     <w:lvl w:ilvl="1" w:tplc="340A0019" w:tentative="1">
@@ -6794,7 +6608,7 @@
         <w:ind w:left="720" w:hanging="360"/>
       </w:pPr>
       <w:rPr>
-        <w:rFonts w:hint="default" w:ascii="Courier New" w:hAnsi="Courier New" w:cs="Courier New"/>
+        <w:rFonts w:ascii="Courier New" w:hAnsi="Courier New" w:cs="Courier New" w:hint="default"/>
       </w:rPr>
     </w:lvl>
     <w:lvl w:ilvl="1" w:tplc="04090003" w:tentative="1">
@@ -6806,7 +6620,7 @@
         <w:ind w:left="1440" w:hanging="360"/>
       </w:pPr>
       <w:rPr>
-        <w:rFonts w:hint="default" w:ascii="Courier New" w:hAnsi="Courier New" w:cs="Courier New"/>
+        <w:rFonts w:ascii="Courier New" w:hAnsi="Courier New" w:cs="Courier New" w:hint="default"/>
       </w:rPr>
     </w:lvl>
     <w:lvl w:ilvl="2" w:tplc="04090005" w:tentative="1">
@@ -6818,7 +6632,7 @@
         <w:ind w:left="2160" w:hanging="360"/>
       </w:pPr>
       <w:rPr>
-        <w:rFonts w:hint="default" w:ascii="Wingdings" w:hAnsi="Wingdings"/>
+        <w:rFonts w:ascii="Wingdings" w:hAnsi="Wingdings" w:hint="default"/>
       </w:rPr>
     </w:lvl>
     <w:lvl w:ilvl="3" w:tplc="04090001" w:tentative="1">
@@ -6830,7 +6644,7 @@
         <w:ind w:left="2880" w:hanging="360"/>
       </w:pPr>
       <w:rPr>
-        <w:rFonts w:hint="default" w:ascii="Symbol" w:hAnsi="Symbol"/>
+        <w:rFonts w:ascii="Symbol" w:hAnsi="Symbol" w:hint="default"/>
       </w:rPr>
     </w:lvl>
     <w:lvl w:ilvl="4" w:tplc="04090003" w:tentative="1">
@@ -6842,7 +6656,7 @@
         <w:ind w:left="3600" w:hanging="360"/>
       </w:pPr>
       <w:rPr>
-        <w:rFonts w:hint="default" w:ascii="Courier New" w:hAnsi="Courier New" w:cs="Courier New"/>
+        <w:rFonts w:ascii="Courier New" w:hAnsi="Courier New" w:cs="Courier New" w:hint="default"/>
       </w:rPr>
     </w:lvl>
     <w:lvl w:ilvl="5" w:tplc="04090005" w:tentative="1">
@@ -6854,7 +6668,7 @@
         <w:ind w:left="4320" w:hanging="360"/>
       </w:pPr>
       <w:rPr>
-        <w:rFonts w:hint="default" w:ascii="Wingdings" w:hAnsi="Wingdings"/>
+        <w:rFonts w:ascii="Wingdings" w:hAnsi="Wingdings" w:hint="default"/>
       </w:rPr>
     </w:lvl>
     <w:lvl w:ilvl="6" w:tplc="04090001" w:tentative="1">
@@ -6866,7 +6680,7 @@
         <w:ind w:left="5040" w:hanging="360"/>
       </w:pPr>
       <w:rPr>
-        <w:rFonts w:hint="default" w:ascii="Symbol" w:hAnsi="Symbol"/>
+        <w:rFonts w:ascii="Symbol" w:hAnsi="Symbol" w:hint="default"/>
       </w:rPr>
     </w:lvl>
     <w:lvl w:ilvl="7" w:tplc="04090003" w:tentative="1">
@@ -6878,7 +6692,7 @@
         <w:ind w:left="5760" w:hanging="360"/>
       </w:pPr>
       <w:rPr>
-        <w:rFonts w:hint="default" w:ascii="Courier New" w:hAnsi="Courier New" w:cs="Courier New"/>
+        <w:rFonts w:ascii="Courier New" w:hAnsi="Courier New" w:cs="Courier New" w:hint="default"/>
       </w:rPr>
     </w:lvl>
     <w:lvl w:ilvl="8" w:tplc="04090005" w:tentative="1">
@@ -6890,7 +6704,7 @@
         <w:ind w:left="6480" w:hanging="360"/>
       </w:pPr>
       <w:rPr>
-        <w:rFonts w:hint="default" w:ascii="Wingdings" w:hAnsi="Wingdings"/>
+        <w:rFonts w:ascii="Wingdings" w:hAnsi="Wingdings" w:hint="default"/>
       </w:rPr>
     </w:lvl>
   </w:abstractNum>
@@ -7088,7 +6902,7 @@
         <w:ind w:left="720" w:hanging="360"/>
       </w:pPr>
       <w:rPr>
-        <w:rFonts w:hint="default" w:ascii="Symbol" w:hAnsi="Symbol"/>
+        <w:rFonts w:ascii="Symbol" w:hAnsi="Symbol" w:hint="default"/>
         <w:sz w:val="20"/>
       </w:rPr>
     </w:lvl>
@@ -7104,7 +6918,7 @@
         <w:ind w:left="1440" w:hanging="360"/>
       </w:pPr>
       <w:rPr>
-        <w:rFonts w:hint="default" w:ascii="Courier New" w:hAnsi="Courier New"/>
+        <w:rFonts w:ascii="Courier New" w:hAnsi="Courier New" w:hint="default"/>
         <w:sz w:val="20"/>
       </w:rPr>
     </w:lvl>
@@ -7120,7 +6934,7 @@
         <w:ind w:left="2160" w:hanging="360"/>
       </w:pPr>
       <w:rPr>
-        <w:rFonts w:hint="default" w:ascii="Wingdings" w:hAnsi="Wingdings"/>
+        <w:rFonts w:ascii="Wingdings" w:hAnsi="Wingdings" w:hint="default"/>
         <w:sz w:val="20"/>
       </w:rPr>
     </w:lvl>
@@ -7136,7 +6950,7 @@
         <w:ind w:left="2880" w:hanging="360"/>
       </w:pPr>
       <w:rPr>
-        <w:rFonts w:hint="default" w:ascii="Wingdings" w:hAnsi="Wingdings"/>
+        <w:rFonts w:ascii="Wingdings" w:hAnsi="Wingdings" w:hint="default"/>
         <w:sz w:val="20"/>
       </w:rPr>
     </w:lvl>
@@ -7152,7 +6966,7 @@
         <w:ind w:left="3600" w:hanging="360"/>
       </w:pPr>
       <w:rPr>
-        <w:rFonts w:hint="default" w:ascii="Wingdings" w:hAnsi="Wingdings"/>
+        <w:rFonts w:ascii="Wingdings" w:hAnsi="Wingdings" w:hint="default"/>
         <w:sz w:val="20"/>
       </w:rPr>
     </w:lvl>
@@ -7168,7 +6982,7 @@
         <w:ind w:left="4320" w:hanging="360"/>
       </w:pPr>
       <w:rPr>
-        <w:rFonts w:hint="default" w:ascii="Wingdings" w:hAnsi="Wingdings"/>
+        <w:rFonts w:ascii="Wingdings" w:hAnsi="Wingdings" w:hint="default"/>
         <w:sz w:val="20"/>
       </w:rPr>
     </w:lvl>
@@ -7184,7 +6998,7 @@
         <w:ind w:left="5040" w:hanging="360"/>
       </w:pPr>
       <w:rPr>
-        <w:rFonts w:hint="default" w:ascii="Wingdings" w:hAnsi="Wingdings"/>
+        <w:rFonts w:ascii="Wingdings" w:hAnsi="Wingdings" w:hint="default"/>
         <w:sz w:val="20"/>
       </w:rPr>
     </w:lvl>
@@ -7200,7 +7014,7 @@
         <w:ind w:left="5760" w:hanging="360"/>
       </w:pPr>
       <w:rPr>
-        <w:rFonts w:hint="default" w:ascii="Wingdings" w:hAnsi="Wingdings"/>
+        <w:rFonts w:ascii="Wingdings" w:hAnsi="Wingdings" w:hint="default"/>
         <w:sz w:val="20"/>
       </w:rPr>
     </w:lvl>
@@ -7216,7 +7030,7 @@
         <w:ind w:left="6480" w:hanging="360"/>
       </w:pPr>
       <w:rPr>
-        <w:rFonts w:hint="default" w:ascii="Wingdings" w:hAnsi="Wingdings"/>
+        <w:rFonts w:ascii="Wingdings" w:hAnsi="Wingdings" w:hint="default"/>
         <w:sz w:val="20"/>
       </w:rPr>
     </w:lvl>
@@ -7234,7 +7048,7 @@
         <w:ind w:left="720" w:hanging="360"/>
       </w:pPr>
       <w:rPr>
-        <w:rFonts w:hint="default" w:ascii="Courier New" w:hAnsi="Courier New" w:cs="Courier New"/>
+        <w:rFonts w:ascii="Courier New" w:hAnsi="Courier New" w:cs="Courier New" w:hint="default"/>
       </w:rPr>
     </w:lvl>
     <w:lvl w:ilvl="1" w:tplc="340A0003" w:tentative="1">
@@ -7246,7 +7060,7 @@
         <w:ind w:left="1440" w:hanging="360"/>
       </w:pPr>
       <w:rPr>
-        <w:rFonts w:hint="default" w:ascii="Courier New" w:hAnsi="Courier New" w:cs="Courier New"/>
+        <w:rFonts w:ascii="Courier New" w:hAnsi="Courier New" w:cs="Courier New" w:hint="default"/>
       </w:rPr>
     </w:lvl>
     <w:lvl w:ilvl="2" w:tplc="340A0005" w:tentative="1">
@@ -7258,7 +7072,7 @@
         <w:ind w:left="2160" w:hanging="360"/>
       </w:pPr>
       <w:rPr>
-        <w:rFonts w:hint="default" w:ascii="Wingdings" w:hAnsi="Wingdings"/>
+        <w:rFonts w:ascii="Wingdings" w:hAnsi="Wingdings" w:hint="default"/>
       </w:rPr>
     </w:lvl>
     <w:lvl w:ilvl="3" w:tplc="340A0001" w:tentative="1">
@@ -7270,7 +7084,7 @@
         <w:ind w:left="2880" w:hanging="360"/>
       </w:pPr>
       <w:rPr>
-        <w:rFonts w:hint="default" w:ascii="Symbol" w:hAnsi="Symbol"/>
+        <w:rFonts w:ascii="Symbol" w:hAnsi="Symbol" w:hint="default"/>
       </w:rPr>
     </w:lvl>
     <w:lvl w:ilvl="4" w:tplc="340A0003" w:tentative="1">
@@ -7282,7 +7096,7 @@
         <w:ind w:left="3600" w:hanging="360"/>
       </w:pPr>
       <w:rPr>
-        <w:rFonts w:hint="default" w:ascii="Courier New" w:hAnsi="Courier New" w:cs="Courier New"/>
+        <w:rFonts w:ascii="Courier New" w:hAnsi="Courier New" w:cs="Courier New" w:hint="default"/>
       </w:rPr>
     </w:lvl>
     <w:lvl w:ilvl="5" w:tplc="340A0005" w:tentative="1">
@@ -7294,7 +7108,7 @@
         <w:ind w:left="4320" w:hanging="360"/>
       </w:pPr>
       <w:rPr>
-        <w:rFonts w:hint="default" w:ascii="Wingdings" w:hAnsi="Wingdings"/>
+        <w:rFonts w:ascii="Wingdings" w:hAnsi="Wingdings" w:hint="default"/>
       </w:rPr>
     </w:lvl>
     <w:lvl w:ilvl="6" w:tplc="340A0001" w:tentative="1">
@@ -7306,7 +7120,7 @@
         <w:ind w:left="5040" w:hanging="360"/>
       </w:pPr>
       <w:rPr>
-        <w:rFonts w:hint="default" w:ascii="Symbol" w:hAnsi="Symbol"/>
+        <w:rFonts w:ascii="Symbol" w:hAnsi="Symbol" w:hint="default"/>
       </w:rPr>
     </w:lvl>
     <w:lvl w:ilvl="7" w:tplc="340A0003" w:tentative="1">
@@ -7318,7 +7132,7 @@
         <w:ind w:left="5760" w:hanging="360"/>
       </w:pPr>
       <w:rPr>
-        <w:rFonts w:hint="default" w:ascii="Courier New" w:hAnsi="Courier New" w:cs="Courier New"/>
+        <w:rFonts w:ascii="Courier New" w:hAnsi="Courier New" w:cs="Courier New" w:hint="default"/>
       </w:rPr>
     </w:lvl>
     <w:lvl w:ilvl="8" w:tplc="340A0005" w:tentative="1">
@@ -7330,7 +7144,7 @@
         <w:ind w:left="6480" w:hanging="360"/>
       </w:pPr>
       <w:rPr>
-        <w:rFonts w:hint="default" w:ascii="Wingdings" w:hAnsi="Wingdings"/>
+        <w:rFonts w:ascii="Wingdings" w:hAnsi="Wingdings" w:hint="default"/>
       </w:rPr>
     </w:lvl>
   </w:abstractNum>
@@ -7347,7 +7161,7 @@
         <w:ind w:left="720" w:hanging="360"/>
       </w:pPr>
       <w:rPr>
-        <w:rFonts w:hint="default" w:ascii="Calibri" w:hAnsi="Calibri"/>
+        <w:rFonts w:ascii="Calibri" w:hAnsi="Calibri" w:hint="default"/>
       </w:rPr>
     </w:lvl>
     <w:lvl w:ilvl="1" w:tplc="C7FED0CA">
@@ -7359,7 +7173,7 @@
         <w:ind w:left="1440" w:hanging="360"/>
       </w:pPr>
       <w:rPr>
-        <w:rFonts w:hint="default" w:ascii="Courier New" w:hAnsi="Courier New"/>
+        <w:rFonts w:ascii="Courier New" w:hAnsi="Courier New" w:hint="default"/>
       </w:rPr>
     </w:lvl>
     <w:lvl w:ilvl="2" w:tplc="86C23E5C">
@@ -7371,7 +7185,7 @@
         <w:ind w:left="2160" w:hanging="360"/>
       </w:pPr>
       <w:rPr>
-        <w:rFonts w:hint="default" w:ascii="Wingdings" w:hAnsi="Wingdings"/>
+        <w:rFonts w:ascii="Wingdings" w:hAnsi="Wingdings" w:hint="default"/>
       </w:rPr>
     </w:lvl>
     <w:lvl w:ilvl="3" w:tplc="DD349284">
@@ -7383,7 +7197,7 @@
         <w:ind w:left="2880" w:hanging="360"/>
       </w:pPr>
       <w:rPr>
-        <w:rFonts w:hint="default" w:ascii="Symbol" w:hAnsi="Symbol"/>
+        <w:rFonts w:ascii="Symbol" w:hAnsi="Symbol" w:hint="default"/>
       </w:rPr>
     </w:lvl>
     <w:lvl w:ilvl="4" w:tplc="7BF6162E">
@@ -7395,7 +7209,7 @@
         <w:ind w:left="3600" w:hanging="360"/>
       </w:pPr>
       <w:rPr>
-        <w:rFonts w:hint="default" w:ascii="Courier New" w:hAnsi="Courier New"/>
+        <w:rFonts w:ascii="Courier New" w:hAnsi="Courier New" w:hint="default"/>
       </w:rPr>
     </w:lvl>
     <w:lvl w:ilvl="5" w:tplc="5B08AE58">
@@ -7407,7 +7221,7 @@
         <w:ind w:left="4320" w:hanging="360"/>
       </w:pPr>
       <w:rPr>
-        <w:rFonts w:hint="default" w:ascii="Wingdings" w:hAnsi="Wingdings"/>
+        <w:rFonts w:ascii="Wingdings" w:hAnsi="Wingdings" w:hint="default"/>
       </w:rPr>
     </w:lvl>
     <w:lvl w:ilvl="6" w:tplc="1722F02E">
@@ -7419,7 +7233,7 @@
         <w:ind w:left="5040" w:hanging="360"/>
       </w:pPr>
       <w:rPr>
-        <w:rFonts w:hint="default" w:ascii="Symbol" w:hAnsi="Symbol"/>
+        <w:rFonts w:ascii="Symbol" w:hAnsi="Symbol" w:hint="default"/>
       </w:rPr>
     </w:lvl>
     <w:lvl w:ilvl="7" w:tplc="C8E47964">
@@ -7431,7 +7245,7 @@
         <w:ind w:left="5760" w:hanging="360"/>
       </w:pPr>
       <w:rPr>
-        <w:rFonts w:hint="default" w:ascii="Courier New" w:hAnsi="Courier New"/>
+        <w:rFonts w:ascii="Courier New" w:hAnsi="Courier New" w:hint="default"/>
       </w:rPr>
     </w:lvl>
     <w:lvl w:ilvl="8" w:tplc="8516FD8A">
@@ -7443,7 +7257,7 @@
         <w:ind w:left="6480" w:hanging="360"/>
       </w:pPr>
       <w:rPr>
-        <w:rFonts w:hint="default" w:ascii="Wingdings" w:hAnsi="Wingdings"/>
+        <w:rFonts w:ascii="Wingdings" w:hAnsi="Wingdings" w:hint="default"/>
       </w:rPr>
     </w:lvl>
   </w:abstractNum>
@@ -7460,7 +7274,7 @@
         <w:ind w:left="720" w:hanging="360"/>
       </w:pPr>
       <w:rPr>
-        <w:rFonts w:hint="default" w:ascii="Courier New" w:hAnsi="Courier New" w:cs="Courier New"/>
+        <w:rFonts w:ascii="Courier New" w:hAnsi="Courier New" w:cs="Courier New" w:hint="default"/>
       </w:rPr>
     </w:lvl>
     <w:lvl w:ilvl="1" w:tplc="340A0003" w:tentative="1">
@@ -7472,7 +7286,7 @@
         <w:ind w:left="1440" w:hanging="360"/>
       </w:pPr>
       <w:rPr>
-        <w:rFonts w:hint="default" w:ascii="Courier New" w:hAnsi="Courier New" w:cs="Courier New"/>
+        <w:rFonts w:ascii="Courier New" w:hAnsi="Courier New" w:cs="Courier New" w:hint="default"/>
       </w:rPr>
     </w:lvl>
     <w:lvl w:ilvl="2" w:tplc="340A0005" w:tentative="1">
@@ -7484,7 +7298,7 @@
         <w:ind w:left="2160" w:hanging="360"/>
       </w:pPr>
       <w:rPr>
-        <w:rFonts w:hint="default" w:ascii="Wingdings" w:hAnsi="Wingdings"/>
+        <w:rFonts w:ascii="Wingdings" w:hAnsi="Wingdings" w:hint="default"/>
       </w:rPr>
     </w:lvl>
     <w:lvl w:ilvl="3" w:tplc="340A0001" w:tentative="1">
@@ -7496,7 +7310,7 @@
         <w:ind w:left="2880" w:hanging="360"/>
       </w:pPr>
       <w:rPr>
-        <w:rFonts w:hint="default" w:ascii="Symbol" w:hAnsi="Symbol"/>
+        <w:rFonts w:ascii="Symbol" w:hAnsi="Symbol" w:hint="default"/>
       </w:rPr>
     </w:lvl>
     <w:lvl w:ilvl="4" w:tplc="340A0003" w:tentative="1">
@@ -7508,7 +7322,7 @@
         <w:ind w:left="3600" w:hanging="360"/>
       </w:pPr>
       <w:rPr>
-        <w:rFonts w:hint="default" w:ascii="Courier New" w:hAnsi="Courier New" w:cs="Courier New"/>
+        <w:rFonts w:ascii="Courier New" w:hAnsi="Courier New" w:cs="Courier New" w:hint="default"/>
       </w:rPr>
     </w:lvl>
     <w:lvl w:ilvl="5" w:tplc="340A0005" w:tentative="1">
@@ -7520,7 +7334,7 @@
         <w:ind w:left="4320" w:hanging="360"/>
       </w:pPr>
       <w:rPr>
-        <w:rFonts w:hint="default" w:ascii="Wingdings" w:hAnsi="Wingdings"/>
+        <w:rFonts w:ascii="Wingdings" w:hAnsi="Wingdings" w:hint="default"/>
       </w:rPr>
     </w:lvl>
     <w:lvl w:ilvl="6" w:tplc="340A0001" w:tentative="1">
@@ -7532,7 +7346,7 @@
         <w:ind w:left="5040" w:hanging="360"/>
       </w:pPr>
       <w:rPr>
-        <w:rFonts w:hint="default" w:ascii="Symbol" w:hAnsi="Symbol"/>
+        <w:rFonts w:ascii="Symbol" w:hAnsi="Symbol" w:hint="default"/>
       </w:rPr>
     </w:lvl>
     <w:lvl w:ilvl="7" w:tplc="340A0003" w:tentative="1">
@@ -7544,7 +7358,7 @@
         <w:ind w:left="5760" w:hanging="360"/>
       </w:pPr>
       <w:rPr>
-        <w:rFonts w:hint="default" w:ascii="Courier New" w:hAnsi="Courier New" w:cs="Courier New"/>
+        <w:rFonts w:ascii="Courier New" w:hAnsi="Courier New" w:cs="Courier New" w:hint="default"/>
       </w:rPr>
     </w:lvl>
     <w:lvl w:ilvl="8" w:tplc="340A0005" w:tentative="1">
@@ -7556,7 +7370,7 @@
         <w:ind w:left="6480" w:hanging="360"/>
       </w:pPr>
       <w:rPr>
-        <w:rFonts w:hint="default" w:ascii="Wingdings" w:hAnsi="Wingdings"/>
+        <w:rFonts w:ascii="Wingdings" w:hAnsi="Wingdings" w:hint="default"/>
       </w:rPr>
     </w:lvl>
   </w:abstractNum>
@@ -7662,7 +7476,7 @@
         <w:ind w:left="720" w:hanging="360"/>
       </w:pPr>
       <w:rPr>
-        <w:rFonts w:hint="default" w:ascii="Symbol" w:hAnsi="Symbol"/>
+        <w:rFonts w:ascii="Symbol" w:hAnsi="Symbol" w:hint="default"/>
         <w:sz w:val="20"/>
       </w:rPr>
     </w:lvl>
@@ -7678,7 +7492,7 @@
         <w:ind w:left="1440" w:hanging="360"/>
       </w:pPr>
       <w:rPr>
-        <w:rFonts w:hint="default" w:ascii="Courier New" w:hAnsi="Courier New"/>
+        <w:rFonts w:ascii="Courier New" w:hAnsi="Courier New" w:hint="default"/>
         <w:sz w:val="20"/>
       </w:rPr>
     </w:lvl>
@@ -7694,7 +7508,7 @@
         <w:ind w:left="2160" w:hanging="360"/>
       </w:pPr>
       <w:rPr>
-        <w:rFonts w:hint="default" w:ascii="Wingdings" w:hAnsi="Wingdings"/>
+        <w:rFonts w:ascii="Wingdings" w:hAnsi="Wingdings" w:hint="default"/>
         <w:sz w:val="20"/>
       </w:rPr>
     </w:lvl>
@@ -7710,7 +7524,7 @@
         <w:ind w:left="2880" w:hanging="360"/>
       </w:pPr>
       <w:rPr>
-        <w:rFonts w:hint="default" w:ascii="Wingdings" w:hAnsi="Wingdings"/>
+        <w:rFonts w:ascii="Wingdings" w:hAnsi="Wingdings" w:hint="default"/>
         <w:sz w:val="20"/>
       </w:rPr>
     </w:lvl>
@@ -7726,7 +7540,7 @@
         <w:ind w:left="3600" w:hanging="360"/>
       </w:pPr>
       <w:rPr>
-        <w:rFonts w:hint="default" w:ascii="Wingdings" w:hAnsi="Wingdings"/>
+        <w:rFonts w:ascii="Wingdings" w:hAnsi="Wingdings" w:hint="default"/>
         <w:sz w:val="20"/>
       </w:rPr>
     </w:lvl>
@@ -7742,7 +7556,7 @@
         <w:ind w:left="4320" w:hanging="360"/>
       </w:pPr>
       <w:rPr>
-        <w:rFonts w:hint="default" w:ascii="Wingdings" w:hAnsi="Wingdings"/>
+        <w:rFonts w:ascii="Wingdings" w:hAnsi="Wingdings" w:hint="default"/>
         <w:sz w:val="20"/>
       </w:rPr>
     </w:lvl>
@@ -7758,7 +7572,7 @@
         <w:ind w:left="5040" w:hanging="360"/>
       </w:pPr>
       <w:rPr>
-        <w:rFonts w:hint="default" w:ascii="Wingdings" w:hAnsi="Wingdings"/>
+        <w:rFonts w:ascii="Wingdings" w:hAnsi="Wingdings" w:hint="default"/>
         <w:sz w:val="20"/>
       </w:rPr>
     </w:lvl>
@@ -7774,7 +7588,7 @@
         <w:ind w:left="5760" w:hanging="360"/>
       </w:pPr>
       <w:rPr>
-        <w:rFonts w:hint="default" w:ascii="Wingdings" w:hAnsi="Wingdings"/>
+        <w:rFonts w:ascii="Wingdings" w:hAnsi="Wingdings" w:hint="default"/>
         <w:sz w:val="20"/>
       </w:rPr>
     </w:lvl>
@@ -7790,7 +7604,7 @@
         <w:ind w:left="6480" w:hanging="360"/>
       </w:pPr>
       <w:rPr>
-        <w:rFonts w:hint="default" w:ascii="Wingdings" w:hAnsi="Wingdings"/>
+        <w:rFonts w:ascii="Wingdings" w:hAnsi="Wingdings" w:hint="default"/>
         <w:sz w:val="20"/>
       </w:rPr>
     </w:lvl>
@@ -7811,7 +7625,7 @@
         <w:ind w:left="720" w:hanging="360"/>
       </w:pPr>
       <w:rPr>
-        <w:rFonts w:hint="default" w:ascii="Symbol" w:hAnsi="Symbol"/>
+        <w:rFonts w:ascii="Symbol" w:hAnsi="Symbol" w:hint="default"/>
         <w:sz w:val="20"/>
       </w:rPr>
     </w:lvl>
@@ -7827,7 +7641,7 @@
         <w:ind w:left="1440" w:hanging="360"/>
       </w:pPr>
       <w:rPr>
-        <w:rFonts w:hint="default" w:ascii="Courier New" w:hAnsi="Courier New"/>
+        <w:rFonts w:ascii="Courier New" w:hAnsi="Courier New" w:hint="default"/>
         <w:sz w:val="20"/>
       </w:rPr>
     </w:lvl>
@@ -7843,7 +7657,7 @@
         <w:ind w:left="2160" w:hanging="360"/>
       </w:pPr>
       <w:rPr>
-        <w:rFonts w:hint="default" w:ascii="Wingdings" w:hAnsi="Wingdings"/>
+        <w:rFonts w:ascii="Wingdings" w:hAnsi="Wingdings" w:hint="default"/>
         <w:sz w:val="20"/>
       </w:rPr>
     </w:lvl>
@@ -7859,7 +7673,7 @@
         <w:ind w:left="2880" w:hanging="360"/>
       </w:pPr>
       <w:rPr>
-        <w:rFonts w:hint="default" w:ascii="Wingdings" w:hAnsi="Wingdings"/>
+        <w:rFonts w:ascii="Wingdings" w:hAnsi="Wingdings" w:hint="default"/>
         <w:sz w:val="20"/>
       </w:rPr>
     </w:lvl>
@@ -7875,7 +7689,7 @@
         <w:ind w:left="3600" w:hanging="360"/>
       </w:pPr>
       <w:rPr>
-        <w:rFonts w:hint="default" w:ascii="Wingdings" w:hAnsi="Wingdings"/>
+        <w:rFonts w:ascii="Wingdings" w:hAnsi="Wingdings" w:hint="default"/>
         <w:sz w:val="20"/>
       </w:rPr>
     </w:lvl>
@@ -7891,7 +7705,7 @@
         <w:ind w:left="4320" w:hanging="360"/>
       </w:pPr>
       <w:rPr>
-        <w:rFonts w:hint="default" w:ascii="Wingdings" w:hAnsi="Wingdings"/>
+        <w:rFonts w:ascii="Wingdings" w:hAnsi="Wingdings" w:hint="default"/>
         <w:sz w:val="20"/>
       </w:rPr>
     </w:lvl>
@@ -7907,7 +7721,7 @@
         <w:ind w:left="5040" w:hanging="360"/>
       </w:pPr>
       <w:rPr>
-        <w:rFonts w:hint="default" w:ascii="Wingdings" w:hAnsi="Wingdings"/>
+        <w:rFonts w:ascii="Wingdings" w:hAnsi="Wingdings" w:hint="default"/>
         <w:sz w:val="20"/>
       </w:rPr>
     </w:lvl>
@@ -7923,7 +7737,7 @@
         <w:ind w:left="5760" w:hanging="360"/>
       </w:pPr>
       <w:rPr>
-        <w:rFonts w:hint="default" w:ascii="Wingdings" w:hAnsi="Wingdings"/>
+        <w:rFonts w:ascii="Wingdings" w:hAnsi="Wingdings" w:hint="default"/>
         <w:sz w:val="20"/>
       </w:rPr>
     </w:lvl>
@@ -7939,7 +7753,7 @@
         <w:ind w:left="6480" w:hanging="360"/>
       </w:pPr>
       <w:rPr>
-        <w:rFonts w:hint="default" w:ascii="Wingdings" w:hAnsi="Wingdings"/>
+        <w:rFonts w:ascii="Wingdings" w:hAnsi="Wingdings" w:hint="default"/>
         <w:sz w:val="20"/>
       </w:rPr>
     </w:lvl>
@@ -7957,7 +7771,7 @@
         <w:ind w:left="720" w:hanging="360"/>
       </w:pPr>
       <w:rPr>
-        <w:rFonts w:hint="default" w:ascii="Calibri" w:hAnsi="Calibri"/>
+        <w:rFonts w:ascii="Calibri" w:hAnsi="Calibri" w:hint="default"/>
       </w:rPr>
     </w:lvl>
     <w:lvl w:ilvl="1" w:tplc="2D126756">
@@ -7969,7 +7783,7 @@
         <w:ind w:left="1440" w:hanging="360"/>
       </w:pPr>
       <w:rPr>
-        <w:rFonts w:hint="default" w:ascii="Courier New" w:hAnsi="Courier New"/>
+        <w:rFonts w:ascii="Courier New" w:hAnsi="Courier New" w:hint="default"/>
       </w:rPr>
     </w:lvl>
     <w:lvl w:ilvl="2" w:tplc="C8FC02CC">
@@ -7981,7 +7795,7 @@
         <w:ind w:left="2160" w:hanging="360"/>
       </w:pPr>
       <w:rPr>
-        <w:rFonts w:hint="default" w:ascii="Wingdings" w:hAnsi="Wingdings"/>
+        <w:rFonts w:ascii="Wingdings" w:hAnsi="Wingdings" w:hint="default"/>
       </w:rPr>
     </w:lvl>
     <w:lvl w:ilvl="3" w:tplc="888CC67E">
@@ -7993,7 +7807,7 @@
         <w:ind w:left="2880" w:hanging="360"/>
       </w:pPr>
       <w:rPr>
-        <w:rFonts w:hint="default" w:ascii="Symbol" w:hAnsi="Symbol"/>
+        <w:rFonts w:ascii="Symbol" w:hAnsi="Symbol" w:hint="default"/>
       </w:rPr>
     </w:lvl>
     <w:lvl w:ilvl="4" w:tplc="43BCF606">
@@ -8005,7 +7819,7 @@
         <w:ind w:left="3600" w:hanging="360"/>
       </w:pPr>
       <w:rPr>
-        <w:rFonts w:hint="default" w:ascii="Courier New" w:hAnsi="Courier New"/>
+        <w:rFonts w:ascii="Courier New" w:hAnsi="Courier New" w:hint="default"/>
       </w:rPr>
     </w:lvl>
     <w:lvl w:ilvl="5" w:tplc="E8FC99C8">
@@ -8017,7 +7831,7 @@
         <w:ind w:left="4320" w:hanging="360"/>
       </w:pPr>
       <w:rPr>
-        <w:rFonts w:hint="default" w:ascii="Wingdings" w:hAnsi="Wingdings"/>
+        <w:rFonts w:ascii="Wingdings" w:hAnsi="Wingdings" w:hint="default"/>
       </w:rPr>
     </w:lvl>
     <w:lvl w:ilvl="6" w:tplc="F5BEFF8E">
@@ -8029,7 +7843,7 @@
         <w:ind w:left="5040" w:hanging="360"/>
       </w:pPr>
       <w:rPr>
-        <w:rFonts w:hint="default" w:ascii="Symbol" w:hAnsi="Symbol"/>
+        <w:rFonts w:ascii="Symbol" w:hAnsi="Symbol" w:hint="default"/>
       </w:rPr>
     </w:lvl>
     <w:lvl w:ilvl="7" w:tplc="B30E8FD4">
@@ -8041,7 +7855,7 @@
         <w:ind w:left="5760" w:hanging="360"/>
       </w:pPr>
       <w:rPr>
-        <w:rFonts w:hint="default" w:ascii="Courier New" w:hAnsi="Courier New"/>
+        <w:rFonts w:ascii="Courier New" w:hAnsi="Courier New" w:hint="default"/>
       </w:rPr>
     </w:lvl>
     <w:lvl w:ilvl="8" w:tplc="516637CC">
@@ -8053,131 +7867,131 @@
         <w:ind w:left="6480" w:hanging="360"/>
       </w:pPr>
       <w:rPr>
-        <w:rFonts w:hint="default" w:ascii="Wingdings" w:hAnsi="Wingdings"/>
+        <w:rFonts w:ascii="Wingdings" w:hAnsi="Wingdings" w:hint="default"/>
       </w:rPr>
     </w:lvl>
   </w:abstractNum>
-  <w:num w:numId="1">
+  <w:num w:numId="1" w16cid:durableId="1853839075">
     <w:abstractNumId w:val="3"/>
   </w:num>
-  <w:num w:numId="2">
+  <w:num w:numId="2" w16cid:durableId="42945185">
     <w:abstractNumId w:val="9"/>
   </w:num>
-  <w:num w:numId="3">
+  <w:num w:numId="3" w16cid:durableId="1118061343">
     <w:abstractNumId w:val="13"/>
   </w:num>
-  <w:num w:numId="4">
+  <w:num w:numId="4" w16cid:durableId="805313295">
     <w:abstractNumId w:val="29"/>
   </w:num>
-  <w:num w:numId="5">
+  <w:num w:numId="5" w16cid:durableId="662927484">
     <w:abstractNumId w:val="31"/>
   </w:num>
-  <w:num w:numId="6">
+  <w:num w:numId="6" w16cid:durableId="1703435646">
     <w:abstractNumId w:val="4"/>
   </w:num>
-  <w:num w:numId="7">
+  <w:num w:numId="7" w16cid:durableId="1922788539">
     <w:abstractNumId w:val="12"/>
   </w:num>
-  <w:num w:numId="8">
+  <w:num w:numId="8" w16cid:durableId="382338401">
     <w:abstractNumId w:val="20"/>
   </w:num>
-  <w:num w:numId="9">
+  <w:num w:numId="9" w16cid:durableId="275601090">
     <w:abstractNumId w:val="16"/>
   </w:num>
-  <w:num w:numId="10">
+  <w:num w:numId="10" w16cid:durableId="1030227057">
     <w:abstractNumId w:val="10"/>
   </w:num>
-  <w:num w:numId="11">
+  <w:num w:numId="11" w16cid:durableId="1985350939">
     <w:abstractNumId w:val="25"/>
   </w:num>
-  <w:num w:numId="12">
+  <w:num w:numId="12" w16cid:durableId="993726620">
     <w:abstractNumId w:val="36"/>
   </w:num>
-  <w:num w:numId="13">
+  <w:num w:numId="13" w16cid:durableId="544563849">
     <w:abstractNumId w:val="30"/>
   </w:num>
-  <w:num w:numId="14">
+  <w:num w:numId="14" w16cid:durableId="1376394343">
     <w:abstractNumId w:val="1"/>
   </w:num>
-  <w:num w:numId="15">
+  <w:num w:numId="15" w16cid:durableId="1396853534">
     <w:abstractNumId w:val="37"/>
   </w:num>
-  <w:num w:numId="16">
+  <w:num w:numId="16" w16cid:durableId="1948541626">
     <w:abstractNumId w:val="22"/>
   </w:num>
-  <w:num w:numId="17">
+  <w:num w:numId="17" w16cid:durableId="117644871">
     <w:abstractNumId w:val="18"/>
   </w:num>
-  <w:num w:numId="18">
+  <w:num w:numId="18" w16cid:durableId="1832597474">
     <w:abstractNumId w:val="32"/>
   </w:num>
-  <w:num w:numId="19">
+  <w:num w:numId="19" w16cid:durableId="1460609902">
     <w:abstractNumId w:val="11"/>
   </w:num>
-  <w:num w:numId="20">
+  <w:num w:numId="20" w16cid:durableId="37121387">
     <w:abstractNumId w:val="40"/>
   </w:num>
-  <w:num w:numId="21">
+  <w:num w:numId="21" w16cid:durableId="1454402833">
     <w:abstractNumId w:val="35"/>
   </w:num>
-  <w:num w:numId="22">
+  <w:num w:numId="22" w16cid:durableId="318197294">
     <w:abstractNumId w:val="14"/>
   </w:num>
-  <w:num w:numId="23">
+  <w:num w:numId="23" w16cid:durableId="827133057">
     <w:abstractNumId w:val="15"/>
   </w:num>
-  <w:num w:numId="24">
+  <w:num w:numId="24" w16cid:durableId="1986422601">
     <w:abstractNumId w:val="5"/>
   </w:num>
-  <w:num w:numId="25">
+  <w:num w:numId="25" w16cid:durableId="833880679">
     <w:abstractNumId w:val="17"/>
   </w:num>
-  <w:num w:numId="26">
+  <w:num w:numId="26" w16cid:durableId="352263270">
     <w:abstractNumId w:val="21"/>
   </w:num>
-  <w:num w:numId="27">
+  <w:num w:numId="27" w16cid:durableId="1488091570">
     <w:abstractNumId w:val="24"/>
   </w:num>
-  <w:num w:numId="28">
+  <w:num w:numId="28" w16cid:durableId="1446846711">
     <w:abstractNumId w:val="0"/>
   </w:num>
-  <w:num w:numId="29">
+  <w:num w:numId="29" w16cid:durableId="1306929016">
     <w:abstractNumId w:val="19"/>
   </w:num>
-  <w:num w:numId="30">
+  <w:num w:numId="30" w16cid:durableId="1433939823">
     <w:abstractNumId w:val="23"/>
   </w:num>
-  <w:num w:numId="31">
+  <w:num w:numId="31" w16cid:durableId="417363635">
     <w:abstractNumId w:val="2"/>
   </w:num>
-  <w:num w:numId="32">
+  <w:num w:numId="32" w16cid:durableId="613096630">
     <w:abstractNumId w:val="7"/>
   </w:num>
-  <w:num w:numId="33">
+  <w:num w:numId="33" w16cid:durableId="693918450">
     <w:abstractNumId w:val="33"/>
   </w:num>
-  <w:num w:numId="34">
+  <w:num w:numId="34" w16cid:durableId="1507204936">
     <w:abstractNumId w:val="39"/>
   </w:num>
-  <w:num w:numId="35">
+  <w:num w:numId="35" w16cid:durableId="1365056071">
     <w:abstractNumId w:val="6"/>
   </w:num>
-  <w:num w:numId="36">
+  <w:num w:numId="36" w16cid:durableId="1711029288">
     <w:abstractNumId w:val="26"/>
   </w:num>
-  <w:num w:numId="37">
+  <w:num w:numId="37" w16cid:durableId="1123185567">
     <w:abstractNumId w:val="38"/>
   </w:num>
-  <w:num w:numId="38">
+  <w:num w:numId="38" w16cid:durableId="19355747">
     <w:abstractNumId w:val="28"/>
   </w:num>
-  <w:num w:numId="39">
+  <w:num w:numId="39" w16cid:durableId="196045066">
     <w:abstractNumId w:val="27"/>
   </w:num>
-  <w:num w:numId="40">
+  <w:num w:numId="40" w16cid:durableId="1645238591">
     <w:abstractNumId w:val="34"/>
   </w:num>
-  <w:num w:numId="41">
+  <w:num w:numId="41" w16cid:durableId="1568957215">
     <w:abstractNumId w:val="8"/>
   </w:num>
   <w:numIdMacAtCleanup w:val="18"/>
@@ -8185,11 +7999,11 @@
 </file>
 
 <file path=word/styles.xml><?xml version="1.0" encoding="utf-8"?>
-<w:styles xmlns:mc="http://schemas.openxmlformats.org/markup-compatibility/2006" xmlns:r="http://schemas.openxmlformats.org/officeDocument/2006/relationships" xmlns:w="http://schemas.openxmlformats.org/wordprocessingml/2006/main" xmlns:w14="http://schemas.microsoft.com/office/word/2010/wordml" xmlns:w15="http://schemas.microsoft.com/office/word/2012/wordml" xmlns:w16se="http://schemas.microsoft.com/office/word/2015/wordml/symex" mc:Ignorable="w14 w15 w16se">
+<w:styles xmlns:mc="http://schemas.openxmlformats.org/markup-compatibility/2006" xmlns:r="http://schemas.openxmlformats.org/officeDocument/2006/relationships" xmlns:w="http://schemas.openxmlformats.org/wordprocessingml/2006/main" xmlns:w14="http://schemas.microsoft.com/office/word/2010/wordml" xmlns:w15="http://schemas.microsoft.com/office/word/2012/wordml" xmlns:w16cex="http://schemas.microsoft.com/office/word/2018/wordml/cex" xmlns:w16cid="http://schemas.microsoft.com/office/word/2016/wordml/cid" xmlns:w16="http://schemas.microsoft.com/office/word/2018/wordml" xmlns:w16du="http://schemas.microsoft.com/office/word/2023/wordml/word16du" xmlns:w16sdtdh="http://schemas.microsoft.com/office/word/2020/wordml/sdtdatahash" xmlns:w16sdtfl="http://schemas.microsoft.com/office/word/2024/wordml/sdtformatlock" xmlns:w16se="http://schemas.microsoft.com/office/word/2015/wordml/symex" mc:Ignorable="w14 w15 w16se w16cid w16 w16cex w16sdtdh w16sdtfl w16du">
   <w:docDefaults>
     <w:rPrDefault>
       <w:rPr>
-        <w:rFonts w:asciiTheme="minorHAnsi" w:hAnsiTheme="minorHAnsi" w:eastAsiaTheme="minorHAnsi" w:cstheme="minorBidi"/>
+        <w:rFonts w:asciiTheme="minorHAnsi" w:eastAsiaTheme="minorHAnsi" w:hAnsiTheme="minorHAnsi" w:cstheme="minorBidi"/>
         <w:sz w:val="22"/>
         <w:szCs w:val="22"/>
         <w:lang w:val="es-CL" w:eastAsia="en-US" w:bidi="ar-SA"/>
@@ -8201,17 +8015,17 @@
       </w:pPr>
     </w:pPrDefault>
   </w:docDefaults>
-  <w:latentStyles w:defLockedState="0" w:defUIPriority="99" w:defSemiHidden="0" w:defUnhideWhenUsed="0" w:defQFormat="0" w:count="371">
+  <w:latentStyles w:defLockedState="0" w:defUIPriority="99" w:defSemiHidden="0" w:defUnhideWhenUsed="0" w:defQFormat="0" w:count="376">
     <w:lsdException w:name="Normal" w:uiPriority="0" w:qFormat="1"/>
     <w:lsdException w:name="heading 1" w:uiPriority="9" w:qFormat="1"/>
-    <w:lsdException w:name="heading 2" w:uiPriority="9" w:semiHidden="1" w:unhideWhenUsed="1" w:qFormat="1"/>
-    <w:lsdException w:name="heading 3" w:uiPriority="9" w:semiHidden="1" w:unhideWhenUsed="1" w:qFormat="1"/>
-    <w:lsdException w:name="heading 4" w:uiPriority="9" w:semiHidden="1" w:unhideWhenUsed="1" w:qFormat="1"/>
-    <w:lsdException w:name="heading 5" w:uiPriority="9" w:semiHidden="1" w:unhideWhenUsed="1" w:qFormat="1"/>
-    <w:lsdException w:name="heading 6" w:uiPriority="9" w:semiHidden="1" w:unhideWhenUsed="1" w:qFormat="1"/>
-    <w:lsdException w:name="heading 7" w:uiPriority="9" w:semiHidden="1" w:unhideWhenUsed="1" w:qFormat="1"/>
-    <w:lsdException w:name="heading 8" w:uiPriority="9" w:semiHidden="1" w:unhideWhenUsed="1" w:qFormat="1"/>
-    <w:lsdException w:name="heading 9" w:uiPriority="9" w:semiHidden="1" w:unhideWhenUsed="1" w:qFormat="1"/>
+    <w:lsdException w:name="heading 2" w:semiHidden="1" w:uiPriority="9" w:unhideWhenUsed="1" w:qFormat="1"/>
+    <w:lsdException w:name="heading 3" w:semiHidden="1" w:uiPriority="9" w:unhideWhenUsed="1" w:qFormat="1"/>
+    <w:lsdException w:name="heading 4" w:semiHidden="1" w:uiPriority="9" w:unhideWhenUsed="1" w:qFormat="1"/>
+    <w:lsdException w:name="heading 5" w:semiHidden="1" w:uiPriority="9" w:unhideWhenUsed="1" w:qFormat="1"/>
+    <w:lsdException w:name="heading 6" w:semiHidden="1" w:uiPriority="9" w:unhideWhenUsed="1" w:qFormat="1"/>
+    <w:lsdException w:name="heading 7" w:semiHidden="1" w:uiPriority="9" w:unhideWhenUsed="1" w:qFormat="1"/>
+    <w:lsdException w:name="heading 8" w:semiHidden="1" w:uiPriority="9" w:unhideWhenUsed="1" w:qFormat="1"/>
+    <w:lsdException w:name="heading 9" w:semiHidden="1" w:uiPriority="9" w:unhideWhenUsed="1" w:qFormat="1"/>
     <w:lsdException w:name="index 1" w:semiHidden="1" w:unhideWhenUsed="1"/>
     <w:lsdException w:name="index 2" w:semiHidden="1" w:unhideWhenUsed="1"/>
     <w:lsdException w:name="index 3" w:semiHidden="1" w:unhideWhenUsed="1"/>
@@ -8221,26 +8035,26 @@
     <w:lsdException w:name="index 7" w:semiHidden="1" w:unhideWhenUsed="1"/>
     <w:lsdException w:name="index 8" w:semiHidden="1" w:unhideWhenUsed="1"/>
     <w:lsdException w:name="index 9" w:semiHidden="1" w:unhideWhenUsed="1"/>
-    <w:lsdException w:name="toc 1" w:uiPriority="39" w:semiHidden="1" w:unhideWhenUsed="1"/>
-    <w:lsdException w:name="toc 2" w:uiPriority="39" w:semiHidden="1" w:unhideWhenUsed="1"/>
-    <w:lsdException w:name="toc 3" w:uiPriority="39" w:semiHidden="1" w:unhideWhenUsed="1"/>
-    <w:lsdException w:name="toc 4" w:uiPriority="39" w:semiHidden="1" w:unhideWhenUsed="1"/>
-    <w:lsdException w:name="toc 5" w:uiPriority="39" w:semiHidden="1" w:unhideWhenUsed="1"/>
-    <w:lsdException w:name="toc 6" w:uiPriority="39" w:semiHidden="1" w:unhideWhenUsed="1"/>
-    <w:lsdException w:name="toc 7" w:uiPriority="39" w:semiHidden="1" w:unhideWhenUsed="1"/>
-    <w:lsdException w:name="toc 8" w:uiPriority="39" w:semiHidden="1" w:unhideWhenUsed="1"/>
-    <w:lsdException w:name="toc 9" w:uiPriority="39" w:semiHidden="1" w:unhideWhenUsed="1"/>
+    <w:lsdException w:name="toc 1" w:semiHidden="1" w:uiPriority="39" w:unhideWhenUsed="1"/>
+    <w:lsdException w:name="toc 2" w:semiHidden="1" w:uiPriority="39" w:unhideWhenUsed="1"/>
+    <w:lsdException w:name="toc 3" w:semiHidden="1" w:uiPriority="39" w:unhideWhenUsed="1"/>
+    <w:lsdException w:name="toc 4" w:semiHidden="1" w:uiPriority="39" w:unhideWhenUsed="1"/>
+    <w:lsdException w:name="toc 5" w:semiHidden="1" w:uiPriority="39" w:unhideWhenUsed="1"/>
+    <w:lsdException w:name="toc 6" w:semiHidden="1" w:uiPriority="39" w:unhideWhenUsed="1"/>
+    <w:lsdException w:name="toc 7" w:semiHidden="1" w:uiPriority="39" w:unhideWhenUsed="1"/>
+    <w:lsdException w:name="toc 8" w:semiHidden="1" w:uiPriority="39" w:unhideWhenUsed="1"/>
+    <w:lsdException w:name="toc 9" w:semiHidden="1" w:uiPriority="39" w:unhideWhenUsed="1"/>
     <w:lsdException w:name="Normal Indent" w:semiHidden="1" w:unhideWhenUsed="1"/>
     <w:lsdException w:name="footnote text" w:semiHidden="1" w:unhideWhenUsed="1"/>
     <w:lsdException w:name="annotation text" w:semiHidden="1" w:unhideWhenUsed="1"/>
-    <w:lsdException w:name="header" w:uiPriority="0" w:semiHidden="1" w:unhideWhenUsed="1"/>
+    <w:lsdException w:name="header" w:semiHidden="1" w:uiPriority="0" w:unhideWhenUsed="1"/>
     <w:lsdException w:name="footer" w:semiHidden="1" w:unhideWhenUsed="1"/>
     <w:lsdException w:name="index heading" w:semiHidden="1" w:unhideWhenUsed="1"/>
-    <w:lsdException w:name="caption" w:uiPriority="35" w:semiHidden="1" w:unhideWhenUsed="1" w:qFormat="1"/>
+    <w:lsdException w:name="caption" w:semiHidden="1" w:uiPriority="35" w:unhideWhenUsed="1" w:qFormat="1"/>
     <w:lsdException w:name="table of figures" w:semiHidden="1" w:unhideWhenUsed="1"/>
     <w:lsdException w:name="envelope address" w:semiHidden="1" w:unhideWhenUsed="1"/>
     <w:lsdException w:name="envelope return" w:semiHidden="1" w:unhideWhenUsed="1"/>
-    <w:lsdException w:name="footnote reference" w:uiPriority="0" w:semiHidden="1" w:unhideWhenUsed="1"/>
+    <w:lsdException w:name="footnote reference" w:semiHidden="1" w:uiPriority="0" w:unhideWhenUsed="1"/>
     <w:lsdException w:name="annotation reference" w:semiHidden="1" w:unhideWhenUsed="1"/>
     <w:lsdException w:name="line number" w:semiHidden="1" w:unhideWhenUsed="1"/>
     <w:lsdException w:name="page number" w:semiHidden="1" w:unhideWhenUsed="1"/>
@@ -8267,7 +8081,7 @@
     <w:lsdException w:name="Title" w:uiPriority="10" w:qFormat="1"/>
     <w:lsdException w:name="Closing" w:semiHidden="1" w:unhideWhenUsed="1"/>
     <w:lsdException w:name="Signature" w:semiHidden="1" w:unhideWhenUsed="1"/>
-    <w:lsdException w:name="Default Paragraph Font" w:uiPriority="1" w:semiHidden="1" w:unhideWhenUsed="1"/>
+    <w:lsdException w:name="Default Paragraph Font" w:semiHidden="1" w:uiPriority="1" w:unhideWhenUsed="1"/>
     <w:lsdException w:name="Body Text" w:semiHidden="1" w:unhideWhenUsed="1"/>
     <w:lsdException w:name="Body Text Indent" w:semiHidden="1" w:unhideWhenUsed="1"/>
     <w:lsdException w:name="List Continue" w:semiHidden="1" w:unhideWhenUsed="1"/>
@@ -8467,8 +8281,8 @@
     <w:lsdException w:name="Subtle Reference" w:uiPriority="31" w:qFormat="1"/>
     <w:lsdException w:name="Intense Reference" w:uiPriority="32" w:qFormat="1"/>
     <w:lsdException w:name="Book Title" w:uiPriority="33" w:qFormat="1"/>
-    <w:lsdException w:name="Bibliography" w:uiPriority="37" w:semiHidden="1" w:unhideWhenUsed="1"/>
-    <w:lsdException w:name="TOC Heading" w:uiPriority="39" w:semiHidden="1" w:unhideWhenUsed="1" w:qFormat="1"/>
+    <w:lsdException w:name="Bibliography" w:semiHidden="1" w:uiPriority="37" w:unhideWhenUsed="1"/>
+    <w:lsdException w:name="TOC Heading" w:semiHidden="1" w:uiPriority="39" w:unhideWhenUsed="1" w:qFormat="1"/>
     <w:lsdException w:name="Plain Table 1" w:uiPriority="41"/>
     <w:lsdException w:name="Plain Table 2" w:uiPriority="42"/>
     <w:lsdException w:name="Plain Table 3" w:uiPriority="43"/>
@@ -8573,8 +8387,13 @@
     <w:lsdException w:name="List Table 5 Dark Accent 6" w:uiPriority="50"/>
     <w:lsdException w:name="List Table 6 Colorful Accent 6" w:uiPriority="51"/>
     <w:lsdException w:name="List Table 7 Colorful Accent 6" w:uiPriority="52"/>
+    <w:lsdException w:name="Mention" w:semiHidden="1" w:unhideWhenUsed="1"/>
+    <w:lsdException w:name="Smart Hyperlink" w:semiHidden="1" w:unhideWhenUsed="1"/>
+    <w:lsdException w:name="Hashtag" w:semiHidden="1" w:unhideWhenUsed="1"/>
+    <w:lsdException w:name="Unresolved Mention" w:semiHidden="1" w:unhideWhenUsed="1"/>
+    <w:lsdException w:name="Smart Link" w:semiHidden="1" w:unhideWhenUsed="1"/>
   </w:latentStyles>
-  <w:style w:type="paragraph" w:styleId="Normal" w:default="1">
+  <w:style w:type="paragraph" w:default="1" w:styleId="Normal">
     <w:name w:val="Normal"/>
     <w:qFormat/>
   </w:style>
@@ -8593,7 +8412,7 @@
       <w:outlineLvl w:val="0"/>
     </w:pPr>
     <w:rPr>
-      <w:rFonts w:asciiTheme="majorHAnsi" w:hAnsiTheme="majorHAnsi" w:eastAsiaTheme="majorEastAsia" w:cstheme="majorBidi"/>
+      <w:rFonts w:asciiTheme="majorHAnsi" w:eastAsiaTheme="majorEastAsia" w:hAnsiTheme="majorHAnsi" w:cstheme="majorBidi"/>
       <w:color w:val="2E74B5" w:themeColor="accent1" w:themeShade="BF"/>
       <w:sz w:val="32"/>
       <w:szCs w:val="32"/>
@@ -8615,7 +8434,7 @@
       <w:outlineLvl w:val="1"/>
     </w:pPr>
     <w:rPr>
-      <w:rFonts w:asciiTheme="majorHAnsi" w:hAnsiTheme="majorHAnsi" w:eastAsiaTheme="majorEastAsia" w:cstheme="majorBidi"/>
+      <w:rFonts w:asciiTheme="majorHAnsi" w:eastAsiaTheme="majorEastAsia" w:hAnsiTheme="majorHAnsi" w:cstheme="majorBidi"/>
       <w:color w:val="2E74B5" w:themeColor="accent1" w:themeShade="BF"/>
       <w:sz w:val="26"/>
       <w:szCs w:val="26"/>
@@ -8637,19 +8456,18 @@
       <w:outlineLvl w:val="2"/>
     </w:pPr>
     <w:rPr>
-      <w:rFonts w:asciiTheme="majorHAnsi" w:hAnsiTheme="majorHAnsi" w:eastAsiaTheme="majorEastAsia" w:cstheme="majorBidi"/>
+      <w:rFonts w:asciiTheme="majorHAnsi" w:eastAsiaTheme="majorEastAsia" w:hAnsiTheme="majorHAnsi" w:cstheme="majorBidi"/>
       <w:color w:val="1F4D78" w:themeColor="accent1" w:themeShade="7F"/>
       <w:sz w:val="24"/>
       <w:szCs w:val="24"/>
     </w:rPr>
   </w:style>
-  <w:style w:type="character" w:styleId="Fuentedeprrafopredeter" w:default="1">
+  <w:style w:type="character" w:default="1" w:styleId="Fuentedeprrafopredeter">
     <w:name w:val="Default Paragraph Font"/>
     <w:uiPriority w:val="1"/>
-    <w:semiHidden/>
     <w:unhideWhenUsed/>
   </w:style>
-  <w:style w:type="table" w:styleId="Tablanormal" w:default="1">
+  <w:style w:type="table" w:default="1" w:styleId="Tablanormal">
     <w:name w:val="Normal Table"/>
     <w:uiPriority w:val="99"/>
     <w:semiHidden/>
@@ -8664,7 +8482,7 @@
       </w:tblCellMar>
     </w:tblPr>
   </w:style>
-  <w:style w:type="numbering" w:styleId="Sinlista" w:default="1">
+  <w:style w:type="numbering" w:default="1" w:styleId="Sinlista">
     <w:name w:val="No List"/>
     <w:uiPriority w:val="99"/>
     <w:semiHidden/>
@@ -8684,7 +8502,7 @@
       <w:lang w:eastAsia="es-CL"/>
     </w:rPr>
   </w:style>
-  <w:style w:type="character" w:styleId="SinespaciadoCar" w:customStyle="1">
+  <w:style w:type="character" w:customStyle="1" w:styleId="SinespaciadoCar">
     <w:name w:val="Sin espaciado Car"/>
     <w:basedOn w:val="Fuentedeprrafopredeter"/>
     <w:link w:val="Sinespaciado"/>
@@ -8708,21 +8526,21 @@
       <w:contextualSpacing/>
     </w:pPr>
     <w:rPr>
-      <w:rFonts w:asciiTheme="majorHAnsi" w:hAnsiTheme="majorHAnsi" w:eastAsiaTheme="majorEastAsia" w:cstheme="majorBidi"/>
+      <w:rFonts w:asciiTheme="majorHAnsi" w:eastAsiaTheme="majorEastAsia" w:hAnsiTheme="majorHAnsi" w:cstheme="majorBidi"/>
       <w:spacing w:val="-10"/>
       <w:kern w:val="28"/>
       <w:sz w:val="56"/>
       <w:szCs w:val="56"/>
     </w:rPr>
   </w:style>
-  <w:style w:type="character" w:styleId="TtuloCar" w:customStyle="1">
+  <w:style w:type="character" w:customStyle="1" w:styleId="TtuloCar">
     <w:name w:val="Título Car"/>
     <w:basedOn w:val="Fuentedeprrafopredeter"/>
     <w:link w:val="Ttulo"/>
     <w:uiPriority w:val="10"/>
     <w:rsid w:val="00E73CFF"/>
     <w:rPr>
-      <w:rFonts w:asciiTheme="majorHAnsi" w:hAnsiTheme="majorHAnsi" w:eastAsiaTheme="majorEastAsia" w:cstheme="majorBidi"/>
+      <w:rFonts w:asciiTheme="majorHAnsi" w:eastAsiaTheme="majorEastAsia" w:hAnsiTheme="majorHAnsi" w:cstheme="majorBidi"/>
       <w:spacing w:val="-10"/>
       <w:kern w:val="28"/>
       <w:sz w:val="56"/>
@@ -8739,12 +8557,12 @@
     </w:pPr>
     <w:tblPr>
       <w:tblBorders>
-        <w:top w:val="single" w:color="auto" w:sz="4" w:space="0"/>
-        <w:left w:val="single" w:color="auto" w:sz="4" w:space="0"/>
-        <w:bottom w:val="single" w:color="auto" w:sz="4" w:space="0"/>
-        <w:right w:val="single" w:color="auto" w:sz="4" w:space="0"/>
-        <w:insideH w:val="single" w:color="auto" w:sz="4" w:space="0"/>
-        <w:insideV w:val="single" w:color="auto" w:sz="4" w:space="0"/>
+        <w:top w:val="single" w:sz="4" w:space="0" w:color="auto"/>
+        <w:left w:val="single" w:sz="4" w:space="0" w:color="auto"/>
+        <w:bottom w:val="single" w:sz="4" w:space="0" w:color="auto"/>
+        <w:right w:val="single" w:sz="4" w:space="0" w:color="auto"/>
+        <w:insideH w:val="single" w:sz="4" w:space="0" w:color="auto"/>
+        <w:insideV w:val="single" w:sz="4" w:space="0" w:color="auto"/>
       </w:tblBorders>
     </w:tblPr>
   </w:style>
@@ -8762,7 +8580,7 @@
       <w:spacing w:after="0" w:line="240" w:lineRule="auto"/>
     </w:pPr>
   </w:style>
-  <w:style w:type="character" w:styleId="EncabezadoCar" w:customStyle="1">
+  <w:style w:type="character" w:customStyle="1" w:styleId="EncabezadoCar">
     <w:name w:val="Encabezado Car"/>
     <w:basedOn w:val="Fuentedeprrafopredeter"/>
     <w:link w:val="Encabezado"/>
@@ -8783,14 +8601,14 @@
       <w:spacing w:after="0" w:line="240" w:lineRule="auto"/>
     </w:pPr>
   </w:style>
-  <w:style w:type="character" w:styleId="PiedepginaCar" w:customStyle="1">
+  <w:style w:type="character" w:customStyle="1" w:styleId="PiedepginaCar">
     <w:name w:val="Pie de página Car"/>
     <w:basedOn w:val="Fuentedeprrafopredeter"/>
     <w:link w:val="Piedepgina"/>
     <w:uiPriority w:val="99"/>
     <w:rsid w:val="00DF38AE"/>
   </w:style>
-  <w:style w:type="table" w:styleId="Tablanormal11" w:customStyle="1">
+  <w:style w:type="table" w:customStyle="1" w:styleId="Tablanormal11">
     <w:name w:val="Tabla normal 11"/>
     <w:basedOn w:val="Tablanormal"/>
     <w:uiPriority w:val="41"/>
@@ -8802,12 +8620,12 @@
       <w:tblStyleRowBandSize w:val="1"/>
       <w:tblStyleColBandSize w:val="1"/>
       <w:tblBorders>
-        <w:top w:val="single" w:color="BFBFBF" w:themeColor="background1" w:themeShade="BF" w:sz="4" w:space="0"/>
-        <w:left w:val="single" w:color="BFBFBF" w:themeColor="background1" w:themeShade="BF" w:sz="4" w:space="0"/>
-        <w:bottom w:val="single" w:color="BFBFBF" w:themeColor="background1" w:themeShade="BF" w:sz="4" w:space="0"/>
-        <w:right w:val="single" w:color="BFBFBF" w:themeColor="background1" w:themeShade="BF" w:sz="4" w:space="0"/>
-        <w:insideH w:val="single" w:color="BFBFBF" w:themeColor="background1" w:themeShade="BF" w:sz="4" w:space="0"/>
-        <w:insideV w:val="single" w:color="BFBFBF" w:themeColor="background1" w:themeShade="BF" w:sz="4" w:space="0"/>
+        <w:top w:val="single" w:sz="4" w:space="0" w:color="BFBFBF" w:themeColor="background1" w:themeShade="BF"/>
+        <w:left w:val="single" w:sz="4" w:space="0" w:color="BFBFBF" w:themeColor="background1" w:themeShade="BF"/>
+        <w:bottom w:val="single" w:sz="4" w:space="0" w:color="BFBFBF" w:themeColor="background1" w:themeShade="BF"/>
+        <w:right w:val="single" w:sz="4" w:space="0" w:color="BFBFBF" w:themeColor="background1" w:themeShade="BF"/>
+        <w:insideH w:val="single" w:sz="4" w:space="0" w:color="BFBFBF" w:themeColor="background1" w:themeShade="BF"/>
+        <w:insideV w:val="single" w:sz="4" w:space="0" w:color="BFBFBF" w:themeColor="background1" w:themeShade="BF"/>
       </w:tblBorders>
     </w:tblPr>
     <w:tblStylePr w:type="firstRow">
@@ -8824,7 +8642,7 @@
       <w:tblPr/>
       <w:tcPr>
         <w:tcBorders>
-          <w:top w:val="double" w:color="BFBFBF" w:themeColor="background1" w:themeShade="BF" w:sz="4" w:space="0"/>
+          <w:top w:val="double" w:sz="4" w:space="0" w:color="BFBFBF" w:themeColor="background1" w:themeShade="BF"/>
         </w:tcBorders>
       </w:tcPr>
     </w:tblStylePr>
@@ -8882,7 +8700,7 @@
       <w:szCs w:val="18"/>
     </w:rPr>
   </w:style>
-  <w:style w:type="character" w:styleId="TextodegloboCar" w:customStyle="1">
+  <w:style w:type="character" w:customStyle="1" w:styleId="TextodegloboCar">
     <w:name w:val="Texto de globo Car"/>
     <w:basedOn w:val="Fuentedeprrafopredeter"/>
     <w:link w:val="Textodeglobo"/>
@@ -8895,40 +8713,40 @@
       <w:szCs w:val="18"/>
     </w:rPr>
   </w:style>
-  <w:style w:type="character" w:styleId="Ttulo1Car" w:customStyle="1">
+  <w:style w:type="character" w:customStyle="1" w:styleId="Ttulo1Car">
     <w:name w:val="Título 1 Car"/>
     <w:basedOn w:val="Fuentedeprrafopredeter"/>
     <w:link w:val="Ttulo1"/>
     <w:uiPriority w:val="9"/>
     <w:rsid w:val="00FE4ABA"/>
     <w:rPr>
-      <w:rFonts w:asciiTheme="majorHAnsi" w:hAnsiTheme="majorHAnsi" w:eastAsiaTheme="majorEastAsia" w:cstheme="majorBidi"/>
+      <w:rFonts w:asciiTheme="majorHAnsi" w:eastAsiaTheme="majorEastAsia" w:hAnsiTheme="majorHAnsi" w:cstheme="majorBidi"/>
       <w:color w:val="2E74B5" w:themeColor="accent1" w:themeShade="BF"/>
       <w:sz w:val="32"/>
       <w:szCs w:val="32"/>
     </w:rPr>
   </w:style>
-  <w:style w:type="character" w:styleId="Ttulo2Car" w:customStyle="1">
+  <w:style w:type="character" w:customStyle="1" w:styleId="Ttulo2Car">
     <w:name w:val="Título 2 Car"/>
     <w:basedOn w:val="Fuentedeprrafopredeter"/>
     <w:link w:val="Ttulo2"/>
     <w:uiPriority w:val="9"/>
     <w:rsid w:val="00FE4ABA"/>
     <w:rPr>
-      <w:rFonts w:asciiTheme="majorHAnsi" w:hAnsiTheme="majorHAnsi" w:eastAsiaTheme="majorEastAsia" w:cstheme="majorBidi"/>
+      <w:rFonts w:asciiTheme="majorHAnsi" w:eastAsiaTheme="majorEastAsia" w:hAnsiTheme="majorHAnsi" w:cstheme="majorBidi"/>
       <w:color w:val="2E74B5" w:themeColor="accent1" w:themeShade="BF"/>
       <w:sz w:val="26"/>
       <w:szCs w:val="26"/>
     </w:rPr>
   </w:style>
-  <w:style w:type="character" w:styleId="Ttulo3Car" w:customStyle="1">
+  <w:style w:type="character" w:customStyle="1" w:styleId="Ttulo3Car">
     <w:name w:val="Título 3 Car"/>
     <w:basedOn w:val="Fuentedeprrafopredeter"/>
     <w:link w:val="Ttulo3"/>
     <w:uiPriority w:val="9"/>
     <w:rsid w:val="00FE4ABA"/>
     <w:rPr>
-      <w:rFonts w:asciiTheme="majorHAnsi" w:hAnsiTheme="majorHAnsi" w:eastAsiaTheme="majorEastAsia" w:cstheme="majorBidi"/>
+      <w:rFonts w:asciiTheme="majorHAnsi" w:eastAsiaTheme="majorEastAsia" w:hAnsiTheme="majorHAnsi" w:cstheme="majorBidi"/>
       <w:color w:val="1F4D78" w:themeColor="accent1" w:themeShade="7F"/>
       <w:sz w:val="24"/>
       <w:szCs w:val="24"/>
@@ -8944,7 +8762,7 @@
       <w:spacing w:before="100" w:beforeAutospacing="1" w:after="100" w:afterAutospacing="1" w:line="240" w:lineRule="auto"/>
     </w:pPr>
     <w:rPr>
-      <w:rFonts w:ascii="Times New Roman" w:hAnsi="Times New Roman" w:eastAsia="Times New Roman" w:cs="Times New Roman"/>
+      <w:rFonts w:ascii="Times New Roman" w:eastAsia="Times New Roman" w:hAnsi="Times New Roman" w:cs="Times New Roman"/>
       <w:sz w:val="24"/>
       <w:szCs w:val="24"/>
       <w:lang w:eastAsia="es-CL"/>
@@ -8977,7 +8795,7 @@
       <w:szCs w:val="20"/>
     </w:rPr>
   </w:style>
-  <w:style w:type="character" w:styleId="TextocomentarioCar" w:customStyle="1">
+  <w:style w:type="character" w:customStyle="1" w:styleId="TextocomentarioCar">
     <w:name w:val="Texto comentario Car"/>
     <w:basedOn w:val="Fuentedeprrafopredeter"/>
     <w:link w:val="Textocomentario"/>
@@ -9002,7 +8820,7 @@
       <w:bCs/>
     </w:rPr>
   </w:style>
-  <w:style w:type="character" w:styleId="AsuntodelcomentarioCar" w:customStyle="1">
+  <w:style w:type="character" w:customStyle="1" w:styleId="AsuntodelcomentarioCar">
     <w:name w:val="Asunto del comentario Car"/>
     <w:basedOn w:val="TextocomentarioCar"/>
     <w:link w:val="Asuntodelcomentario"/>
@@ -9016,7 +8834,7 @@
       <w:szCs w:val="20"/>
     </w:rPr>
   </w:style>
-  <w:style w:type="table" w:styleId="Tablaconcuadrcula1clara-nfasis11" w:customStyle="1">
+  <w:style w:type="table" w:customStyle="1" w:styleId="Tablaconcuadrcula1clara-nfasis11">
     <w:name w:val="Tabla con cuadrícula 1 clara - Énfasis 11"/>
     <w:basedOn w:val="Tablanormal"/>
     <w:uiPriority w:val="46"/>
@@ -9028,12 +8846,12 @@
       <w:tblStyleRowBandSize w:val="1"/>
       <w:tblStyleColBandSize w:val="1"/>
       <w:tblBorders>
-        <w:top w:val="single" w:color="BDD6EE" w:themeColor="accent1" w:themeTint="66" w:sz="4" w:space="0"/>
-        <w:left w:val="single" w:color="BDD6EE" w:themeColor="accent1" w:themeTint="66" w:sz="4" w:space="0"/>
-        <w:bottom w:val="single" w:color="BDD6EE" w:themeColor="accent1" w:themeTint="66" w:sz="4" w:space="0"/>
-        <w:right w:val="single" w:color="BDD6EE" w:themeColor="accent1" w:themeTint="66" w:sz="4" w:space="0"/>
-        <w:insideH w:val="single" w:color="BDD6EE" w:themeColor="accent1" w:themeTint="66" w:sz="4" w:space="0"/>
-        <w:insideV w:val="single" w:color="BDD6EE" w:themeColor="accent1" w:themeTint="66" w:sz="4" w:space="0"/>
+        <w:top w:val="single" w:sz="4" w:space="0" w:color="BDD6EE" w:themeColor="accent1" w:themeTint="66"/>
+        <w:left w:val="single" w:sz="4" w:space="0" w:color="BDD6EE" w:themeColor="accent1" w:themeTint="66"/>
+        <w:bottom w:val="single" w:sz="4" w:space="0" w:color="BDD6EE" w:themeColor="accent1" w:themeTint="66"/>
+        <w:right w:val="single" w:sz="4" w:space="0" w:color="BDD6EE" w:themeColor="accent1" w:themeTint="66"/>
+        <w:insideH w:val="single" w:sz="4" w:space="0" w:color="BDD6EE" w:themeColor="accent1" w:themeTint="66"/>
+        <w:insideV w:val="single" w:sz="4" w:space="0" w:color="BDD6EE" w:themeColor="accent1" w:themeTint="66"/>
       </w:tblBorders>
     </w:tblPr>
     <w:tblStylePr w:type="firstRow">
@@ -9044,7 +8862,7 @@
       <w:tblPr/>
       <w:tcPr>
         <w:tcBorders>
-          <w:bottom w:val="single" w:color="9CC2E5" w:themeColor="accent1" w:themeTint="99" w:sz="12" w:space="0"/>
+          <w:bottom w:val="single" w:sz="12" w:space="0" w:color="9CC2E5" w:themeColor="accent1" w:themeTint="99"/>
         </w:tcBorders>
       </w:tcPr>
     </w:tblStylePr>
@@ -9056,7 +8874,7 @@
       <w:tblPr/>
       <w:tcPr>
         <w:tcBorders>
-          <w:top w:val="double" w:color="9CC2E5" w:themeColor="accent1" w:themeTint="99" w:sz="2" w:space="0"/>
+          <w:top w:val="double" w:sz="2" w:space="0" w:color="9CC2E5" w:themeColor="accent1" w:themeTint="99"/>
         </w:tcBorders>
       </w:tcPr>
     </w:tblStylePr>
@@ -9084,7 +8902,7 @@
       <w:u w:val="single"/>
     </w:rPr>
   </w:style>
-  <w:style w:type="character" w:styleId="Mencinsinresolver1" w:customStyle="1">
+  <w:style w:type="character" w:customStyle="1" w:styleId="Mencinsinresolver1">
     <w:name w:val="Mención sin resolver1"/>
     <w:basedOn w:val="Fuentedeprrafopredeter"/>
     <w:uiPriority w:val="99"/>
@@ -9113,7 +8931,7 @@
       <w:ind w:left="432" w:right="1080"/>
     </w:pPr>
     <w:rPr>
-      <w:rFonts w:asciiTheme="majorHAnsi" w:hAnsiTheme="majorHAnsi" w:eastAsiaTheme="majorEastAsia" w:cstheme="majorBidi"/>
+      <w:rFonts w:asciiTheme="majorHAnsi" w:eastAsiaTheme="majorEastAsia" w:hAnsiTheme="majorHAnsi" w:cstheme="majorBidi"/>
       <w:caps/>
       <w:color w:val="5B9BD5" w:themeColor="accent1"/>
       <w:kern w:val="20"/>
@@ -9122,14 +8940,14 @@
       <w:lang w:val="en-US" w:eastAsia="ja-JP"/>
     </w:rPr>
   </w:style>
-  <w:style w:type="character" w:styleId="SubttuloCar" w:customStyle="1">
+  <w:style w:type="character" w:customStyle="1" w:styleId="SubttuloCar">
     <w:name w:val="Subtítulo Car"/>
     <w:basedOn w:val="Fuentedeprrafopredeter"/>
     <w:link w:val="Subttulo"/>
     <w:uiPriority w:val="19"/>
     <w:rsid w:val="00446FDE"/>
     <w:rPr>
-      <w:rFonts w:asciiTheme="majorHAnsi" w:hAnsiTheme="majorHAnsi" w:eastAsiaTheme="majorEastAsia" w:cstheme="majorBidi"/>
+      <w:rFonts w:asciiTheme="majorHAnsi" w:eastAsiaTheme="majorEastAsia" w:hAnsiTheme="majorHAnsi" w:cstheme="majorBidi"/>
       <w:caps/>
       <w:color w:val="5B9BD5" w:themeColor="accent1"/>
       <w:kern w:val="20"/>
@@ -9138,7 +8956,7 @@
       <w:lang w:val="en-US" w:eastAsia="ja-JP"/>
     </w:rPr>
   </w:style>
-  <w:style w:type="table" w:styleId="Tablafinanciera" w:customStyle="1">
+  <w:style w:type="table" w:customStyle="1" w:styleId="Tablafinanciera">
     <w:name w:val="Tabla financiera"/>
     <w:basedOn w:val="Tablanormal"/>
     <w:uiPriority w:val="99"/>
@@ -9156,7 +8974,7 @@
     </w:rPr>
     <w:tblPr>
       <w:tblBorders>
-        <w:insideH w:val="single" w:color="D9D9D9" w:themeColor="background1" w:themeShade="D9" w:sz="4" w:space="0"/>
+        <w:insideH w:val="single" w:sz="4" w:space="0" w:color="D9D9D9" w:themeColor="background1" w:themeShade="D9"/>
       </w:tblBorders>
       <w:tblCellMar>
         <w:left w:w="0" w:type="dxa"/>
@@ -9208,7 +9026,7 @@
     </w:tblPr>
     <w:tblStylePr w:type="firstRow">
       <w:rPr>
-        <w:rFonts w:asciiTheme="majorHAnsi" w:hAnsiTheme="majorHAnsi" w:eastAsiaTheme="majorEastAsia" w:cstheme="majorBidi"/>
+        <w:rFonts w:asciiTheme="majorHAnsi" w:eastAsiaTheme="majorEastAsia" w:hAnsiTheme="majorHAnsi" w:cstheme="majorBidi"/>
         <w:i/>
         <w:iCs/>
         <w:sz w:val="26"/>
@@ -9216,14 +9034,14 @@
       <w:tblPr/>
       <w:tcPr>
         <w:tcBorders>
-          <w:bottom w:val="single" w:color="7F7F7F" w:themeColor="text1" w:themeTint="80" w:sz="4" w:space="0"/>
+          <w:bottom w:val="single" w:sz="4" w:space="0" w:color="7F7F7F" w:themeColor="text1" w:themeTint="80"/>
         </w:tcBorders>
         <w:shd w:val="clear" w:color="auto" w:fill="FFFFFF" w:themeFill="background1"/>
       </w:tcPr>
     </w:tblStylePr>
     <w:tblStylePr w:type="lastRow">
       <w:rPr>
-        <w:rFonts w:asciiTheme="majorHAnsi" w:hAnsiTheme="majorHAnsi" w:eastAsiaTheme="majorEastAsia" w:cstheme="majorBidi"/>
+        <w:rFonts w:asciiTheme="majorHAnsi" w:eastAsiaTheme="majorEastAsia" w:hAnsiTheme="majorHAnsi" w:cstheme="majorBidi"/>
         <w:i/>
         <w:iCs/>
         <w:sz w:val="26"/>
@@ -9231,7 +9049,7 @@
       <w:tblPr/>
       <w:tcPr>
         <w:tcBorders>
-          <w:top w:val="single" w:color="7F7F7F" w:themeColor="text1" w:themeTint="80" w:sz="4" w:space="0"/>
+          <w:top w:val="single" w:sz="4" w:space="0" w:color="7F7F7F" w:themeColor="text1" w:themeTint="80"/>
         </w:tcBorders>
         <w:shd w:val="clear" w:color="auto" w:fill="FFFFFF" w:themeFill="background1"/>
       </w:tcPr>
@@ -9241,7 +9059,7 @@
         <w:jc w:val="right"/>
       </w:pPr>
       <w:rPr>
-        <w:rFonts w:asciiTheme="majorHAnsi" w:hAnsiTheme="majorHAnsi" w:eastAsiaTheme="majorEastAsia" w:cstheme="majorBidi"/>
+        <w:rFonts w:asciiTheme="majorHAnsi" w:eastAsiaTheme="majorEastAsia" w:hAnsiTheme="majorHAnsi" w:cstheme="majorBidi"/>
         <w:i/>
         <w:iCs/>
         <w:sz w:val="26"/>
@@ -9249,14 +9067,14 @@
       <w:tblPr/>
       <w:tcPr>
         <w:tcBorders>
-          <w:right w:val="single" w:color="7F7F7F" w:themeColor="text1" w:themeTint="80" w:sz="4" w:space="0"/>
+          <w:right w:val="single" w:sz="4" w:space="0" w:color="7F7F7F" w:themeColor="text1" w:themeTint="80"/>
         </w:tcBorders>
         <w:shd w:val="clear" w:color="auto" w:fill="FFFFFF" w:themeFill="background1"/>
       </w:tcPr>
     </w:tblStylePr>
     <w:tblStylePr w:type="lastCol">
       <w:rPr>
-        <w:rFonts w:asciiTheme="majorHAnsi" w:hAnsiTheme="majorHAnsi" w:eastAsiaTheme="majorEastAsia" w:cstheme="majorBidi"/>
+        <w:rFonts w:asciiTheme="majorHAnsi" w:eastAsiaTheme="majorEastAsia" w:hAnsiTheme="majorHAnsi" w:cstheme="majorBidi"/>
         <w:i/>
         <w:iCs/>
         <w:sz w:val="26"/>
@@ -9264,7 +9082,7 @@
       <w:tblPr/>
       <w:tcPr>
         <w:tcBorders>
-          <w:left w:val="single" w:color="7F7F7F" w:themeColor="text1" w:themeTint="80" w:sz="4" w:space="0"/>
+          <w:left w:val="single" w:sz="4" w:space="0" w:color="7F7F7F" w:themeColor="text1" w:themeTint="80"/>
         </w:tcBorders>
         <w:shd w:val="clear" w:color="auto" w:fill="FFFFFF" w:themeFill="background1"/>
       </w:tcPr>
@@ -9326,9 +9144,9 @@
       <w:tblStyleRowBandSize w:val="1"/>
       <w:tblStyleColBandSize w:val="1"/>
       <w:tblBorders>
-        <w:top w:val="single" w:color="8EAADB" w:themeColor="accent5" w:themeTint="99" w:sz="4" w:space="0"/>
-        <w:bottom w:val="single" w:color="8EAADB" w:themeColor="accent5" w:themeTint="99" w:sz="4" w:space="0"/>
-        <w:insideH w:val="single" w:color="8EAADB" w:themeColor="accent5" w:themeTint="99" w:sz="4" w:space="0"/>
+        <w:top w:val="single" w:sz="4" w:space="0" w:color="8EAADB" w:themeColor="accent5" w:themeTint="99"/>
+        <w:bottom w:val="single" w:sz="4" w:space="0" w:color="8EAADB" w:themeColor="accent5" w:themeTint="99"/>
+        <w:insideH w:val="single" w:sz="4" w:space="0" w:color="8EAADB" w:themeColor="accent5" w:themeTint="99"/>
       </w:tblBorders>
     </w:tblPr>
     <w:tblStylePr w:type="firstRow">
@@ -9368,7 +9186,7 @@
       </w:tcPr>
     </w:tblStylePr>
   </w:style>
-  <w:style w:type="paragraph" w:styleId="3CBD5A742C28424DA5172AD252E32316" w:customStyle="1">
+  <w:style w:type="paragraph" w:customStyle="1" w:styleId="3CBD5A742C28424DA5172AD252E32316">
     <w:name w:val="3CBD5A742C28424DA5172AD252E32316"/>
     <w:rsid w:val="00E53696"/>
     <w:pPr>
@@ -9394,7 +9212,7 @@
       <w:lang w:eastAsia="es-CL"/>
     </w:rPr>
   </w:style>
-  <w:style w:type="character" w:styleId="PrrafodelistaCar" w:customStyle="1">
+  <w:style w:type="character" w:customStyle="1" w:styleId="PrrafodelistaCar">
     <w:name w:val="Párrafo de lista Car"/>
     <w:link w:val="Prrafodelista"/>
     <w:uiPriority w:val="34"/>
@@ -9448,7 +9266,7 @@
     <w:rsid w:val="00C04221"/>
     <w:pPr>
       <w:pBdr>
-        <w:bottom w:val="single" w:color="5B9BD5" w:themeColor="accent1" w:sz="4" w:space="4"/>
+        <w:bottom w:val="single" w:sz="4" w:space="4" w:color="5B9BD5" w:themeColor="accent1"/>
       </w:pBdr>
       <w:spacing w:before="200" w:after="280" w:line="276" w:lineRule="auto"/>
       <w:ind w:left="936" w:right="936"/>
@@ -9461,7 +9279,7 @@
       <w:color w:val="5B9BD5" w:themeColor="accent1"/>
     </w:rPr>
   </w:style>
-  <w:style w:type="character" w:styleId="CitadestacadaCar" w:customStyle="1">
+  <w:style w:type="character" w:customStyle="1" w:styleId="CitadestacadaCar">
     <w:name w:val="Cita destacada Car"/>
     <w:basedOn w:val="Fuentedeprrafopredeter"/>
     <w:link w:val="Citadestacada"/>
@@ -9513,7 +9331,7 @@
       <w:lang w:val="es-ES"/>
     </w:rPr>
   </w:style>
-  <w:style w:type="character" w:styleId="TextonotapieCar" w:customStyle="1">
+  <w:style w:type="character" w:customStyle="1" w:styleId="TextonotapieCar">
     <w:name w:val="Texto nota pie Car"/>
     <w:basedOn w:val="Fuentedeprrafopredeter"/>
     <w:link w:val="Textonotapie"/>
@@ -9535,12 +9353,12 @@
       <w:vertAlign w:val="superscript"/>
     </w:rPr>
   </w:style>
-  <w:style w:type="character" w:styleId="normaltextrun" w:customStyle="1">
+  <w:style w:type="character" w:customStyle="1" w:styleId="normaltextrun">
     <w:name w:val="normaltextrun"/>
     <w:basedOn w:val="Fuentedeprrafopredeter"/>
     <w:rsid w:val="0024234D"/>
   </w:style>
-  <w:style w:type="paragraph" w:styleId="Default" w:customStyle="1">
+  <w:style w:type="paragraph" w:customStyle="1" w:styleId="Default">
     <w:name w:val="Default"/>
     <w:rsid w:val="00E454BE"/>
     <w:pPr>
@@ -9556,7 +9374,7 @@
       <w:szCs w:val="24"/>
     </w:rPr>
   </w:style>
-  <w:style w:type="table" w:styleId="Cuadrculadetablaclara">
+  <w:style w:type="table" w:styleId="Tablaconcuadrculaclara">
     <w:name w:val="Grid Table Light"/>
     <w:basedOn w:val="Tablanormal"/>
     <w:uiPriority w:val="40"/>
@@ -9566,19 +9384,19 @@
     </w:pPr>
     <w:tblPr>
       <w:tblBorders>
-        <w:top w:val="single" w:color="BFBFBF" w:themeColor="background1" w:themeShade="BF" w:sz="4" w:space="0"/>
-        <w:left w:val="single" w:color="BFBFBF" w:themeColor="background1" w:themeShade="BF" w:sz="4" w:space="0"/>
-        <w:bottom w:val="single" w:color="BFBFBF" w:themeColor="background1" w:themeShade="BF" w:sz="4" w:space="0"/>
-        <w:right w:val="single" w:color="BFBFBF" w:themeColor="background1" w:themeShade="BF" w:sz="4" w:space="0"/>
-        <w:insideH w:val="single" w:color="BFBFBF" w:themeColor="background1" w:themeShade="BF" w:sz="4" w:space="0"/>
-        <w:insideV w:val="single" w:color="BFBFBF" w:themeColor="background1" w:themeShade="BF" w:sz="4" w:space="0"/>
+        <w:top w:val="single" w:sz="4" w:space="0" w:color="BFBFBF" w:themeColor="background1" w:themeShade="BF"/>
+        <w:left w:val="single" w:sz="4" w:space="0" w:color="BFBFBF" w:themeColor="background1" w:themeShade="BF"/>
+        <w:bottom w:val="single" w:sz="4" w:space="0" w:color="BFBFBF" w:themeColor="background1" w:themeShade="BF"/>
+        <w:right w:val="single" w:sz="4" w:space="0" w:color="BFBFBF" w:themeColor="background1" w:themeShade="BF"/>
+        <w:insideH w:val="single" w:sz="4" w:space="0" w:color="BFBFBF" w:themeColor="background1" w:themeShade="BF"/>
+        <w:insideV w:val="single" w:sz="4" w:space="0" w:color="BFBFBF" w:themeColor="background1" w:themeShade="BF"/>
       </w:tblBorders>
     </w:tblPr>
   </w:style>
-  <w:style w:type="table" w:styleId="Cuadrculadetablaclara1" w:customStyle="1">
+  <w:style w:type="table" w:customStyle="1" w:styleId="Cuadrculadetablaclara1">
     <w:name w:val="Cuadrícula de tabla clara1"/>
     <w:basedOn w:val="Tablanormal"/>
-    <w:next w:val="Cuadrculadetablaclara"/>
+    <w:next w:val="Tablaconcuadrculaclara"/>
     <w:uiPriority w:val="40"/>
     <w:rsid w:val="00943DF1"/>
     <w:pPr>
@@ -9586,16 +9404,16 @@
     </w:pPr>
     <w:tblPr>
       <w:tblBorders>
-        <w:top w:val="single" w:color="BFBFBF" w:themeColor="background1" w:themeShade="BF" w:sz="4" w:space="0"/>
-        <w:left w:val="single" w:color="BFBFBF" w:themeColor="background1" w:themeShade="BF" w:sz="4" w:space="0"/>
-        <w:bottom w:val="single" w:color="BFBFBF" w:themeColor="background1" w:themeShade="BF" w:sz="4" w:space="0"/>
-        <w:right w:val="single" w:color="BFBFBF" w:themeColor="background1" w:themeShade="BF" w:sz="4" w:space="0"/>
-        <w:insideH w:val="single" w:color="BFBFBF" w:themeColor="background1" w:themeShade="BF" w:sz="4" w:space="0"/>
-        <w:insideV w:val="single" w:color="BFBFBF" w:themeColor="background1" w:themeShade="BF" w:sz="4" w:space="0"/>
+        <w:top w:val="single" w:sz="4" w:space="0" w:color="BFBFBF" w:themeColor="background1" w:themeShade="BF"/>
+        <w:left w:val="single" w:sz="4" w:space="0" w:color="BFBFBF" w:themeColor="background1" w:themeShade="BF"/>
+        <w:bottom w:val="single" w:sz="4" w:space="0" w:color="BFBFBF" w:themeColor="background1" w:themeShade="BF"/>
+        <w:right w:val="single" w:sz="4" w:space="0" w:color="BFBFBF" w:themeColor="background1" w:themeShade="BF"/>
+        <w:insideH w:val="single" w:sz="4" w:space="0" w:color="BFBFBF" w:themeColor="background1" w:themeShade="BF"/>
+        <w:insideV w:val="single" w:sz="4" w:space="0" w:color="BFBFBF" w:themeColor="background1" w:themeShade="BF"/>
       </w:tblBorders>
     </w:tblPr>
   </w:style>
-  <w:style w:type="paragraph" w:styleId="m4042760116434134222msolistparagraph" w:customStyle="1">
+  <w:style w:type="paragraph" w:customStyle="1" w:styleId="m4042760116434134222msolistparagraph">
     <w:name w:val="m_4042760116434134222msolistparagraph"/>
     <w:basedOn w:val="Normal"/>
     <w:rsid w:val="004F1A46"/>
@@ -9603,7 +9421,7 @@
       <w:spacing w:before="100" w:beforeAutospacing="1" w:after="100" w:afterAutospacing="1" w:line="240" w:lineRule="auto"/>
     </w:pPr>
     <w:rPr>
-      <w:rFonts w:ascii="Times New Roman" w:hAnsi="Times New Roman" w:eastAsia="Times New Roman" w:cs="Times New Roman"/>
+      <w:rFonts w:ascii="Times New Roman" w:eastAsia="Times New Roman" w:hAnsi="Times New Roman" w:cs="Times New Roman"/>
       <w:sz w:val="24"/>
       <w:szCs w:val="24"/>
       <w:lang w:eastAsia="es-CL"/>
@@ -9631,12 +9449,12 @@
       <w:tblStyleRowBandSize w:val="1"/>
       <w:tblStyleColBandSize w:val="1"/>
       <w:tblBorders>
-        <w:top w:val="single" w:color="BFBFBF" w:themeColor="background1" w:themeShade="BF" w:sz="4" w:space="0"/>
-        <w:left w:val="single" w:color="BFBFBF" w:themeColor="background1" w:themeShade="BF" w:sz="4" w:space="0"/>
-        <w:bottom w:val="single" w:color="BFBFBF" w:themeColor="background1" w:themeShade="BF" w:sz="4" w:space="0"/>
-        <w:right w:val="single" w:color="BFBFBF" w:themeColor="background1" w:themeShade="BF" w:sz="4" w:space="0"/>
-        <w:insideH w:val="single" w:color="BFBFBF" w:themeColor="background1" w:themeShade="BF" w:sz="4" w:space="0"/>
-        <w:insideV w:val="single" w:color="BFBFBF" w:themeColor="background1" w:themeShade="BF" w:sz="4" w:space="0"/>
+        <w:top w:val="single" w:sz="4" w:space="0" w:color="BFBFBF" w:themeColor="background1" w:themeShade="BF"/>
+        <w:left w:val="single" w:sz="4" w:space="0" w:color="BFBFBF" w:themeColor="background1" w:themeShade="BF"/>
+        <w:bottom w:val="single" w:sz="4" w:space="0" w:color="BFBFBF" w:themeColor="background1" w:themeShade="BF"/>
+        <w:right w:val="single" w:sz="4" w:space="0" w:color="BFBFBF" w:themeColor="background1" w:themeShade="BF"/>
+        <w:insideH w:val="single" w:sz="4" w:space="0" w:color="BFBFBF" w:themeColor="background1" w:themeShade="BF"/>
+        <w:insideV w:val="single" w:sz="4" w:space="0" w:color="BFBFBF" w:themeColor="background1" w:themeShade="BF"/>
       </w:tblBorders>
     </w:tblPr>
     <w:tblStylePr w:type="firstRow">
@@ -9653,7 +9471,7 @@
       <w:tblPr/>
       <w:tcPr>
         <w:tcBorders>
-          <w:top w:val="double" w:color="BFBFBF" w:themeColor="background1" w:themeShade="BF" w:sz="4" w:space="0"/>
+          <w:top w:val="double" w:sz="4" w:space="0" w:color="BFBFBF" w:themeColor="background1" w:themeShade="BF"/>
         </w:tcBorders>
       </w:tcPr>
     </w:tblStylePr>
@@ -9683,39 +9501,6 @@
     </w:tblStylePr>
   </w:style>
 </w:styles>
-</file>
-
-<file path=word/glossary/document.xml><?xml version="1.0" encoding="utf-8"?>
-<w:glossaryDocument xmlns:w14="http://schemas.microsoft.com/office/word/2010/wordml" xmlns:w="http://schemas.openxmlformats.org/wordprocessingml/2006/main">
-  <w:docParts>
-    <w:docPart>
-      <w:docPartPr>
-        <w:name w:val="DefaultPlaceholder_1081868574"/>
-        <w:category>
-          <w:name w:val="General"/>
-          <w:gallery w:val="placeholder"/>
-        </w:category>
-        <w:types>
-          <w:type w:val="bbPlcHdr"/>
-        </w:types>
-        <w:behaviors>
-          <w:behavior w:val="content"/>
-        </w:behaviors>
-        <w:guid w:val="{febe2cea-47d9-4876-b9ad-828c9f147816}"/>
-      </w:docPartPr>
-      <w:docPartBody>
-        <w:p>
-          <w:r>
-            <w:rPr>
-              <w:rStyle w:val="PlaceholderText"/>
-            </w:rPr>
-            <w:t/>
-          </w:r>
-        </w:p>
-      </w:docPartBody>
-    </w:docPart>
-  </w:docParts>
-</w:glossaryDocument>
 </file>
 
 <file path=word/theme/theme1.xml><?xml version="1.0" encoding="utf-8"?>
@@ -9980,21 +9765,6 @@
 </file>
 
 <file path=customXml/item1.xml><?xml version="1.0" encoding="utf-8"?>
-<?mso-contentType ?>
-<FormTemplates xmlns="http://schemas.microsoft.com/sharepoint/v3/contenttype/forms">
-  <Display>DocumentLibraryForm</Display>
-  <Edit>DocumentLibraryForm</Edit>
-  <New>DocumentLibraryForm</New>
-</FormTemplates>
-</file>
-
-<file path=customXml/item2.xml><?xml version="1.0" encoding="utf-8"?>
-<p:properties xmlns:p="http://schemas.microsoft.com/office/2006/metadata/properties" xmlns:xsi="http://www.w3.org/2001/XMLSchema-instance" xmlns:pc="http://schemas.microsoft.com/office/infopath/2007/PartnerControls">
-  <documentManagement/>
-</p:properties>
-</file>
-
-<file path=customXml/item3.xml><?xml version="1.0" encoding="utf-8"?>
 <ct:contentTypeSchema xmlns:ct="http://schemas.microsoft.com/office/2006/metadata/contentType" xmlns:ma="http://schemas.microsoft.com/office/2006/metadata/properties/metaAttributes" ct:_="" ma:_="" ma:contentTypeName="Documento" ma:contentTypeID="0x010100E96778489EE7714D8BD12CC105EB918B" ma:contentTypeVersion="2" ma:contentTypeDescription="Crear nuevo documento." ma:contentTypeScope="" ma:versionID="416c5c7ae9b5d54d83875cd3c65194e3">
   <xsd:schema xmlns:xsd="http://www.w3.org/2001/XMLSchema" xmlns:xs="http://www.w3.org/2001/XMLSchema" xmlns:p="http://schemas.microsoft.com/office/2006/metadata/properties" xmlns:ns2="126e8a1c-9ea9-435a-ac89-d06c80d62e30" targetNamespace="http://schemas.microsoft.com/office/2006/metadata/properties" ma:root="true" ma:fieldsID="70a237c842677bd850644f8595079f5e" ns2:_="">
     <xsd:import namespace="126e8a1c-9ea9-435a-ac89-d06c80d62e30"/>
@@ -10126,14 +9896,39 @@
 </ct:contentTypeSchema>
 </file>
 
+<file path=customXml/item2.xml><?xml version="1.0" encoding="utf-8"?>
+<p:properties xmlns:p="http://schemas.microsoft.com/office/2006/metadata/properties" xmlns:xsi="http://www.w3.org/2001/XMLSchema-instance" xmlns:pc="http://schemas.microsoft.com/office/infopath/2007/PartnerControls">
+  <documentManagement/>
+</p:properties>
+</file>
+
+<file path=customXml/item3.xml><?xml version="1.0" encoding="utf-8"?>
+<?mso-contentType ?>
+<FormTemplates xmlns="http://schemas.microsoft.com/sharepoint/v3/contenttype/forms">
+  <Display>DocumentLibraryForm</Display>
+  <Edit>DocumentLibraryForm</Edit>
+  <New>DocumentLibraryForm</New>
+</FormTemplates>
+</file>
+
 <file path=customXml/item4.xml><?xml version="1.0" encoding="utf-8"?>
 <b:Sources xmlns:b="http://schemas.openxmlformats.org/officeDocument/2006/bibliography" xmlns="http://schemas.openxmlformats.org/officeDocument/2006/bibliography" SelectedStyle="\APASixthEditionOfficeOnline.xsl" StyleName="APA" Version="6"/>
 </file>
 
 <file path=customXml/itemProps1.xml><?xml version="1.0" encoding="utf-8"?>
-<ds:datastoreItem xmlns:ds="http://schemas.openxmlformats.org/officeDocument/2006/customXml" ds:itemID="{DABAA964-10BA-4DBC-ABF2-CDEAC0FAF7AA}">
+<ds:datastoreItem xmlns:ds="http://schemas.openxmlformats.org/officeDocument/2006/customXml" ds:itemID="{767CD2D5-7A6C-47C3-9B54-C4225C74DD0B}">
   <ds:schemaRefs>
-    <ds:schemaRef ds:uri="http://schemas.microsoft.com/sharepoint/v3/contenttype/forms"/>
+    <ds:schemaRef ds:uri="http://schemas.microsoft.com/office/2006/metadata/contentType"/>
+    <ds:schemaRef ds:uri="http://schemas.microsoft.com/office/2006/metadata/properties/metaAttributes"/>
+    <ds:schemaRef ds:uri="http://www.w3.org/2001/XMLSchema"/>
+    <ds:schemaRef ds:uri="http://schemas.microsoft.com/office/2006/metadata/properties"/>
+    <ds:schemaRef ds:uri="126e8a1c-9ea9-435a-ac89-d06c80d62e30"/>
+    <ds:schemaRef ds:uri="http://schemas.microsoft.com/office/2006/documentManagement/types"/>
+    <ds:schemaRef ds:uri="http://schemas.microsoft.com/office/infopath/2007/PartnerControls"/>
+    <ds:schemaRef ds:uri="http://schemas.openxmlformats.org/package/2006/metadata/core-properties"/>
+    <ds:schemaRef ds:uri="http://purl.org/dc/elements/1.1/"/>
+    <ds:schemaRef ds:uri="http://purl.org/dc/terms/"/>
+    <ds:schemaRef ds:uri="http://schemas.microsoft.com/internal/obd"/>
   </ds:schemaRefs>
 </ds:datastoreItem>
 </file>
@@ -10143,14 +9938,16 @@
   <ds:schemaRefs>
     <ds:schemaRef ds:uri="http://schemas.microsoft.com/office/2006/metadata/properties"/>
     <ds:schemaRef ds:uri="http://schemas.microsoft.com/office/infopath/2007/PartnerControls"/>
-    <ds:schemaRef ds:uri="322f9391-964b-48b6-b3b0-13a7ac8a75d6"/>
-    <ds:schemaRef ds:uri="c2ef7064-63f7-4dcd-87f2-3580cf294d1c"/>
   </ds:schemaRefs>
 </ds:datastoreItem>
 </file>
 
 <file path=customXml/itemProps3.xml><?xml version="1.0" encoding="utf-8"?>
-<ds:datastoreItem xmlns:ds="http://schemas.openxmlformats.org/officeDocument/2006/customXml" ds:itemID="{767CD2D5-7A6C-47C3-9B54-C4225C74DD0B}"/>
+<ds:datastoreItem xmlns:ds="http://schemas.openxmlformats.org/officeDocument/2006/customXml" ds:itemID="{DABAA964-10BA-4DBC-ABF2-CDEAC0FAF7AA}">
+  <ds:schemaRefs>
+    <ds:schemaRef ds:uri="http://schemas.microsoft.com/sharepoint/v3/contenttype/forms"/>
+  </ds:schemaRefs>
+</ds:datastoreItem>
 </file>
 
 <file path=customXml/itemProps4.xml><?xml version="1.0" encoding="utf-8"?>
